--- a/docs/requirements.docx
+++ b/docs/requirements.docx
@@ -1,13 +1,13 @@
 
 <file path=word/document.xml><?xml version="1.0" encoding="utf-8"?>
-<w:document xmlns:wpc="http://schemas.microsoft.com/office/word/2010/wordprocessingCanvas" xmlns:cx="http://schemas.microsoft.com/office/drawing/2014/chartex" xmlns:cx1="http://schemas.microsoft.com/office/drawing/2015/9/8/chartex" xmlns:cx2="http://schemas.microsoft.com/office/drawing/2015/10/21/chartex" xmlns:cx3="http://schemas.microsoft.com/office/drawing/2016/5/9/chartex" xmlns:cx4="http://schemas.microsoft.com/office/drawing/2016/5/10/chartex" xmlns:cx5="http://schemas.microsoft.com/office/drawing/2016/5/11/chartex" xmlns:cx6="http://schemas.microsoft.com/office/drawing/2016/5/12/chartex" xmlns:cx7="http://schemas.microsoft.com/office/drawing/2016/5/13/chartex" xmlns:cx8="http://schemas.microsoft.com/office/drawing/2016/5/14/chartex" xmlns:mc="http://schemas.openxmlformats.org/markup-compatibility/2006" xmlns:m="http://schemas.openxmlformats.org/officeDocument/2006/math" xmlns:aink="http://schemas.microsoft.com/office/drawing/2016/ink" xmlns:am3d="http://schemas.microsoft.com/office/drawing/2017/model3d" xmlns:oel="http://schemas.microsoft.com/office/2019/extlst" xmlns:r="http://schemas.openxmlformats.org/officeDocument/2006/relationships" xmlns:wp14="http://schemas.microsoft.com/office/word/2010/wordprocessingDrawing" xmlns:wp="http://schemas.openxmlformats.org/drawingml/2006/wordprocessingDrawing" xmlns:wpg="http://schemas.microsoft.com/office/word/2010/wordprocessingGroup" xmlns:wpi="http://schemas.microsoft.com/office/word/2010/wordprocessingInk" xmlns:wps="http://schemas.microsoft.com/office/word/2010/wordprocessingShape" xmlns:o="urn:schemas-microsoft-com:office:office" xmlns:v="urn:schemas-microsoft-com:vml" xmlns:w10="urn:schemas-microsoft-com:office:word" xmlns:w="http://schemas.openxmlformats.org/wordprocessingml/2006/main" xmlns:w14="http://schemas.microsoft.com/office/word/2010/wordml" xmlns:w15="http://schemas.microsoft.com/office/word/2012/wordml" xmlns:w16cex="http://schemas.microsoft.com/office/word/2018/wordml/cex" xmlns:w16cid="http://schemas.microsoft.com/office/word/2016/wordml/cid" xmlns:w16="http://schemas.microsoft.com/office/word/2018/wordml" xmlns:w16sdtdh="http://schemas.microsoft.com/office/word/2020/wordml/sdtdatahash" xmlns:w16sdtfl="http://schemas.microsoft.com/office/word/2024/wordml/sdtformatlock" xmlns:w16se="http://schemas.microsoft.com/office/word/2015/wordml/symex" xmlns:w16du="http://schemas.microsoft.com/office/word/2023/wordml/word16du" xmlns:wne="http://schemas.microsoft.com/office/word/2006/wordml" mc:Ignorable="w14 w15 w16se w16cid w16 w16cex w16sdtdh w16sdtfl w16du wp14">
+<w:document xmlns:wpc="http://schemas.microsoft.com/office/word/2010/wordprocessingCanvas" xmlns:mc="http://schemas.openxmlformats.org/markup-compatibility/2006" xmlns:o="urn:schemas-microsoft-com:office:office" xmlns:r="http://schemas.openxmlformats.org/officeDocument/2006/relationships" xmlns:m="http://schemas.openxmlformats.org/officeDocument/2006/math" xmlns:v="urn:schemas-microsoft-com:vml" xmlns:wp14="http://schemas.microsoft.com/office/word/2010/wordprocessingDrawing" xmlns:wp="http://schemas.openxmlformats.org/drawingml/2006/wordprocessingDrawing" xmlns:w="http://schemas.openxmlformats.org/wordprocessingml/2006/main" xmlns:w14="http://schemas.microsoft.com/office/word/2010/wordml" xmlns:w10="urn:schemas-microsoft-com:office:word" xmlns:w15="http://schemas.microsoft.com/office/word/2012/wordml" xmlns:wpg="http://schemas.microsoft.com/office/word/2010/wordprocessingGroup" xmlns:wpi="http://schemas.microsoft.com/office/word/2010/wordprocessingInk" xmlns:wne="http://schemas.microsoft.com/office/word/2006/wordml" xmlns:wps="http://schemas.microsoft.com/office/word/2010/wordprocessingShape" xmlns:wpsCustomData="http://www.wps.cn/officeDocument/2013/wpsCustomData" mc:Ignorable="w14 w15 wp14">
   <w:body>
     <w:p>
       <w:pPr>
         <w:spacing w:before="100" w:beforeAutospacing="1" w:after="100" w:afterAutospacing="1" w:line="240" w:lineRule="auto"/>
         <w:outlineLvl w:val="1"/>
         <w:rPr>
-          <w:rFonts w:ascii="Times New Roman" w:eastAsia="Times New Roman" w:hAnsi="Times New Roman" w:cs="Times New Roman"/>
+          <w:rFonts w:ascii="Times New Roman" w:hAnsi="Times New Roman" w:eastAsia="Times New Roman" w:cs="Times New Roman"/>
           <w:b/>
           <w:bCs/>
           <w:kern w:val="0"/>
@@ -18,7 +18,7 @@
       </w:pPr>
       <w:r>
         <w:rPr>
-          <w:rFonts w:ascii="Times New Roman" w:eastAsia="Times New Roman" w:hAnsi="Times New Roman" w:cs="Times New Roman"/>
+          <w:rFonts w:ascii="Times New Roman" w:hAnsi="Times New Roman" w:eastAsia="Times New Roman" w:cs="Times New Roman"/>
           <w:b/>
           <w:bCs/>
           <w:kern w:val="0"/>
@@ -33,30 +33,22 @@
       <w:pPr>
         <w:spacing w:before="100" w:beforeAutospacing="1" w:after="100" w:afterAutospacing="1" w:line="240" w:lineRule="auto"/>
         <w:rPr>
-          <w:rFonts w:ascii="Times New Roman" w:eastAsia="Times New Roman" w:hAnsi="Times New Roman" w:cs="Times New Roman"/>
-          <w:kern w:val="0"/>
-          <w14:ligatures w14:val="none"/>
-        </w:rPr>
-      </w:pPr>
-      <w:r>
-        <w:rPr>
-          <w:rFonts w:ascii="Times New Roman" w:eastAsia="Times New Roman" w:hAnsi="Times New Roman" w:cs="Times New Roman"/>
-          <w:kern w:val="0"/>
-          <w14:ligatures w14:val="none"/>
-        </w:rPr>
-        <w:t xml:space="preserve">Dựa trên cấu trúc trò chơi "Trúc Xanh" (Memory Card Game), </w:t>
-      </w:r>
-      <w:r>
-        <w:rPr>
-          <w:rFonts w:ascii="Times New Roman" w:eastAsia="Times New Roman" w:hAnsi="Times New Roman" w:cs="Times New Roman"/>
-          <w:kern w:val="0"/>
-          <w14:ligatures w14:val="none"/>
-        </w:rPr>
-        <w:t>bài</w:t>
-      </w:r>
-      <w:r>
-        <w:rPr>
-          <w:rFonts w:ascii="Times New Roman" w:eastAsia="Times New Roman" w:hAnsi="Times New Roman" w:cs="Times New Roman"/>
+          <w:rFonts w:ascii="Times New Roman" w:hAnsi="Times New Roman" w:eastAsia="Times New Roman" w:cs="Times New Roman"/>
+          <w:kern w:val="0"/>
+          <w14:ligatures w14:val="none"/>
+        </w:rPr>
+      </w:pPr>
+      <w:r>
+        <w:rPr>
+          <w:rFonts w:ascii="Times New Roman" w:hAnsi="Times New Roman" w:eastAsia="Times New Roman" w:cs="Times New Roman"/>
+          <w:kern w:val="0"/>
+          <w14:ligatures w14:val="none"/>
+        </w:rPr>
+        <w:t>Dựa trên cấu trúc trò chơi "Trúc Xanh" (Memory Card Game), bài</w:t>
+      </w:r>
+      <w:r>
+        <w:rPr>
+          <w:rFonts w:ascii="Times New Roman" w:hAnsi="Times New Roman" w:eastAsia="Times New Roman" w:cs="Times New Roman"/>
           <w:kern w:val="0"/>
           <w:lang w:val="vi-VN"/>
           <w14:ligatures w14:val="none"/>
@@ -65,7 +57,7 @@
       </w:r>
       <w:r>
         <w:rPr>
-          <w:rFonts w:ascii="Times New Roman" w:eastAsia="Times New Roman" w:hAnsi="Times New Roman" w:cs="Times New Roman"/>
+          <w:rFonts w:ascii="Times New Roman" w:hAnsi="Times New Roman" w:eastAsia="Times New Roman" w:cs="Times New Roman"/>
           <w:kern w:val="0"/>
           <w14:ligatures w14:val="none"/>
         </w:rPr>
@@ -77,7 +69,7 @@
         <w:spacing w:before="100" w:beforeAutospacing="1" w:after="100" w:afterAutospacing="1" w:line="240" w:lineRule="auto"/>
         <w:outlineLvl w:val="2"/>
         <w:rPr>
-          <w:rFonts w:ascii="Times New Roman" w:eastAsia="Times New Roman" w:hAnsi="Times New Roman" w:cs="Times New Roman"/>
+          <w:rFonts w:ascii="Times New Roman" w:hAnsi="Times New Roman" w:eastAsia="Times New Roman" w:cs="Times New Roman"/>
           <w:b/>
           <w:bCs/>
           <w:kern w:val="0"/>
@@ -88,7 +80,7 @@
       </w:pPr>
       <w:r>
         <w:rPr>
-          <w:rFonts w:ascii="Times New Roman" w:eastAsia="Times New Roman" w:hAnsi="Times New Roman" w:cs="Times New Roman"/>
+          <w:rFonts w:ascii="Times New Roman" w:hAnsi="Times New Roman" w:eastAsia="Times New Roman" w:cs="Times New Roman"/>
           <w:b/>
           <w:bCs/>
           <w:kern w:val="0"/>
@@ -107,14 +99,14 @@
         </w:numPr>
         <w:spacing w:before="100" w:beforeAutospacing="1" w:after="100" w:afterAutospacing="1" w:line="240" w:lineRule="auto"/>
         <w:rPr>
-          <w:rFonts w:ascii="Times New Roman" w:eastAsia="Times New Roman" w:hAnsi="Times New Roman" w:cs="Times New Roman"/>
-          <w:kern w:val="0"/>
-          <w14:ligatures w14:val="none"/>
-        </w:rPr>
-      </w:pPr>
-      <w:r>
-        <w:rPr>
-          <w:rFonts w:ascii="Times New Roman" w:eastAsia="Times New Roman" w:hAnsi="Times New Roman" w:cs="Times New Roman"/>
+          <w:rFonts w:ascii="Times New Roman" w:hAnsi="Times New Roman" w:eastAsia="Times New Roman" w:cs="Times New Roman"/>
+          <w:kern w:val="0"/>
+          <w14:ligatures w14:val="none"/>
+        </w:rPr>
+      </w:pPr>
+      <w:r>
+        <w:rPr>
+          <w:rFonts w:ascii="Times New Roman" w:hAnsi="Times New Roman" w:eastAsia="Times New Roman" w:cs="Times New Roman"/>
           <w:b/>
           <w:bCs/>
           <w:kern w:val="0"/>
@@ -131,14 +123,14 @@
         </w:numPr>
         <w:spacing w:before="100" w:beforeAutospacing="1" w:after="100" w:afterAutospacing="1" w:line="240" w:lineRule="auto"/>
         <w:rPr>
-          <w:rFonts w:ascii="Times New Roman" w:eastAsia="Times New Roman" w:hAnsi="Times New Roman" w:cs="Times New Roman"/>
-          <w:kern w:val="0"/>
-          <w14:ligatures w14:val="none"/>
-        </w:rPr>
-      </w:pPr>
-      <w:r>
-        <w:rPr>
-          <w:rFonts w:ascii="Times New Roman" w:eastAsia="Times New Roman" w:hAnsi="Times New Roman" w:cs="Times New Roman"/>
+          <w:rFonts w:ascii="Times New Roman" w:hAnsi="Times New Roman" w:eastAsia="Times New Roman" w:cs="Times New Roman"/>
+          <w:kern w:val="0"/>
+          <w14:ligatures w14:val="none"/>
+        </w:rPr>
+      </w:pPr>
+      <w:r>
+        <w:rPr>
+          <w:rFonts w:ascii="Times New Roman" w:hAnsi="Times New Roman" w:eastAsia="Times New Roman" w:cs="Times New Roman"/>
           <w:kern w:val="0"/>
           <w14:ligatures w14:val="none"/>
         </w:rPr>
@@ -153,14 +145,14 @@
         </w:numPr>
         <w:spacing w:before="100" w:beforeAutospacing="1" w:after="100" w:afterAutospacing="1" w:line="240" w:lineRule="auto"/>
         <w:rPr>
-          <w:rFonts w:ascii="Times New Roman" w:eastAsia="Times New Roman" w:hAnsi="Times New Roman" w:cs="Times New Roman"/>
-          <w:kern w:val="0"/>
-          <w14:ligatures w14:val="none"/>
-        </w:rPr>
-      </w:pPr>
-      <w:r>
-        <w:rPr>
-          <w:rFonts w:ascii="Times New Roman" w:eastAsia="Times New Roman" w:hAnsi="Times New Roman" w:cs="Times New Roman"/>
+          <w:rFonts w:ascii="Times New Roman" w:hAnsi="Times New Roman" w:eastAsia="Times New Roman" w:cs="Times New Roman"/>
+          <w:kern w:val="0"/>
+          <w14:ligatures w14:val="none"/>
+        </w:rPr>
+      </w:pPr>
+      <w:r>
+        <w:rPr>
+          <w:rFonts w:ascii="Times New Roman" w:hAnsi="Times New Roman" w:eastAsia="Times New Roman" w:cs="Times New Roman"/>
           <w:kern w:val="0"/>
           <w14:ligatures w14:val="none"/>
         </w:rPr>
@@ -175,14 +167,14 @@
         </w:numPr>
         <w:spacing w:before="100" w:beforeAutospacing="1" w:after="100" w:afterAutospacing="1" w:line="240" w:lineRule="auto"/>
         <w:rPr>
-          <w:rFonts w:ascii="Times New Roman" w:eastAsia="Times New Roman" w:hAnsi="Times New Roman" w:cs="Times New Roman"/>
-          <w:kern w:val="0"/>
-          <w14:ligatures w14:val="none"/>
-        </w:rPr>
-      </w:pPr>
-      <w:r>
-        <w:rPr>
-          <w:rFonts w:ascii="Times New Roman" w:eastAsia="Times New Roman" w:hAnsi="Times New Roman" w:cs="Times New Roman"/>
+          <w:rFonts w:ascii="Times New Roman" w:hAnsi="Times New Roman" w:eastAsia="Times New Roman" w:cs="Times New Roman"/>
+          <w:kern w:val="0"/>
+          <w14:ligatures w14:val="none"/>
+        </w:rPr>
+      </w:pPr>
+      <w:r>
+        <w:rPr>
+          <w:rFonts w:ascii="Times New Roman" w:hAnsi="Times New Roman" w:eastAsia="Times New Roman" w:cs="Times New Roman"/>
           <w:kern w:val="0"/>
           <w14:ligatures w14:val="none"/>
         </w:rPr>
@@ -197,14 +189,14 @@
         </w:numPr>
         <w:spacing w:before="100" w:beforeAutospacing="1" w:after="100" w:afterAutospacing="1" w:line="240" w:lineRule="auto"/>
         <w:rPr>
-          <w:rFonts w:ascii="Times New Roman" w:eastAsia="Times New Roman" w:hAnsi="Times New Roman" w:cs="Times New Roman"/>
-          <w:kern w:val="0"/>
-          <w14:ligatures w14:val="none"/>
-        </w:rPr>
-      </w:pPr>
-      <w:r>
-        <w:rPr>
-          <w:rFonts w:ascii="Times New Roman" w:eastAsia="Times New Roman" w:hAnsi="Times New Roman" w:cs="Times New Roman"/>
+          <w:rFonts w:ascii="Times New Roman" w:hAnsi="Times New Roman" w:eastAsia="Times New Roman" w:cs="Times New Roman"/>
+          <w:kern w:val="0"/>
+          <w14:ligatures w14:val="none"/>
+        </w:rPr>
+      </w:pPr>
+      <w:r>
+        <w:rPr>
+          <w:rFonts w:ascii="Times New Roman" w:hAnsi="Times New Roman" w:eastAsia="Times New Roman" w:cs="Times New Roman"/>
           <w:b/>
           <w:bCs/>
           <w:kern w:val="0"/>
@@ -221,14 +213,14 @@
         </w:numPr>
         <w:spacing w:before="100" w:beforeAutospacing="1" w:after="100" w:afterAutospacing="1" w:line="240" w:lineRule="auto"/>
         <w:rPr>
-          <w:rFonts w:ascii="Times New Roman" w:eastAsia="Times New Roman" w:hAnsi="Times New Roman" w:cs="Times New Roman"/>
-          <w:kern w:val="0"/>
-          <w14:ligatures w14:val="none"/>
-        </w:rPr>
-      </w:pPr>
-      <w:r>
-        <w:rPr>
-          <w:rFonts w:ascii="Times New Roman" w:eastAsia="Times New Roman" w:hAnsi="Times New Roman" w:cs="Times New Roman"/>
+          <w:rFonts w:ascii="Times New Roman" w:hAnsi="Times New Roman" w:eastAsia="Times New Roman" w:cs="Times New Roman"/>
+          <w:kern w:val="0"/>
+          <w14:ligatures w14:val="none"/>
+        </w:rPr>
+      </w:pPr>
+      <w:r>
+        <w:rPr>
+          <w:rFonts w:ascii="Times New Roman" w:hAnsi="Times New Roman" w:eastAsia="Times New Roman" w:cs="Times New Roman"/>
           <w:kern w:val="0"/>
           <w14:ligatures w14:val="none"/>
         </w:rPr>
@@ -243,14 +235,14 @@
         </w:numPr>
         <w:spacing w:before="100" w:beforeAutospacing="1" w:after="100" w:afterAutospacing="1" w:line="240" w:lineRule="auto"/>
         <w:rPr>
-          <w:rFonts w:ascii="Times New Roman" w:eastAsia="Times New Roman" w:hAnsi="Times New Roman" w:cs="Times New Roman"/>
-          <w:kern w:val="0"/>
-          <w14:ligatures w14:val="none"/>
-        </w:rPr>
-      </w:pPr>
-      <w:r>
-        <w:rPr>
-          <w:rFonts w:ascii="Times New Roman" w:eastAsia="Times New Roman" w:hAnsi="Times New Roman" w:cs="Times New Roman"/>
+          <w:rFonts w:ascii="Times New Roman" w:hAnsi="Times New Roman" w:eastAsia="Times New Roman" w:cs="Times New Roman"/>
+          <w:kern w:val="0"/>
+          <w14:ligatures w14:val="none"/>
+        </w:rPr>
+      </w:pPr>
+      <w:r>
+        <w:rPr>
+          <w:rFonts w:ascii="Times New Roman" w:hAnsi="Times New Roman" w:eastAsia="Times New Roman" w:cs="Times New Roman"/>
           <w:b/>
           <w:bCs/>
           <w:kern w:val="0"/>
@@ -260,7 +252,7 @@
       </w:r>
       <w:r>
         <w:rPr>
-          <w:rFonts w:ascii="Times New Roman" w:eastAsia="Times New Roman" w:hAnsi="Times New Roman" w:cs="Times New Roman"/>
+          <w:rFonts w:ascii="Times New Roman" w:hAnsi="Times New Roman" w:eastAsia="Times New Roman" w:cs="Times New Roman"/>
           <w:kern w:val="0"/>
           <w14:ligatures w14:val="none"/>
         </w:rPr>
@@ -268,7 +260,7 @@
       </w:r>
       <w:r>
         <w:rPr>
-          <w:rFonts w:ascii="Times New Roman" w:eastAsia="Times New Roman" w:hAnsi="Times New Roman" w:cs="Times New Roman"/>
+          <w:rFonts w:ascii="Times New Roman" w:hAnsi="Times New Roman" w:eastAsia="Times New Roman" w:cs="Times New Roman"/>
           <w:b/>
           <w:bCs/>
           <w:kern w:val="0"/>
@@ -278,7 +270,7 @@
       </w:r>
       <w:r>
         <w:rPr>
-          <w:rFonts w:ascii="Times New Roman" w:eastAsia="Times New Roman" w:hAnsi="Times New Roman" w:cs="Times New Roman"/>
+          <w:rFonts w:ascii="Times New Roman" w:hAnsi="Times New Roman" w:eastAsia="Times New Roman" w:cs="Times New Roman"/>
           <w:kern w:val="0"/>
           <w14:ligatures w14:val="none"/>
         </w:rPr>
@@ -293,14 +285,14 @@
         </w:numPr>
         <w:spacing w:before="100" w:beforeAutospacing="1" w:after="100" w:afterAutospacing="1" w:line="240" w:lineRule="auto"/>
         <w:rPr>
-          <w:rFonts w:ascii="Times New Roman" w:eastAsia="Times New Roman" w:hAnsi="Times New Roman" w:cs="Times New Roman"/>
-          <w:kern w:val="0"/>
-          <w14:ligatures w14:val="none"/>
-        </w:rPr>
-      </w:pPr>
-      <w:r>
-        <w:rPr>
-          <w:rFonts w:ascii="Times New Roman" w:eastAsia="Times New Roman" w:hAnsi="Times New Roman" w:cs="Times New Roman"/>
+          <w:rFonts w:ascii="Times New Roman" w:hAnsi="Times New Roman" w:eastAsia="Times New Roman" w:cs="Times New Roman"/>
+          <w:kern w:val="0"/>
+          <w14:ligatures w14:val="none"/>
+        </w:rPr>
+      </w:pPr>
+      <w:r>
+        <w:rPr>
+          <w:rFonts w:ascii="Times New Roman" w:hAnsi="Times New Roman" w:eastAsia="Times New Roman" w:cs="Times New Roman"/>
           <w:b/>
           <w:bCs/>
           <w:kern w:val="0"/>
@@ -317,14 +309,14 @@
         </w:numPr>
         <w:spacing w:before="100" w:beforeAutospacing="1" w:after="100" w:afterAutospacing="1" w:line="240" w:lineRule="auto"/>
         <w:rPr>
-          <w:rFonts w:ascii="Times New Roman" w:eastAsia="Times New Roman" w:hAnsi="Times New Roman" w:cs="Times New Roman"/>
-          <w:kern w:val="0"/>
-          <w14:ligatures w14:val="none"/>
-        </w:rPr>
-      </w:pPr>
-      <w:r>
-        <w:rPr>
-          <w:rFonts w:ascii="Times New Roman" w:eastAsia="Times New Roman" w:hAnsi="Times New Roman" w:cs="Times New Roman"/>
+          <w:rFonts w:ascii="Times New Roman" w:hAnsi="Times New Roman" w:eastAsia="Times New Roman" w:cs="Times New Roman"/>
+          <w:kern w:val="0"/>
+          <w14:ligatures w14:val="none"/>
+        </w:rPr>
+      </w:pPr>
+      <w:r>
+        <w:rPr>
+          <w:rFonts w:ascii="Times New Roman" w:hAnsi="Times New Roman" w:eastAsia="Times New Roman" w:cs="Times New Roman"/>
           <w:kern w:val="0"/>
           <w14:ligatures w14:val="none"/>
         </w:rPr>
@@ -332,7 +324,7 @@
       </w:r>
       <w:r>
         <w:rPr>
-          <w:rFonts w:ascii="Courier New" w:eastAsia="Times New Roman" w:hAnsi="Courier New" w:cs="Courier New"/>
+          <w:rFonts w:ascii="Courier New" w:hAnsi="Courier New" w:eastAsia="Times New Roman" w:cs="Courier New"/>
           <w:kern w:val="0"/>
           <w:sz w:val="20"/>
           <w:szCs w:val="20"/>
@@ -342,7 +334,7 @@
       </w:r>
       <w:r>
         <w:rPr>
-          <w:rFonts w:ascii="Times New Roman" w:eastAsia="Times New Roman" w:hAnsi="Times New Roman" w:cs="Times New Roman"/>
+          <w:rFonts w:ascii="Times New Roman" w:hAnsi="Times New Roman" w:eastAsia="Times New Roman" w:cs="Times New Roman"/>
           <w:kern w:val="0"/>
           <w14:ligatures w14:val="none"/>
         </w:rPr>
@@ -350,7 +342,7 @@
       </w:r>
       <w:r>
         <w:rPr>
-          <w:rFonts w:ascii="Courier New" w:eastAsia="Times New Roman" w:hAnsi="Courier New" w:cs="Courier New"/>
+          <w:rFonts w:ascii="Courier New" w:hAnsi="Courier New" w:eastAsia="Times New Roman" w:cs="Courier New"/>
           <w:kern w:val="0"/>
           <w:sz w:val="20"/>
           <w:szCs w:val="20"/>
@@ -360,7 +352,7 @@
       </w:r>
       <w:r>
         <w:rPr>
-          <w:rFonts w:ascii="Times New Roman" w:eastAsia="Times New Roman" w:hAnsi="Times New Roman" w:cs="Times New Roman"/>
+          <w:rFonts w:ascii="Times New Roman" w:hAnsi="Times New Roman" w:eastAsia="Times New Roman" w:cs="Times New Roman"/>
           <w:kern w:val="0"/>
           <w14:ligatures w14:val="none"/>
         </w:rPr>
@@ -375,14 +367,14 @@
         </w:numPr>
         <w:spacing w:before="100" w:beforeAutospacing="1" w:after="100" w:afterAutospacing="1" w:line="240" w:lineRule="auto"/>
         <w:rPr>
-          <w:rFonts w:ascii="Times New Roman" w:eastAsia="Times New Roman" w:hAnsi="Times New Roman" w:cs="Times New Roman"/>
-          <w:kern w:val="0"/>
-          <w14:ligatures w14:val="none"/>
-        </w:rPr>
-      </w:pPr>
-      <w:r>
-        <w:rPr>
-          <w:rFonts w:ascii="Times New Roman" w:eastAsia="Times New Roman" w:hAnsi="Times New Roman" w:cs="Times New Roman"/>
+          <w:rFonts w:ascii="Times New Roman" w:hAnsi="Times New Roman" w:eastAsia="Times New Roman" w:cs="Times New Roman"/>
+          <w:kern w:val="0"/>
+          <w14:ligatures w14:val="none"/>
+        </w:rPr>
+      </w:pPr>
+      <w:r>
+        <w:rPr>
+          <w:rFonts w:ascii="Times New Roman" w:hAnsi="Times New Roman" w:eastAsia="Times New Roman" w:cs="Times New Roman"/>
           <w:kern w:val="0"/>
           <w14:ligatures w14:val="none"/>
         </w:rPr>
@@ -397,14 +389,14 @@
         </w:numPr>
         <w:spacing w:before="100" w:beforeAutospacing="1" w:after="100" w:afterAutospacing="1" w:line="240" w:lineRule="auto"/>
         <w:rPr>
-          <w:rFonts w:ascii="Times New Roman" w:eastAsia="Times New Roman" w:hAnsi="Times New Roman" w:cs="Times New Roman"/>
-          <w:kern w:val="0"/>
-          <w14:ligatures w14:val="none"/>
-        </w:rPr>
-      </w:pPr>
-      <w:r>
-        <w:rPr>
-          <w:rFonts w:ascii="Times New Roman" w:eastAsia="Times New Roman" w:hAnsi="Times New Roman" w:cs="Times New Roman"/>
+          <w:rFonts w:ascii="Times New Roman" w:hAnsi="Times New Roman" w:eastAsia="Times New Roman" w:cs="Times New Roman"/>
+          <w:kern w:val="0"/>
+          <w14:ligatures w14:val="none"/>
+        </w:rPr>
+      </w:pPr>
+      <w:r>
+        <w:rPr>
+          <w:rFonts w:ascii="Times New Roman" w:hAnsi="Times New Roman" w:eastAsia="Times New Roman" w:cs="Times New Roman"/>
           <w:b/>
           <w:bCs/>
           <w:kern w:val="0"/>
@@ -421,14 +413,14 @@
         </w:numPr>
         <w:spacing w:before="100" w:beforeAutospacing="1" w:after="100" w:afterAutospacing="1" w:line="240" w:lineRule="auto"/>
         <w:rPr>
-          <w:rFonts w:ascii="Times New Roman" w:eastAsia="Times New Roman" w:hAnsi="Times New Roman" w:cs="Times New Roman"/>
-          <w:kern w:val="0"/>
-          <w14:ligatures w14:val="none"/>
-        </w:rPr>
-      </w:pPr>
-      <w:r>
-        <w:rPr>
-          <w:rFonts w:ascii="Times New Roman" w:eastAsia="Times New Roman" w:hAnsi="Times New Roman" w:cs="Times New Roman"/>
+          <w:rFonts w:ascii="Times New Roman" w:hAnsi="Times New Roman" w:eastAsia="Times New Roman" w:cs="Times New Roman"/>
+          <w:kern w:val="0"/>
+          <w14:ligatures w14:val="none"/>
+        </w:rPr>
+      </w:pPr>
+      <w:r>
+        <w:rPr>
+          <w:rFonts w:ascii="Times New Roman" w:hAnsi="Times New Roman" w:eastAsia="Times New Roman" w:cs="Times New Roman"/>
           <w:kern w:val="0"/>
           <w14:ligatures w14:val="none"/>
         </w:rPr>
@@ -436,7 +428,7 @@
       </w:r>
       <w:r>
         <w:rPr>
-          <w:rFonts w:ascii="Courier New" w:eastAsia="Times New Roman" w:hAnsi="Courier New" w:cs="Courier New"/>
+          <w:rFonts w:ascii="Courier New" w:hAnsi="Courier New" w:eastAsia="Times New Roman" w:cs="Courier New"/>
           <w:kern w:val="0"/>
           <w:sz w:val="20"/>
           <w:szCs w:val="20"/>
@@ -446,7 +438,7 @@
       </w:r>
       <w:r>
         <w:rPr>
-          <w:rFonts w:ascii="Times New Roman" w:eastAsia="Times New Roman" w:hAnsi="Times New Roman" w:cs="Times New Roman"/>
+          <w:rFonts w:ascii="Times New Roman" w:hAnsi="Times New Roman" w:eastAsia="Times New Roman" w:cs="Times New Roman"/>
           <w:kern w:val="0"/>
           <w14:ligatures w14:val="none"/>
         </w:rPr>
@@ -454,7 +446,7 @@
       </w:r>
       <w:r>
         <w:rPr>
-          <w:rFonts w:ascii="Courier New" w:eastAsia="Times New Roman" w:hAnsi="Courier New" w:cs="Courier New"/>
+          <w:rFonts w:ascii="Courier New" w:hAnsi="Courier New" w:eastAsia="Times New Roman" w:cs="Courier New"/>
           <w:kern w:val="0"/>
           <w:sz w:val="20"/>
           <w:szCs w:val="20"/>
@@ -464,7 +456,7 @@
       </w:r>
       <w:r>
         <w:rPr>
-          <w:rFonts w:ascii="Times New Roman" w:eastAsia="Times New Roman" w:hAnsi="Times New Roman" w:cs="Times New Roman"/>
+          <w:rFonts w:ascii="Times New Roman" w:hAnsi="Times New Roman" w:eastAsia="Times New Roman" w:cs="Times New Roman"/>
           <w:kern w:val="0"/>
           <w14:ligatures w14:val="none"/>
         </w:rPr>
@@ -479,14 +471,14 @@
         </w:numPr>
         <w:spacing w:before="100" w:beforeAutospacing="1" w:after="100" w:afterAutospacing="1" w:line="240" w:lineRule="auto"/>
         <w:rPr>
-          <w:rFonts w:ascii="Times New Roman" w:eastAsia="Times New Roman" w:hAnsi="Times New Roman" w:cs="Times New Roman"/>
-          <w:kern w:val="0"/>
-          <w14:ligatures w14:val="none"/>
-        </w:rPr>
-      </w:pPr>
-      <w:r>
-        <w:rPr>
-          <w:rFonts w:ascii="Times New Roman" w:eastAsia="Times New Roman" w:hAnsi="Times New Roman" w:cs="Times New Roman"/>
+          <w:rFonts w:ascii="Times New Roman" w:hAnsi="Times New Roman" w:eastAsia="Times New Roman" w:cs="Times New Roman"/>
+          <w:kern w:val="0"/>
+          <w14:ligatures w14:val="none"/>
+        </w:rPr>
+      </w:pPr>
+      <w:r>
+        <w:rPr>
+          <w:rFonts w:ascii="Times New Roman" w:hAnsi="Times New Roman" w:eastAsia="Times New Roman" w:cs="Times New Roman"/>
           <w:kern w:val="0"/>
           <w14:ligatures w14:val="none"/>
         </w:rPr>
@@ -501,14 +493,14 @@
         </w:numPr>
         <w:spacing w:before="100" w:beforeAutospacing="1" w:after="100" w:afterAutospacing="1" w:line="240" w:lineRule="auto"/>
         <w:rPr>
-          <w:rFonts w:ascii="Times New Roman" w:eastAsia="Times New Roman" w:hAnsi="Times New Roman" w:cs="Times New Roman"/>
-          <w:kern w:val="0"/>
-          <w14:ligatures w14:val="none"/>
-        </w:rPr>
-      </w:pPr>
-      <w:r>
-        <w:rPr>
-          <w:rFonts w:ascii="Times New Roman" w:eastAsia="Times New Roman" w:hAnsi="Times New Roman" w:cs="Times New Roman"/>
+          <w:rFonts w:ascii="Times New Roman" w:hAnsi="Times New Roman" w:eastAsia="Times New Roman" w:cs="Times New Roman"/>
+          <w:kern w:val="0"/>
+          <w14:ligatures w14:val="none"/>
+        </w:rPr>
+      </w:pPr>
+      <w:r>
+        <w:rPr>
+          <w:rFonts w:ascii="Times New Roman" w:hAnsi="Times New Roman" w:eastAsia="Times New Roman" w:cs="Times New Roman"/>
           <w:b/>
           <w:bCs/>
           <w:kern w:val="0"/>
@@ -525,14 +517,14 @@
         </w:numPr>
         <w:spacing w:before="100" w:beforeAutospacing="1" w:after="100" w:afterAutospacing="1" w:line="240" w:lineRule="auto"/>
         <w:rPr>
-          <w:rFonts w:ascii="Times New Roman" w:eastAsia="Times New Roman" w:hAnsi="Times New Roman" w:cs="Times New Roman"/>
-          <w:kern w:val="0"/>
-          <w14:ligatures w14:val="none"/>
-        </w:rPr>
-      </w:pPr>
-      <w:r>
-        <w:rPr>
-          <w:rFonts w:ascii="Times New Roman" w:eastAsia="Times New Roman" w:hAnsi="Times New Roman" w:cs="Times New Roman"/>
+          <w:rFonts w:ascii="Times New Roman" w:hAnsi="Times New Roman" w:eastAsia="Times New Roman" w:cs="Times New Roman"/>
+          <w:kern w:val="0"/>
+          <w14:ligatures w14:val="none"/>
+        </w:rPr>
+      </w:pPr>
+      <w:r>
+        <w:rPr>
+          <w:rFonts w:ascii="Times New Roman" w:hAnsi="Times New Roman" w:eastAsia="Times New Roman" w:cs="Times New Roman"/>
           <w:kern w:val="0"/>
           <w14:ligatures w14:val="none"/>
         </w:rPr>
@@ -547,14 +539,14 @@
         </w:numPr>
         <w:spacing w:before="100" w:beforeAutospacing="1" w:after="100" w:afterAutospacing="1" w:line="240" w:lineRule="auto"/>
         <w:rPr>
-          <w:rFonts w:ascii="Times New Roman" w:eastAsia="Times New Roman" w:hAnsi="Times New Roman" w:cs="Times New Roman"/>
-          <w:kern w:val="0"/>
-          <w14:ligatures w14:val="none"/>
-        </w:rPr>
-      </w:pPr>
-      <w:r>
-        <w:rPr>
-          <w:rFonts w:ascii="Times New Roman" w:eastAsia="Times New Roman" w:hAnsi="Times New Roman" w:cs="Times New Roman"/>
+          <w:rFonts w:ascii="Times New Roman" w:hAnsi="Times New Roman" w:eastAsia="Times New Roman" w:cs="Times New Roman"/>
+          <w:kern w:val="0"/>
+          <w14:ligatures w14:val="none"/>
+        </w:rPr>
+      </w:pPr>
+      <w:r>
+        <w:rPr>
+          <w:rFonts w:ascii="Times New Roman" w:hAnsi="Times New Roman" w:eastAsia="Times New Roman" w:cs="Times New Roman"/>
           <w:kern w:val="0"/>
           <w14:ligatures w14:val="none"/>
         </w:rPr>
@@ -569,14 +561,14 @@
         </w:numPr>
         <w:spacing w:before="100" w:beforeAutospacing="1" w:after="100" w:afterAutospacing="1" w:line="240" w:lineRule="auto"/>
         <w:rPr>
-          <w:rFonts w:ascii="Times New Roman" w:eastAsia="Times New Roman" w:hAnsi="Times New Roman" w:cs="Times New Roman"/>
-          <w:kern w:val="0"/>
-          <w14:ligatures w14:val="none"/>
-        </w:rPr>
-      </w:pPr>
-      <w:r>
-        <w:rPr>
-          <w:rFonts w:ascii="Times New Roman" w:eastAsia="Times New Roman" w:hAnsi="Times New Roman" w:cs="Times New Roman"/>
+          <w:rFonts w:ascii="Times New Roman" w:hAnsi="Times New Roman" w:eastAsia="Times New Roman" w:cs="Times New Roman"/>
+          <w:kern w:val="0"/>
+          <w14:ligatures w14:val="none"/>
+        </w:rPr>
+      </w:pPr>
+      <w:r>
+        <w:rPr>
+          <w:rFonts w:ascii="Times New Roman" w:hAnsi="Times New Roman" w:eastAsia="Times New Roman" w:cs="Times New Roman"/>
           <w:b/>
           <w:bCs/>
           <w:kern w:val="0"/>
@@ -593,14 +585,14 @@
         </w:numPr>
         <w:spacing w:before="100" w:beforeAutospacing="1" w:after="100" w:afterAutospacing="1" w:line="240" w:lineRule="auto"/>
         <w:rPr>
-          <w:rFonts w:ascii="Times New Roman" w:eastAsia="Times New Roman" w:hAnsi="Times New Roman" w:cs="Times New Roman"/>
-          <w:kern w:val="0"/>
-          <w14:ligatures w14:val="none"/>
-        </w:rPr>
-      </w:pPr>
-      <w:r>
-        <w:rPr>
-          <w:rFonts w:ascii="Times New Roman" w:eastAsia="Times New Roman" w:hAnsi="Times New Roman" w:cs="Times New Roman"/>
+          <w:rFonts w:ascii="Times New Roman" w:hAnsi="Times New Roman" w:eastAsia="Times New Roman" w:cs="Times New Roman"/>
+          <w:kern w:val="0"/>
+          <w14:ligatures w14:val="none"/>
+        </w:rPr>
+      </w:pPr>
+      <w:r>
+        <w:rPr>
+          <w:rFonts w:ascii="Times New Roman" w:hAnsi="Times New Roman" w:eastAsia="Times New Roman" w:cs="Times New Roman"/>
           <w:kern w:val="0"/>
           <w14:ligatures w14:val="none"/>
         </w:rPr>
@@ -615,14 +607,14 @@
         </w:numPr>
         <w:spacing w:before="100" w:beforeAutospacing="1" w:after="100" w:afterAutospacing="1" w:line="240" w:lineRule="auto"/>
         <w:rPr>
-          <w:rFonts w:ascii="Times New Roman" w:eastAsia="Times New Roman" w:hAnsi="Times New Roman" w:cs="Times New Roman"/>
-          <w:kern w:val="0"/>
-          <w14:ligatures w14:val="none"/>
-        </w:rPr>
-      </w:pPr>
-      <w:r>
-        <w:rPr>
-          <w:rFonts w:ascii="Times New Roman" w:eastAsia="Times New Roman" w:hAnsi="Times New Roman" w:cs="Times New Roman"/>
+          <w:rFonts w:ascii="Times New Roman" w:hAnsi="Times New Roman" w:eastAsia="Times New Roman" w:cs="Times New Roman"/>
+          <w:kern w:val="0"/>
+          <w14:ligatures w14:val="none"/>
+        </w:rPr>
+      </w:pPr>
+      <w:r>
+        <w:rPr>
+          <w:rFonts w:ascii="Times New Roman" w:hAnsi="Times New Roman" w:eastAsia="Times New Roman" w:cs="Times New Roman"/>
           <w:kern w:val="0"/>
           <w14:ligatures w14:val="none"/>
         </w:rPr>
@@ -630,7 +622,7 @@
       </w:r>
       <w:r>
         <w:rPr>
-          <w:rFonts w:ascii="Courier New" w:eastAsia="Times New Roman" w:hAnsi="Courier New" w:cs="Courier New"/>
+          <w:rFonts w:ascii="Courier New" w:hAnsi="Courier New" w:eastAsia="Times New Roman" w:cs="Courier New"/>
           <w:kern w:val="0"/>
           <w:sz w:val="20"/>
           <w:szCs w:val="20"/>
@@ -640,7 +632,7 @@
       </w:r>
       <w:r>
         <w:rPr>
-          <w:rFonts w:ascii="Times New Roman" w:eastAsia="Times New Roman" w:hAnsi="Times New Roman" w:cs="Times New Roman"/>
+          <w:rFonts w:ascii="Times New Roman" w:hAnsi="Times New Roman" w:eastAsia="Times New Roman" w:cs="Times New Roman"/>
           <w:kern w:val="0"/>
           <w14:ligatures w14:val="none"/>
         </w:rPr>
@@ -648,7 +640,7 @@
       </w:r>
       <w:r>
         <w:rPr>
-          <w:rFonts w:ascii="Courier New" w:eastAsia="Times New Roman" w:hAnsi="Courier New" w:cs="Courier New"/>
+          <w:rFonts w:ascii="Courier New" w:hAnsi="Courier New" w:eastAsia="Times New Roman" w:cs="Courier New"/>
           <w:kern w:val="0"/>
           <w:sz w:val="20"/>
           <w:szCs w:val="20"/>
@@ -658,7 +650,7 @@
       </w:r>
       <w:r>
         <w:rPr>
-          <w:rFonts w:ascii="Times New Roman" w:eastAsia="Times New Roman" w:hAnsi="Times New Roman" w:cs="Times New Roman"/>
+          <w:rFonts w:ascii="Times New Roman" w:hAnsi="Times New Roman" w:eastAsia="Times New Roman" w:cs="Times New Roman"/>
           <w:kern w:val="0"/>
           <w14:ligatures w14:val="none"/>
         </w:rPr>
@@ -666,7 +658,7 @@
       </w:r>
       <w:r>
         <w:rPr>
-          <w:rFonts w:ascii="Courier New" w:eastAsia="Times New Roman" w:hAnsi="Courier New" w:cs="Courier New"/>
+          <w:rFonts w:ascii="Courier New" w:hAnsi="Courier New" w:eastAsia="Times New Roman" w:cs="Courier New"/>
           <w:kern w:val="0"/>
           <w:sz w:val="20"/>
           <w:szCs w:val="20"/>
@@ -676,7 +668,7 @@
       </w:r>
       <w:r>
         <w:rPr>
-          <w:rFonts w:ascii="Times New Roman" w:eastAsia="Times New Roman" w:hAnsi="Times New Roman" w:cs="Times New Roman"/>
+          <w:rFonts w:ascii="Times New Roman" w:hAnsi="Times New Roman" w:eastAsia="Times New Roman" w:cs="Times New Roman"/>
           <w:kern w:val="0"/>
           <w14:ligatures w14:val="none"/>
         </w:rPr>
@@ -688,7 +680,7 @@
         <w:spacing w:before="100" w:beforeAutospacing="1" w:after="100" w:afterAutospacing="1" w:line="240" w:lineRule="auto"/>
         <w:outlineLvl w:val="2"/>
         <w:rPr>
-          <w:rFonts w:ascii="Times New Roman" w:eastAsia="Times New Roman" w:hAnsi="Times New Roman" w:cs="Times New Roman"/>
+          <w:rFonts w:ascii="Times New Roman" w:hAnsi="Times New Roman" w:eastAsia="Times New Roman" w:cs="Times New Roman"/>
           <w:b/>
           <w:bCs/>
           <w:kern w:val="0"/>
@@ -699,7 +691,7 @@
       </w:pPr>
       <w:r>
         <w:rPr>
-          <w:rFonts w:ascii="Times New Roman" w:eastAsia="Times New Roman" w:hAnsi="Times New Roman" w:cs="Times New Roman"/>
+          <w:rFonts w:ascii="Times New Roman" w:hAnsi="Times New Roman" w:eastAsia="Times New Roman" w:cs="Times New Roman"/>
           <w:b/>
           <w:bCs/>
           <w:kern w:val="0"/>
@@ -714,14 +706,14 @@
       <w:pPr>
         <w:spacing w:before="100" w:beforeAutospacing="1" w:after="100" w:afterAutospacing="1" w:line="240" w:lineRule="auto"/>
         <w:rPr>
-          <w:rFonts w:ascii="Times New Roman" w:eastAsia="Times New Roman" w:hAnsi="Times New Roman" w:cs="Times New Roman"/>
-          <w:kern w:val="0"/>
-          <w14:ligatures w14:val="none"/>
-        </w:rPr>
-      </w:pPr>
-      <w:r>
-        <w:rPr>
-          <w:rFonts w:ascii="Times New Roman" w:eastAsia="Times New Roman" w:hAnsi="Times New Roman" w:cs="Times New Roman"/>
+          <w:rFonts w:ascii="Times New Roman" w:hAnsi="Times New Roman" w:eastAsia="Times New Roman" w:cs="Times New Roman"/>
+          <w:kern w:val="0"/>
+          <w14:ligatures w14:val="none"/>
+        </w:rPr>
+      </w:pPr>
+      <w:r>
+        <w:rPr>
+          <w:rFonts w:ascii="Times New Roman" w:hAnsi="Times New Roman" w:eastAsia="Times New Roman" w:cs="Times New Roman"/>
           <w:b/>
           <w:bCs/>
           <w:kern w:val="0"/>
@@ -738,14 +730,14 @@
         </w:numPr>
         <w:spacing w:before="100" w:beforeAutospacing="1" w:after="100" w:afterAutospacing="1" w:line="240" w:lineRule="auto"/>
         <w:rPr>
-          <w:rFonts w:ascii="Times New Roman" w:eastAsia="Times New Roman" w:hAnsi="Times New Roman" w:cs="Times New Roman"/>
-          <w:kern w:val="0"/>
-          <w14:ligatures w14:val="none"/>
-        </w:rPr>
-      </w:pPr>
-      <w:r>
-        <w:rPr>
-          <w:rFonts w:ascii="Times New Roman" w:eastAsia="Times New Roman" w:hAnsi="Times New Roman" w:cs="Times New Roman"/>
+          <w:rFonts w:ascii="Times New Roman" w:hAnsi="Times New Roman" w:eastAsia="Times New Roman" w:cs="Times New Roman"/>
+          <w:kern w:val="0"/>
+          <w14:ligatures w14:val="none"/>
+        </w:rPr>
+      </w:pPr>
+      <w:r>
+        <w:rPr>
+          <w:rFonts w:ascii="Times New Roman" w:hAnsi="Times New Roman" w:eastAsia="Times New Roman" w:cs="Times New Roman"/>
           <w:kern w:val="0"/>
           <w14:ligatures w14:val="none"/>
         </w:rPr>
@@ -760,14 +752,14 @@
         </w:numPr>
         <w:spacing w:before="100" w:beforeAutospacing="1" w:after="100" w:afterAutospacing="1" w:line="240" w:lineRule="auto"/>
         <w:rPr>
-          <w:rFonts w:ascii="Times New Roman" w:eastAsia="Times New Roman" w:hAnsi="Times New Roman" w:cs="Times New Roman"/>
-          <w:kern w:val="0"/>
-          <w14:ligatures w14:val="none"/>
-        </w:rPr>
-      </w:pPr>
-      <w:r>
-        <w:rPr>
-          <w:rFonts w:ascii="Times New Roman" w:eastAsia="Times New Roman" w:hAnsi="Times New Roman" w:cs="Times New Roman"/>
+          <w:rFonts w:ascii="Times New Roman" w:hAnsi="Times New Roman" w:eastAsia="Times New Roman" w:cs="Times New Roman"/>
+          <w:kern w:val="0"/>
+          <w14:ligatures w14:val="none"/>
+        </w:rPr>
+      </w:pPr>
+      <w:r>
+        <w:rPr>
+          <w:rFonts w:ascii="Times New Roman" w:hAnsi="Times New Roman" w:eastAsia="Times New Roman" w:cs="Times New Roman"/>
           <w:kern w:val="0"/>
           <w14:ligatures w14:val="none"/>
         </w:rPr>
@@ -782,14 +774,14 @@
         </w:numPr>
         <w:spacing w:before="100" w:beforeAutospacing="1" w:after="100" w:afterAutospacing="1" w:line="240" w:lineRule="auto"/>
         <w:rPr>
-          <w:rFonts w:ascii="Times New Roman" w:eastAsia="Times New Roman" w:hAnsi="Times New Roman" w:cs="Times New Roman"/>
-          <w:kern w:val="0"/>
-          <w14:ligatures w14:val="none"/>
-        </w:rPr>
-      </w:pPr>
-      <w:r>
-        <w:rPr>
-          <w:rFonts w:ascii="Times New Roman" w:eastAsia="Times New Roman" w:hAnsi="Times New Roman" w:cs="Times New Roman"/>
+          <w:rFonts w:ascii="Times New Roman" w:hAnsi="Times New Roman" w:eastAsia="Times New Roman" w:cs="Times New Roman"/>
+          <w:kern w:val="0"/>
+          <w14:ligatures w14:val="none"/>
+        </w:rPr>
+      </w:pPr>
+      <w:r>
+        <w:rPr>
+          <w:rFonts w:ascii="Times New Roman" w:hAnsi="Times New Roman" w:eastAsia="Times New Roman" w:cs="Times New Roman"/>
           <w:kern w:val="0"/>
           <w14:ligatures w14:val="none"/>
         </w:rPr>
@@ -797,7 +789,7 @@
       </w:r>
       <w:r>
         <w:rPr>
-          <w:rFonts w:ascii="Courier New" w:eastAsia="Times New Roman" w:hAnsi="Courier New" w:cs="Courier New"/>
+          <w:rFonts w:ascii="Courier New" w:hAnsi="Courier New" w:eastAsia="Times New Roman" w:cs="Courier New"/>
           <w:kern w:val="0"/>
           <w:sz w:val="20"/>
           <w:szCs w:val="20"/>
@@ -807,7 +799,7 @@
       </w:r>
       <w:r>
         <w:rPr>
-          <w:rFonts w:ascii="Times New Roman" w:eastAsia="Times New Roman" w:hAnsi="Times New Roman" w:cs="Times New Roman"/>
+          <w:rFonts w:ascii="Times New Roman" w:hAnsi="Times New Roman" w:eastAsia="Times New Roman" w:cs="Times New Roman"/>
           <w:kern w:val="0"/>
           <w14:ligatures w14:val="none"/>
         </w:rPr>
@@ -815,7 +807,7 @@
       </w:r>
       <w:r>
         <w:rPr>
-          <w:rFonts w:ascii="Courier New" w:eastAsia="Times New Roman" w:hAnsi="Courier New" w:cs="Courier New"/>
+          <w:rFonts w:ascii="Courier New" w:hAnsi="Courier New" w:eastAsia="Times New Roman" w:cs="Courier New"/>
           <w:kern w:val="0"/>
           <w:sz w:val="20"/>
           <w:szCs w:val="20"/>
@@ -825,7 +817,7 @@
       </w:r>
       <w:r>
         <w:rPr>
-          <w:rFonts w:ascii="Times New Roman" w:eastAsia="Times New Roman" w:hAnsi="Times New Roman" w:cs="Times New Roman"/>
+          <w:rFonts w:ascii="Times New Roman" w:hAnsi="Times New Roman" w:eastAsia="Times New Roman" w:cs="Times New Roman"/>
           <w:kern w:val="0"/>
           <w14:ligatures w14:val="none"/>
         </w:rPr>
@@ -840,14 +832,14 @@
         </w:numPr>
         <w:spacing w:before="100" w:beforeAutospacing="1" w:after="100" w:afterAutospacing="1" w:line="240" w:lineRule="auto"/>
         <w:rPr>
-          <w:rFonts w:ascii="Times New Roman" w:eastAsia="Times New Roman" w:hAnsi="Times New Roman" w:cs="Times New Roman"/>
-          <w:kern w:val="0"/>
-          <w14:ligatures w14:val="none"/>
-        </w:rPr>
-      </w:pPr>
-      <w:r>
-        <w:rPr>
-          <w:rFonts w:ascii="Times New Roman" w:eastAsia="Times New Roman" w:hAnsi="Times New Roman" w:cs="Times New Roman"/>
+          <w:rFonts w:ascii="Times New Roman" w:hAnsi="Times New Roman" w:eastAsia="Times New Roman" w:cs="Times New Roman"/>
+          <w:kern w:val="0"/>
+          <w14:ligatures w14:val="none"/>
+        </w:rPr>
+      </w:pPr>
+      <w:r>
+        <w:rPr>
+          <w:rFonts w:ascii="Times New Roman" w:hAnsi="Times New Roman" w:eastAsia="Times New Roman" w:cs="Times New Roman"/>
           <w:kern w:val="0"/>
           <w14:ligatures w14:val="none"/>
         </w:rPr>
@@ -855,7 +847,7 @@
       </w:r>
       <w:r>
         <w:rPr>
-          <w:rFonts w:ascii="Courier New" w:eastAsia="Times New Roman" w:hAnsi="Courier New" w:cs="Courier New"/>
+          <w:rFonts w:ascii="Courier New" w:hAnsi="Courier New" w:eastAsia="Times New Roman" w:cs="Courier New"/>
           <w:kern w:val="0"/>
           <w:sz w:val="20"/>
           <w:szCs w:val="20"/>
@@ -865,7 +857,7 @@
       </w:r>
       <w:r>
         <w:rPr>
-          <w:rFonts w:ascii="Times New Roman" w:eastAsia="Times New Roman" w:hAnsi="Times New Roman" w:cs="Times New Roman"/>
+          <w:rFonts w:ascii="Times New Roman" w:hAnsi="Times New Roman" w:eastAsia="Times New Roman" w:cs="Times New Roman"/>
           <w:kern w:val="0"/>
           <w14:ligatures w14:val="none"/>
         </w:rPr>
@@ -880,14 +872,14 @@
         </w:numPr>
         <w:spacing w:before="100" w:beforeAutospacing="1" w:after="100" w:afterAutospacing="1" w:line="240" w:lineRule="auto"/>
         <w:rPr>
-          <w:rFonts w:ascii="Times New Roman" w:eastAsia="Times New Roman" w:hAnsi="Times New Roman" w:cs="Times New Roman"/>
-          <w:kern w:val="0"/>
-          <w14:ligatures w14:val="none"/>
-        </w:rPr>
-      </w:pPr>
-      <w:r>
-        <w:rPr>
-          <w:rFonts w:ascii="Times New Roman" w:eastAsia="Times New Roman" w:hAnsi="Times New Roman" w:cs="Times New Roman"/>
+          <w:rFonts w:ascii="Times New Roman" w:hAnsi="Times New Roman" w:eastAsia="Times New Roman" w:cs="Times New Roman"/>
+          <w:kern w:val="0"/>
+          <w14:ligatures w14:val="none"/>
+        </w:rPr>
+      </w:pPr>
+      <w:r>
+        <w:rPr>
+          <w:rFonts w:ascii="Times New Roman" w:hAnsi="Times New Roman" w:eastAsia="Times New Roman" w:cs="Times New Roman"/>
           <w:kern w:val="0"/>
           <w14:ligatures w14:val="none"/>
         </w:rPr>
@@ -895,7 +887,7 @@
       </w:r>
       <w:r>
         <w:rPr>
-          <w:rFonts w:ascii="Courier New" w:eastAsia="Times New Roman" w:hAnsi="Courier New" w:cs="Courier New"/>
+          <w:rFonts w:ascii="Courier New" w:hAnsi="Courier New" w:eastAsia="Times New Roman" w:cs="Courier New"/>
           <w:kern w:val="0"/>
           <w:sz w:val="20"/>
           <w:szCs w:val="20"/>
@@ -905,7 +897,7 @@
       </w:r>
       <w:r>
         <w:rPr>
-          <w:rFonts w:ascii="Times New Roman" w:eastAsia="Times New Roman" w:hAnsi="Times New Roman" w:cs="Times New Roman"/>
+          <w:rFonts w:ascii="Times New Roman" w:hAnsi="Times New Roman" w:eastAsia="Times New Roman" w:cs="Times New Roman"/>
           <w:kern w:val="0"/>
           <w14:ligatures w14:val="none"/>
         </w:rPr>
@@ -913,7 +905,7 @@
       </w:r>
       <w:r>
         <w:rPr>
-          <w:rFonts w:ascii="Courier New" w:eastAsia="Times New Roman" w:hAnsi="Courier New" w:cs="Courier New"/>
+          <w:rFonts w:ascii="Courier New" w:hAnsi="Courier New" w:eastAsia="Times New Roman" w:cs="Courier New"/>
           <w:kern w:val="0"/>
           <w:sz w:val="20"/>
           <w:szCs w:val="20"/>
@@ -923,7 +915,7 @@
       </w:r>
       <w:r>
         <w:rPr>
-          <w:rFonts w:ascii="Times New Roman" w:eastAsia="Times New Roman" w:hAnsi="Times New Roman" w:cs="Times New Roman"/>
+          <w:rFonts w:ascii="Times New Roman" w:hAnsi="Times New Roman" w:eastAsia="Times New Roman" w:cs="Times New Roman"/>
           <w:kern w:val="0"/>
           <w14:ligatures w14:val="none"/>
         </w:rPr>
@@ -934,14 +926,14 @@
       <w:pPr>
         <w:spacing w:before="100" w:beforeAutospacing="1" w:after="100" w:afterAutospacing="1" w:line="240" w:lineRule="auto"/>
         <w:rPr>
-          <w:rFonts w:ascii="Times New Roman" w:eastAsia="Times New Roman" w:hAnsi="Times New Roman" w:cs="Times New Roman"/>
-          <w:kern w:val="0"/>
-          <w14:ligatures w14:val="none"/>
-        </w:rPr>
-      </w:pPr>
-      <w:r>
-        <w:rPr>
-          <w:rFonts w:ascii="Times New Roman" w:eastAsia="Times New Roman" w:hAnsi="Times New Roman" w:cs="Times New Roman"/>
+          <w:rFonts w:ascii="Times New Roman" w:hAnsi="Times New Roman" w:eastAsia="Times New Roman" w:cs="Times New Roman"/>
+          <w:kern w:val="0"/>
+          <w14:ligatures w14:val="none"/>
+        </w:rPr>
+      </w:pPr>
+      <w:r>
+        <w:rPr>
+          <w:rFonts w:ascii="Times New Roman" w:hAnsi="Times New Roman" w:eastAsia="Times New Roman" w:cs="Times New Roman"/>
           <w:b/>
           <w:bCs/>
           <w:kern w:val="0"/>
@@ -958,14 +950,14 @@
         </w:numPr>
         <w:spacing w:before="100" w:beforeAutospacing="1" w:after="100" w:afterAutospacing="1" w:line="240" w:lineRule="auto"/>
         <w:rPr>
-          <w:rFonts w:ascii="Times New Roman" w:eastAsia="Times New Roman" w:hAnsi="Times New Roman" w:cs="Times New Roman"/>
-          <w:kern w:val="0"/>
-          <w14:ligatures w14:val="none"/>
-        </w:rPr>
-      </w:pPr>
-      <w:r>
-        <w:rPr>
-          <w:rFonts w:ascii="Times New Roman" w:eastAsia="Times New Roman" w:hAnsi="Times New Roman" w:cs="Times New Roman"/>
+          <w:rFonts w:ascii="Times New Roman" w:hAnsi="Times New Roman" w:eastAsia="Times New Roman" w:cs="Times New Roman"/>
+          <w:kern w:val="0"/>
+          <w14:ligatures w14:val="none"/>
+        </w:rPr>
+      </w:pPr>
+      <w:r>
+        <w:rPr>
+          <w:rFonts w:ascii="Times New Roman" w:hAnsi="Times New Roman" w:eastAsia="Times New Roman" w:cs="Times New Roman"/>
           <w:b/>
           <w:bCs/>
           <w:kern w:val="0"/>
@@ -975,7 +967,7 @@
       </w:r>
       <w:r>
         <w:rPr>
-          <w:rFonts w:ascii="Times New Roman" w:eastAsia="Times New Roman" w:hAnsi="Times New Roman" w:cs="Times New Roman"/>
+          <w:rFonts w:ascii="Times New Roman" w:hAnsi="Times New Roman" w:eastAsia="Times New Roman" w:cs="Times New Roman"/>
           <w:kern w:val="0"/>
           <w14:ligatures w14:val="none"/>
         </w:rPr>
@@ -983,7 +975,7 @@
       </w:r>
       <w:r>
         <w:rPr>
-          <w:rFonts w:ascii="Courier New" w:eastAsia="Times New Roman" w:hAnsi="Courier New" w:cs="Courier New"/>
+          <w:rFonts w:ascii="Courier New" w:hAnsi="Courier New" w:eastAsia="Times New Roman" w:cs="Courier New"/>
           <w:kern w:val="0"/>
           <w:sz w:val="20"/>
           <w:szCs w:val="20"/>
@@ -993,7 +985,7 @@
       </w:r>
       <w:r>
         <w:rPr>
-          <w:rFonts w:ascii="Times New Roman" w:eastAsia="Times New Roman" w:hAnsi="Times New Roman" w:cs="Times New Roman"/>
+          <w:rFonts w:ascii="Times New Roman" w:hAnsi="Times New Roman" w:eastAsia="Times New Roman" w:cs="Times New Roman"/>
           <w:kern w:val="0"/>
           <w14:ligatures w14:val="none"/>
         </w:rPr>
@@ -1001,7 +993,7 @@
       </w:r>
       <w:r>
         <w:rPr>
-          <w:rFonts w:ascii="Courier New" w:eastAsia="Times New Roman" w:hAnsi="Courier New" w:cs="Courier New"/>
+          <w:rFonts w:ascii="Courier New" w:hAnsi="Courier New" w:eastAsia="Times New Roman" w:cs="Courier New"/>
           <w:kern w:val="0"/>
           <w:sz w:val="20"/>
           <w:szCs w:val="20"/>
@@ -1011,7 +1003,7 @@
       </w:r>
       <w:r>
         <w:rPr>
-          <w:rFonts w:ascii="Times New Roman" w:eastAsia="Times New Roman" w:hAnsi="Times New Roman" w:cs="Times New Roman"/>
+          <w:rFonts w:ascii="Times New Roman" w:hAnsi="Times New Roman" w:eastAsia="Times New Roman" w:cs="Times New Roman"/>
           <w:kern w:val="0"/>
           <w14:ligatures w14:val="none"/>
         </w:rPr>
@@ -1019,7 +1011,7 @@
       </w:r>
       <w:r>
         <w:rPr>
-          <w:rFonts w:ascii="Courier New" w:eastAsia="Times New Roman" w:hAnsi="Courier New" w:cs="Courier New"/>
+          <w:rFonts w:ascii="Courier New" w:hAnsi="Courier New" w:eastAsia="Times New Roman" w:cs="Courier New"/>
           <w:kern w:val="0"/>
           <w:sz w:val="20"/>
           <w:szCs w:val="20"/>
@@ -1029,7 +1021,7 @@
       </w:r>
       <w:r>
         <w:rPr>
-          <w:rFonts w:ascii="Times New Roman" w:eastAsia="Times New Roman" w:hAnsi="Times New Roman" w:cs="Times New Roman"/>
+          <w:rFonts w:ascii="Times New Roman" w:hAnsi="Times New Roman" w:eastAsia="Times New Roman" w:cs="Times New Roman"/>
           <w:kern w:val="0"/>
           <w14:ligatures w14:val="none"/>
         </w:rPr>
@@ -1044,25 +1036,24 @@
         </w:numPr>
         <w:spacing w:before="100" w:beforeAutospacing="1" w:after="100" w:afterAutospacing="1" w:line="240" w:lineRule="auto"/>
         <w:rPr>
-          <w:rFonts w:ascii="Times New Roman" w:eastAsia="Times New Roman" w:hAnsi="Times New Roman" w:cs="Times New Roman"/>
-          <w:kern w:val="0"/>
-          <w14:ligatures w14:val="none"/>
-        </w:rPr>
-      </w:pPr>
-      <w:r>
-        <w:rPr>
-          <w:rFonts w:ascii="Times New Roman" w:eastAsia="Times New Roman" w:hAnsi="Times New Roman" w:cs="Times New Roman"/>
+          <w:rFonts w:ascii="Times New Roman" w:hAnsi="Times New Roman" w:eastAsia="Times New Roman" w:cs="Times New Roman"/>
+          <w:kern w:val="0"/>
+          <w14:ligatures w14:val="none"/>
+        </w:rPr>
+      </w:pPr>
+      <w:r>
+        <w:rPr>
+          <w:rFonts w:ascii="Times New Roman" w:hAnsi="Times New Roman" w:eastAsia="Times New Roman" w:cs="Times New Roman"/>
           <w:b/>
           <w:bCs/>
           <w:kern w:val="0"/>
           <w14:ligatures w14:val="none"/>
         </w:rPr>
-        <w:lastRenderedPageBreak/>
         <w:t>Xáo trộn thẻ (Shuffle):</w:t>
       </w:r>
       <w:r>
         <w:rPr>
-          <w:rFonts w:ascii="Times New Roman" w:eastAsia="Times New Roman" w:hAnsi="Times New Roman" w:cs="Times New Roman"/>
+          <w:rFonts w:ascii="Times New Roman" w:hAnsi="Times New Roman" w:eastAsia="Times New Roman" w:cs="Times New Roman"/>
           <w:kern w:val="0"/>
           <w14:ligatures w14:val="none"/>
         </w:rPr>
@@ -1070,7 +1061,7 @@
       </w:r>
       <w:r>
         <w:rPr>
-          <w:rFonts w:ascii="Courier New" w:eastAsia="Times New Roman" w:hAnsi="Courier New" w:cs="Courier New"/>
+          <w:rFonts w:ascii="Courier New" w:hAnsi="Courier New" w:eastAsia="Times New Roman" w:cs="Courier New"/>
           <w:kern w:val="0"/>
           <w:sz w:val="20"/>
           <w:szCs w:val="20"/>
@@ -1080,7 +1071,7 @@
       </w:r>
       <w:r>
         <w:rPr>
-          <w:rFonts w:ascii="Times New Roman" w:eastAsia="Times New Roman" w:hAnsi="Times New Roman" w:cs="Times New Roman"/>
+          <w:rFonts w:ascii="Times New Roman" w:hAnsi="Times New Roman" w:eastAsia="Times New Roman" w:cs="Times New Roman"/>
           <w:kern w:val="0"/>
           <w14:ligatures w14:val="none"/>
         </w:rPr>
@@ -1088,7 +1079,7 @@
       </w:r>
       <w:r>
         <w:rPr>
-          <w:rFonts w:ascii="Courier New" w:eastAsia="Times New Roman" w:hAnsi="Courier New" w:cs="Courier New"/>
+          <w:rFonts w:ascii="Courier New" w:hAnsi="Courier New" w:eastAsia="Times New Roman" w:cs="Courier New"/>
           <w:kern w:val="0"/>
           <w:sz w:val="20"/>
           <w:szCs w:val="20"/>
@@ -1098,7 +1089,7 @@
       </w:r>
       <w:r>
         <w:rPr>
-          <w:rFonts w:ascii="Times New Roman" w:eastAsia="Times New Roman" w:hAnsi="Times New Roman" w:cs="Times New Roman"/>
+          <w:rFonts w:ascii="Times New Roman" w:hAnsi="Times New Roman" w:eastAsia="Times New Roman" w:cs="Times New Roman"/>
           <w:kern w:val="0"/>
           <w14:ligatures w14:val="none"/>
         </w:rPr>
@@ -1113,14 +1104,14 @@
         </w:numPr>
         <w:spacing w:before="100" w:beforeAutospacing="1" w:after="100" w:afterAutospacing="1" w:line="240" w:lineRule="auto"/>
         <w:rPr>
-          <w:rFonts w:ascii="Times New Roman" w:eastAsia="Times New Roman" w:hAnsi="Times New Roman" w:cs="Times New Roman"/>
-          <w:kern w:val="0"/>
-          <w14:ligatures w14:val="none"/>
-        </w:rPr>
-      </w:pPr>
-      <w:r>
-        <w:rPr>
-          <w:rFonts w:ascii="Times New Roman" w:eastAsia="Times New Roman" w:hAnsi="Times New Roman" w:cs="Times New Roman"/>
+          <w:rFonts w:ascii="Times New Roman" w:hAnsi="Times New Roman" w:eastAsia="Times New Roman" w:cs="Times New Roman"/>
+          <w:kern w:val="0"/>
+          <w14:ligatures w14:val="none"/>
+        </w:rPr>
+      </w:pPr>
+      <w:r>
+        <w:rPr>
+          <w:rFonts w:ascii="Times New Roman" w:hAnsi="Times New Roman" w:eastAsia="Times New Roman" w:cs="Times New Roman"/>
           <w:b/>
           <w:bCs/>
           <w:kern w:val="0"/>
@@ -1130,7 +1121,7 @@
       </w:r>
       <w:r>
         <w:rPr>
-          <w:rFonts w:ascii="Times New Roman" w:eastAsia="Times New Roman" w:hAnsi="Times New Roman" w:cs="Times New Roman"/>
+          <w:rFonts w:ascii="Times New Roman" w:hAnsi="Times New Roman" w:eastAsia="Times New Roman" w:cs="Times New Roman"/>
           <w:kern w:val="0"/>
           <w14:ligatures w14:val="none"/>
         </w:rPr>
@@ -1141,14 +1132,14 @@
       <w:pPr>
         <w:spacing w:before="100" w:beforeAutospacing="1" w:after="100" w:afterAutospacing="1" w:line="240" w:lineRule="auto"/>
         <w:rPr>
-          <w:rFonts w:ascii="Times New Roman" w:eastAsia="Times New Roman" w:hAnsi="Times New Roman" w:cs="Times New Roman"/>
-          <w:kern w:val="0"/>
-          <w14:ligatures w14:val="none"/>
-        </w:rPr>
-      </w:pPr>
-      <w:r>
-        <w:rPr>
-          <w:rFonts w:ascii="Times New Roman" w:eastAsia="Times New Roman" w:hAnsi="Times New Roman" w:cs="Times New Roman"/>
+          <w:rFonts w:ascii="Times New Roman" w:hAnsi="Times New Roman" w:eastAsia="Times New Roman" w:cs="Times New Roman"/>
+          <w:kern w:val="0"/>
+          <w14:ligatures w14:val="none"/>
+        </w:rPr>
+      </w:pPr>
+      <w:r>
+        <w:rPr>
+          <w:rFonts w:ascii="Times New Roman" w:hAnsi="Times New Roman" w:eastAsia="Times New Roman" w:cs="Times New Roman"/>
           <w:b/>
           <w:bCs/>
           <w:kern w:val="0"/>
@@ -1165,14 +1156,14 @@
         </w:numPr>
         <w:spacing w:before="100" w:beforeAutospacing="1" w:after="100" w:afterAutospacing="1" w:line="240" w:lineRule="auto"/>
         <w:rPr>
-          <w:rFonts w:ascii="Times New Roman" w:eastAsia="Times New Roman" w:hAnsi="Times New Roman" w:cs="Times New Roman"/>
-          <w:kern w:val="0"/>
-          <w14:ligatures w14:val="none"/>
-        </w:rPr>
-      </w:pPr>
-      <w:r>
-        <w:rPr>
-          <w:rFonts w:ascii="Times New Roman" w:eastAsia="Times New Roman" w:hAnsi="Times New Roman" w:cs="Times New Roman"/>
+          <w:rFonts w:ascii="Times New Roman" w:hAnsi="Times New Roman" w:eastAsia="Times New Roman" w:cs="Times New Roman"/>
+          <w:kern w:val="0"/>
+          <w14:ligatures w14:val="none"/>
+        </w:rPr>
+      </w:pPr>
+      <w:r>
+        <w:rPr>
+          <w:rFonts w:ascii="Times New Roman" w:hAnsi="Times New Roman" w:eastAsia="Times New Roman" w:cs="Times New Roman"/>
           <w:b/>
           <w:bCs/>
           <w:kern w:val="0"/>
@@ -1182,7 +1173,7 @@
       </w:r>
       <w:r>
         <w:rPr>
-          <w:rFonts w:ascii="Times New Roman" w:eastAsia="Times New Roman" w:hAnsi="Times New Roman" w:cs="Times New Roman"/>
+          <w:rFonts w:ascii="Times New Roman" w:hAnsi="Times New Roman" w:eastAsia="Times New Roman" w:cs="Times New Roman"/>
           <w:kern w:val="0"/>
           <w14:ligatures w14:val="none"/>
         </w:rPr>
@@ -1190,7 +1181,7 @@
       </w:r>
       <w:r>
         <w:rPr>
-          <w:rFonts w:ascii="Courier New" w:eastAsia="Times New Roman" w:hAnsi="Courier New" w:cs="Courier New"/>
+          <w:rFonts w:ascii="Courier New" w:hAnsi="Courier New" w:eastAsia="Times New Roman" w:cs="Courier New"/>
           <w:kern w:val="0"/>
           <w:sz w:val="20"/>
           <w:szCs w:val="20"/>
@@ -1200,7 +1191,7 @@
       </w:r>
       <w:r>
         <w:rPr>
-          <w:rFonts w:ascii="Times New Roman" w:eastAsia="Times New Roman" w:hAnsi="Times New Roman" w:cs="Times New Roman"/>
+          <w:rFonts w:ascii="Times New Roman" w:hAnsi="Times New Roman" w:eastAsia="Times New Roman" w:cs="Times New Roman"/>
           <w:kern w:val="0"/>
           <w14:ligatures w14:val="none"/>
         </w:rPr>
@@ -1215,14 +1206,14 @@
         </w:numPr>
         <w:spacing w:before="100" w:beforeAutospacing="1" w:after="100" w:afterAutospacing="1" w:line="240" w:lineRule="auto"/>
         <w:rPr>
-          <w:rFonts w:ascii="Times New Roman" w:eastAsia="Times New Roman" w:hAnsi="Times New Roman" w:cs="Times New Roman"/>
-          <w:kern w:val="0"/>
-          <w14:ligatures w14:val="none"/>
-        </w:rPr>
-      </w:pPr>
-      <w:r>
-        <w:rPr>
-          <w:rFonts w:ascii="Times New Roman" w:eastAsia="Times New Roman" w:hAnsi="Times New Roman" w:cs="Times New Roman"/>
+          <w:rFonts w:ascii="Times New Roman" w:hAnsi="Times New Roman" w:eastAsia="Times New Roman" w:cs="Times New Roman"/>
+          <w:kern w:val="0"/>
+          <w14:ligatures w14:val="none"/>
+        </w:rPr>
+      </w:pPr>
+      <w:r>
+        <w:rPr>
+          <w:rFonts w:ascii="Times New Roman" w:hAnsi="Times New Roman" w:eastAsia="Times New Roman" w:cs="Times New Roman"/>
           <w:b/>
           <w:bCs/>
           <w:kern w:val="0"/>
@@ -1239,14 +1230,14 @@
         </w:numPr>
         <w:spacing w:before="100" w:beforeAutospacing="1" w:after="100" w:afterAutospacing="1" w:line="240" w:lineRule="auto"/>
         <w:rPr>
-          <w:rFonts w:ascii="Times New Roman" w:eastAsia="Times New Roman" w:hAnsi="Times New Roman" w:cs="Times New Roman"/>
-          <w:kern w:val="0"/>
-          <w14:ligatures w14:val="none"/>
-        </w:rPr>
-      </w:pPr>
-      <w:r>
-        <w:rPr>
-          <w:rFonts w:ascii="Times New Roman" w:eastAsia="Times New Roman" w:hAnsi="Times New Roman" w:cs="Times New Roman"/>
+          <w:rFonts w:ascii="Times New Roman" w:hAnsi="Times New Roman" w:eastAsia="Times New Roman" w:cs="Times New Roman"/>
+          <w:kern w:val="0"/>
+          <w14:ligatures w14:val="none"/>
+        </w:rPr>
+      </w:pPr>
+      <w:r>
+        <w:rPr>
+          <w:rFonts w:ascii="Times New Roman" w:hAnsi="Times New Roman" w:eastAsia="Times New Roman" w:cs="Times New Roman"/>
           <w:kern w:val="0"/>
           <w14:ligatures w14:val="none"/>
         </w:rPr>
@@ -1261,14 +1252,14 @@
         </w:numPr>
         <w:spacing w:before="100" w:beforeAutospacing="1" w:after="100" w:afterAutospacing="1" w:line="240" w:lineRule="auto"/>
         <w:rPr>
-          <w:rFonts w:ascii="Times New Roman" w:eastAsia="Times New Roman" w:hAnsi="Times New Roman" w:cs="Times New Roman"/>
-          <w:kern w:val="0"/>
-          <w14:ligatures w14:val="none"/>
-        </w:rPr>
-      </w:pPr>
-      <w:r>
-        <w:rPr>
-          <w:rFonts w:ascii="Times New Roman" w:eastAsia="Times New Roman" w:hAnsi="Times New Roman" w:cs="Times New Roman"/>
+          <w:rFonts w:ascii="Times New Roman" w:hAnsi="Times New Roman" w:eastAsia="Times New Roman" w:cs="Times New Roman"/>
+          <w:kern w:val="0"/>
+          <w14:ligatures w14:val="none"/>
+        </w:rPr>
+      </w:pPr>
+      <w:r>
+        <w:rPr>
+          <w:rFonts w:ascii="Times New Roman" w:hAnsi="Times New Roman" w:eastAsia="Times New Roman" w:cs="Times New Roman"/>
           <w:kern w:val="0"/>
           <w14:ligatures w14:val="none"/>
         </w:rPr>
@@ -1283,14 +1274,14 @@
         </w:numPr>
         <w:spacing w:before="100" w:beforeAutospacing="1" w:after="100" w:afterAutospacing="1" w:line="240" w:lineRule="auto"/>
         <w:rPr>
-          <w:rFonts w:ascii="Times New Roman" w:eastAsia="Times New Roman" w:hAnsi="Times New Roman" w:cs="Times New Roman"/>
-          <w:kern w:val="0"/>
-          <w14:ligatures w14:val="none"/>
-        </w:rPr>
-      </w:pPr>
-      <w:r>
-        <w:rPr>
-          <w:rFonts w:ascii="Times New Roman" w:eastAsia="Times New Roman" w:hAnsi="Times New Roman" w:cs="Times New Roman"/>
+          <w:rFonts w:ascii="Times New Roman" w:hAnsi="Times New Roman" w:eastAsia="Times New Roman" w:cs="Times New Roman"/>
+          <w:kern w:val="0"/>
+          <w14:ligatures w14:val="none"/>
+        </w:rPr>
+      </w:pPr>
+      <w:r>
+        <w:rPr>
+          <w:rFonts w:ascii="Times New Roman" w:hAnsi="Times New Roman" w:eastAsia="Times New Roman" w:cs="Times New Roman"/>
           <w:b/>
           <w:bCs/>
           <w:kern w:val="0"/>
@@ -1307,14 +1298,14 @@
         </w:numPr>
         <w:spacing w:before="100" w:beforeAutospacing="1" w:after="100" w:afterAutospacing="1" w:line="240" w:lineRule="auto"/>
         <w:rPr>
-          <w:rFonts w:ascii="Times New Roman" w:eastAsia="Times New Roman" w:hAnsi="Times New Roman" w:cs="Times New Roman"/>
-          <w:kern w:val="0"/>
-          <w14:ligatures w14:val="none"/>
-        </w:rPr>
-      </w:pPr>
-      <w:r>
-        <w:rPr>
-          <w:rFonts w:ascii="Times New Roman" w:eastAsia="Times New Roman" w:hAnsi="Times New Roman" w:cs="Times New Roman"/>
+          <w:rFonts w:ascii="Times New Roman" w:hAnsi="Times New Roman" w:eastAsia="Times New Roman" w:cs="Times New Roman"/>
+          <w:kern w:val="0"/>
+          <w14:ligatures w14:val="none"/>
+        </w:rPr>
+      </w:pPr>
+      <w:r>
+        <w:rPr>
+          <w:rFonts w:ascii="Times New Roman" w:hAnsi="Times New Roman" w:eastAsia="Times New Roman" w:cs="Times New Roman"/>
           <w:kern w:val="0"/>
           <w14:ligatures w14:val="none"/>
         </w:rPr>
@@ -1322,7 +1313,7 @@
       </w:r>
       <w:r>
         <w:rPr>
-          <w:rFonts w:ascii="Courier New" w:eastAsia="Times New Roman" w:hAnsi="Courier New" w:cs="Courier New"/>
+          <w:rFonts w:ascii="Courier New" w:hAnsi="Courier New" w:eastAsia="Times New Roman" w:cs="Courier New"/>
           <w:kern w:val="0"/>
           <w:sz w:val="20"/>
           <w:szCs w:val="20"/>
@@ -1332,7 +1323,7 @@
       </w:r>
       <w:r>
         <w:rPr>
-          <w:rFonts w:ascii="Times New Roman" w:eastAsia="Times New Roman" w:hAnsi="Times New Roman" w:cs="Times New Roman"/>
+          <w:rFonts w:ascii="Times New Roman" w:hAnsi="Times New Roman" w:eastAsia="Times New Roman" w:cs="Times New Roman"/>
           <w:kern w:val="0"/>
           <w14:ligatures w14:val="none"/>
         </w:rPr>
@@ -1347,14 +1338,14 @@
         </w:numPr>
         <w:spacing w:before="100" w:beforeAutospacing="1" w:after="100" w:afterAutospacing="1" w:line="240" w:lineRule="auto"/>
         <w:rPr>
-          <w:rFonts w:ascii="Times New Roman" w:eastAsia="Times New Roman" w:hAnsi="Times New Roman" w:cs="Times New Roman"/>
-          <w:kern w:val="0"/>
-          <w14:ligatures w14:val="none"/>
-        </w:rPr>
-      </w:pPr>
-      <w:r>
-        <w:rPr>
-          <w:rFonts w:ascii="Times New Roman" w:eastAsia="Times New Roman" w:hAnsi="Times New Roman" w:cs="Times New Roman"/>
+          <w:rFonts w:ascii="Times New Roman" w:hAnsi="Times New Roman" w:eastAsia="Times New Roman" w:cs="Times New Roman"/>
+          <w:kern w:val="0"/>
+          <w14:ligatures w14:val="none"/>
+        </w:rPr>
+      </w:pPr>
+      <w:r>
+        <w:rPr>
+          <w:rFonts w:ascii="Times New Roman" w:hAnsi="Times New Roman" w:eastAsia="Times New Roman" w:cs="Times New Roman"/>
           <w:kern w:val="0"/>
           <w14:ligatures w14:val="none"/>
         </w:rPr>
@@ -1362,7 +1353,7 @@
       </w:r>
       <w:r>
         <w:rPr>
-          <w:rFonts w:ascii="Courier New" w:eastAsia="Times New Roman" w:hAnsi="Courier New" w:cs="Courier New"/>
+          <w:rFonts w:ascii="Courier New" w:hAnsi="Courier New" w:eastAsia="Times New Roman" w:cs="Courier New"/>
           <w:kern w:val="0"/>
           <w:sz w:val="20"/>
           <w:szCs w:val="20"/>
@@ -1372,7 +1363,7 @@
       </w:r>
       <w:r>
         <w:rPr>
-          <w:rFonts w:ascii="Times New Roman" w:eastAsia="Times New Roman" w:hAnsi="Times New Roman" w:cs="Times New Roman"/>
+          <w:rFonts w:ascii="Times New Roman" w:hAnsi="Times New Roman" w:eastAsia="Times New Roman" w:cs="Times New Roman"/>
           <w:kern w:val="0"/>
           <w14:ligatures w14:val="none"/>
         </w:rPr>
@@ -1383,14 +1374,14 @@
       <w:pPr>
         <w:spacing w:before="100" w:beforeAutospacing="1" w:after="100" w:afterAutospacing="1" w:line="240" w:lineRule="auto"/>
         <w:rPr>
-          <w:rFonts w:ascii="Times New Roman" w:eastAsia="Times New Roman" w:hAnsi="Times New Roman" w:cs="Times New Roman"/>
-          <w:kern w:val="0"/>
-          <w14:ligatures w14:val="none"/>
-        </w:rPr>
-      </w:pPr>
-      <w:r>
-        <w:rPr>
-          <w:rFonts w:ascii="Times New Roman" w:eastAsia="Times New Roman" w:hAnsi="Times New Roman" w:cs="Times New Roman"/>
+          <w:rFonts w:ascii="Times New Roman" w:hAnsi="Times New Roman" w:eastAsia="Times New Roman" w:cs="Times New Roman"/>
+          <w:kern w:val="0"/>
+          <w14:ligatures w14:val="none"/>
+        </w:rPr>
+      </w:pPr>
+      <w:r>
+        <w:rPr>
+          <w:rFonts w:ascii="Times New Roman" w:hAnsi="Times New Roman" w:eastAsia="Times New Roman" w:cs="Times New Roman"/>
           <w:b/>
           <w:bCs/>
           <w:kern w:val="0"/>
@@ -1407,14 +1398,14 @@
         </w:numPr>
         <w:spacing w:before="100" w:beforeAutospacing="1" w:after="100" w:afterAutospacing="1" w:line="240" w:lineRule="auto"/>
         <w:rPr>
-          <w:rFonts w:ascii="Times New Roman" w:eastAsia="Times New Roman" w:hAnsi="Times New Roman" w:cs="Times New Roman"/>
-          <w:kern w:val="0"/>
-          <w14:ligatures w14:val="none"/>
-        </w:rPr>
-      </w:pPr>
-      <w:r>
-        <w:rPr>
-          <w:rFonts w:ascii="Times New Roman" w:eastAsia="Times New Roman" w:hAnsi="Times New Roman" w:cs="Times New Roman"/>
+          <w:rFonts w:ascii="Times New Roman" w:hAnsi="Times New Roman" w:eastAsia="Times New Roman" w:cs="Times New Roman"/>
+          <w:kern w:val="0"/>
+          <w14:ligatures w14:val="none"/>
+        </w:rPr>
+      </w:pPr>
+      <w:r>
+        <w:rPr>
+          <w:rFonts w:ascii="Times New Roman" w:hAnsi="Times New Roman" w:eastAsia="Times New Roman" w:cs="Times New Roman"/>
           <w:kern w:val="0"/>
           <w14:ligatures w14:val="none"/>
         </w:rPr>
@@ -1422,7 +1413,7 @@
       </w:r>
       <w:r>
         <w:rPr>
-          <w:rFonts w:ascii="Courier New" w:eastAsia="Times New Roman" w:hAnsi="Courier New" w:cs="Courier New"/>
+          <w:rFonts w:ascii="Courier New" w:hAnsi="Courier New" w:eastAsia="Times New Roman" w:cs="Courier New"/>
           <w:kern w:val="0"/>
           <w:sz w:val="20"/>
           <w:szCs w:val="20"/>
@@ -1432,7 +1423,7 @@
       </w:r>
       <w:r>
         <w:rPr>
-          <w:rFonts w:ascii="Times New Roman" w:eastAsia="Times New Roman" w:hAnsi="Times New Roman" w:cs="Times New Roman"/>
+          <w:rFonts w:ascii="Times New Roman" w:hAnsi="Times New Roman" w:eastAsia="Times New Roman" w:cs="Times New Roman"/>
           <w:kern w:val="0"/>
           <w14:ligatures w14:val="none"/>
         </w:rPr>
@@ -1440,7 +1431,7 @@
       </w:r>
       <w:r>
         <w:rPr>
-          <w:rFonts w:ascii="Courier New" w:eastAsia="Times New Roman" w:hAnsi="Courier New" w:cs="Courier New"/>
+          <w:rFonts w:ascii="Courier New" w:hAnsi="Courier New" w:eastAsia="Times New Roman" w:cs="Courier New"/>
           <w:kern w:val="0"/>
           <w:sz w:val="20"/>
           <w:szCs w:val="20"/>
@@ -1450,7 +1441,7 @@
       </w:r>
       <w:r>
         <w:rPr>
-          <w:rFonts w:ascii="Times New Roman" w:eastAsia="Times New Roman" w:hAnsi="Times New Roman" w:cs="Times New Roman"/>
+          <w:rFonts w:ascii="Times New Roman" w:hAnsi="Times New Roman" w:eastAsia="Times New Roman" w:cs="Times New Roman"/>
           <w:kern w:val="0"/>
           <w14:ligatures w14:val="none"/>
         </w:rPr>
@@ -1465,14 +1456,14 @@
         </w:numPr>
         <w:spacing w:before="100" w:beforeAutospacing="1" w:after="100" w:afterAutospacing="1" w:line="240" w:lineRule="auto"/>
         <w:rPr>
-          <w:rFonts w:ascii="Times New Roman" w:eastAsia="Times New Roman" w:hAnsi="Times New Roman" w:cs="Times New Roman"/>
-          <w:kern w:val="0"/>
-          <w14:ligatures w14:val="none"/>
-        </w:rPr>
-      </w:pPr>
-      <w:r>
-        <w:rPr>
-          <w:rFonts w:ascii="Times New Roman" w:eastAsia="Times New Roman" w:hAnsi="Times New Roman" w:cs="Times New Roman"/>
+          <w:rFonts w:ascii="Times New Roman" w:hAnsi="Times New Roman" w:eastAsia="Times New Roman" w:cs="Times New Roman"/>
+          <w:kern w:val="0"/>
+          <w14:ligatures w14:val="none"/>
+        </w:rPr>
+      </w:pPr>
+      <w:r>
+        <w:rPr>
+          <w:rFonts w:ascii="Times New Roman" w:hAnsi="Times New Roman" w:eastAsia="Times New Roman" w:cs="Times New Roman"/>
           <w:kern w:val="0"/>
           <w14:ligatures w14:val="none"/>
         </w:rPr>
@@ -1480,7 +1471,7 @@
       </w:r>
       <w:r>
         <w:rPr>
-          <w:rFonts w:ascii="Courier New" w:eastAsia="Times New Roman" w:hAnsi="Courier New" w:cs="Courier New"/>
+          <w:rFonts w:ascii="Courier New" w:hAnsi="Courier New" w:eastAsia="Times New Roman" w:cs="Courier New"/>
           <w:kern w:val="0"/>
           <w:sz w:val="20"/>
           <w:szCs w:val="20"/>
@@ -1490,7 +1481,7 @@
       </w:r>
       <w:r>
         <w:rPr>
-          <w:rFonts w:ascii="Times New Roman" w:eastAsia="Times New Roman" w:hAnsi="Times New Roman" w:cs="Times New Roman"/>
+          <w:rFonts w:ascii="Times New Roman" w:hAnsi="Times New Roman" w:eastAsia="Times New Roman" w:cs="Times New Roman"/>
           <w:kern w:val="0"/>
           <w14:ligatures w14:val="none"/>
         </w:rPr>
@@ -1498,7 +1489,7 @@
       </w:r>
       <w:r>
         <w:rPr>
-          <w:rFonts w:ascii="Courier New" w:eastAsia="Times New Roman" w:hAnsi="Courier New" w:cs="Courier New"/>
+          <w:rFonts w:ascii="Courier New" w:hAnsi="Courier New" w:eastAsia="Times New Roman" w:cs="Courier New"/>
           <w:kern w:val="0"/>
           <w:sz w:val="20"/>
           <w:szCs w:val="20"/>
@@ -1508,7 +1499,7 @@
       </w:r>
       <w:r>
         <w:rPr>
-          <w:rFonts w:ascii="Times New Roman" w:eastAsia="Times New Roman" w:hAnsi="Times New Roman" w:cs="Times New Roman"/>
+          <w:rFonts w:ascii="Times New Roman" w:hAnsi="Times New Roman" w:eastAsia="Times New Roman" w:cs="Times New Roman"/>
           <w:kern w:val="0"/>
           <w14:ligatures w14:val="none"/>
         </w:rPr>
@@ -1516,7 +1507,7 @@
       </w:r>
       <w:r>
         <w:rPr>
-          <w:rFonts w:ascii="Courier New" w:eastAsia="Times New Roman" w:hAnsi="Courier New" w:cs="Courier New"/>
+          <w:rFonts w:ascii="Courier New" w:hAnsi="Courier New" w:eastAsia="Times New Roman" w:cs="Courier New"/>
           <w:kern w:val="0"/>
           <w:sz w:val="20"/>
           <w:szCs w:val="20"/>
@@ -1526,7 +1517,7 @@
       </w:r>
       <w:r>
         <w:rPr>
-          <w:rFonts w:ascii="Times New Roman" w:eastAsia="Times New Roman" w:hAnsi="Times New Roman" w:cs="Times New Roman"/>
+          <w:rFonts w:ascii="Times New Roman" w:hAnsi="Times New Roman" w:eastAsia="Times New Roman" w:cs="Times New Roman"/>
           <w:kern w:val="0"/>
           <w14:ligatures w14:val="none"/>
         </w:rPr>
@@ -1537,14 +1528,14 @@
       <w:pPr>
         <w:spacing w:before="100" w:beforeAutospacing="1" w:after="100" w:afterAutospacing="1" w:line="240" w:lineRule="auto"/>
         <w:rPr>
-          <w:rFonts w:ascii="Times New Roman" w:eastAsia="Times New Roman" w:hAnsi="Times New Roman" w:cs="Times New Roman"/>
-          <w:kern w:val="0"/>
-          <w14:ligatures w14:val="none"/>
-        </w:rPr>
-      </w:pPr>
-      <w:r>
-        <w:rPr>
-          <w:rFonts w:ascii="Times New Roman" w:eastAsia="Times New Roman" w:hAnsi="Times New Roman" w:cs="Times New Roman"/>
+          <w:rFonts w:ascii="Times New Roman" w:hAnsi="Times New Roman" w:eastAsia="Times New Roman" w:cs="Times New Roman"/>
+          <w:kern w:val="0"/>
+          <w14:ligatures w14:val="none"/>
+        </w:rPr>
+      </w:pPr>
+      <w:r>
+        <w:rPr>
+          <w:rFonts w:ascii="Times New Roman" w:hAnsi="Times New Roman" w:eastAsia="Times New Roman" w:cs="Times New Roman"/>
           <w:b/>
           <w:bCs/>
           <w:kern w:val="0"/>
@@ -1561,14 +1552,14 @@
         </w:numPr>
         <w:spacing w:before="100" w:beforeAutospacing="1" w:after="100" w:afterAutospacing="1" w:line="240" w:lineRule="auto"/>
         <w:rPr>
-          <w:rFonts w:ascii="Times New Roman" w:eastAsia="Times New Roman" w:hAnsi="Times New Roman" w:cs="Times New Roman"/>
-          <w:kern w:val="0"/>
-          <w14:ligatures w14:val="none"/>
-        </w:rPr>
-      </w:pPr>
-      <w:r>
-        <w:rPr>
-          <w:rFonts w:ascii="Times New Roman" w:eastAsia="Times New Roman" w:hAnsi="Times New Roman" w:cs="Times New Roman"/>
+          <w:rFonts w:ascii="Times New Roman" w:hAnsi="Times New Roman" w:eastAsia="Times New Roman" w:cs="Times New Roman"/>
+          <w:kern w:val="0"/>
+          <w14:ligatures w14:val="none"/>
+        </w:rPr>
+      </w:pPr>
+      <w:r>
+        <w:rPr>
+          <w:rFonts w:ascii="Times New Roman" w:hAnsi="Times New Roman" w:eastAsia="Times New Roman" w:cs="Times New Roman"/>
           <w:kern w:val="0"/>
           <w14:ligatures w14:val="none"/>
         </w:rPr>
@@ -1576,7 +1567,7 @@
       </w:r>
       <w:r>
         <w:rPr>
-          <w:rFonts w:ascii="Courier New" w:eastAsia="Times New Roman" w:hAnsi="Courier New" w:cs="Courier New"/>
+          <w:rFonts w:ascii="Courier New" w:hAnsi="Courier New" w:eastAsia="Times New Roman" w:cs="Courier New"/>
           <w:kern w:val="0"/>
           <w:sz w:val="20"/>
           <w:szCs w:val="20"/>
@@ -1586,7 +1577,7 @@
       </w:r>
       <w:r>
         <w:rPr>
-          <w:rFonts w:ascii="Times New Roman" w:eastAsia="Times New Roman" w:hAnsi="Times New Roman" w:cs="Times New Roman"/>
+          <w:rFonts w:ascii="Times New Roman" w:hAnsi="Times New Roman" w:eastAsia="Times New Roman" w:cs="Times New Roman"/>
           <w:kern w:val="0"/>
           <w14:ligatures w14:val="none"/>
         </w:rPr>
@@ -1594,7 +1585,7 @@
       </w:r>
       <w:r>
         <w:rPr>
-          <w:rFonts w:ascii="Courier New" w:eastAsia="Times New Roman" w:hAnsi="Courier New" w:cs="Courier New"/>
+          <w:rFonts w:ascii="Courier New" w:hAnsi="Courier New" w:eastAsia="Times New Roman" w:cs="Courier New"/>
           <w:kern w:val="0"/>
           <w:sz w:val="20"/>
           <w:szCs w:val="20"/>
@@ -1604,7 +1595,7 @@
       </w:r>
       <w:r>
         <w:rPr>
-          <w:rFonts w:ascii="Times New Roman" w:eastAsia="Times New Roman" w:hAnsi="Times New Roman" w:cs="Times New Roman"/>
+          <w:rFonts w:ascii="Times New Roman" w:hAnsi="Times New Roman" w:eastAsia="Times New Roman" w:cs="Times New Roman"/>
           <w:kern w:val="0"/>
           <w14:ligatures w14:val="none"/>
         </w:rPr>
@@ -1616,7 +1607,7 @@
         <w:spacing w:before="100" w:beforeAutospacing="1" w:after="100" w:afterAutospacing="1" w:line="240" w:lineRule="auto"/>
         <w:outlineLvl w:val="2"/>
         <w:rPr>
-          <w:rFonts w:ascii="Times New Roman" w:eastAsia="Times New Roman" w:hAnsi="Times New Roman" w:cs="Times New Roman"/>
+          <w:rFonts w:ascii="Times New Roman" w:hAnsi="Times New Roman" w:eastAsia="Times New Roman" w:cs="Times New Roman"/>
           <w:b/>
           <w:bCs/>
           <w:kern w:val="0"/>
@@ -1627,7 +1618,7 @@
       </w:pPr>
       <w:r>
         <w:rPr>
-          <w:rFonts w:ascii="Times New Roman" w:eastAsia="Times New Roman" w:hAnsi="Times New Roman" w:cs="Times New Roman"/>
+          <w:rFonts w:ascii="Times New Roman" w:hAnsi="Times New Roman" w:eastAsia="Times New Roman" w:cs="Times New Roman"/>
           <w:b/>
           <w:bCs/>
           <w:kern w:val="0"/>
@@ -1642,14 +1633,14 @@
       <w:pPr>
         <w:spacing w:before="100" w:beforeAutospacing="1" w:after="100" w:afterAutospacing="1" w:line="240" w:lineRule="auto"/>
         <w:rPr>
-          <w:rFonts w:ascii="Times New Roman" w:eastAsia="Times New Roman" w:hAnsi="Times New Roman" w:cs="Times New Roman"/>
-          <w:kern w:val="0"/>
-          <w14:ligatures w14:val="none"/>
-        </w:rPr>
-      </w:pPr>
-      <w:r>
-        <w:rPr>
-          <w:rFonts w:ascii="Times New Roman" w:eastAsia="Times New Roman" w:hAnsi="Times New Roman" w:cs="Times New Roman"/>
+          <w:rFonts w:ascii="Times New Roman" w:hAnsi="Times New Roman" w:eastAsia="Times New Roman" w:cs="Times New Roman"/>
+          <w:kern w:val="0"/>
+          <w14:ligatures w14:val="none"/>
+        </w:rPr>
+      </w:pPr>
+      <w:r>
+        <w:rPr>
+          <w:rFonts w:ascii="Times New Roman" w:hAnsi="Times New Roman" w:eastAsia="Times New Roman" w:cs="Times New Roman"/>
           <w:kern w:val="0"/>
           <w14:ligatures w14:val="none"/>
         </w:rPr>
@@ -1664,14 +1655,14 @@
         </w:numPr>
         <w:spacing w:before="100" w:beforeAutospacing="1" w:after="100" w:afterAutospacing="1" w:line="240" w:lineRule="auto"/>
         <w:rPr>
-          <w:rFonts w:ascii="Times New Roman" w:eastAsia="Times New Roman" w:hAnsi="Times New Roman" w:cs="Times New Roman"/>
-          <w:kern w:val="0"/>
-          <w14:ligatures w14:val="none"/>
-        </w:rPr>
-      </w:pPr>
-      <w:r>
-        <w:rPr>
-          <w:rFonts w:ascii="Times New Roman" w:eastAsia="Times New Roman" w:hAnsi="Times New Roman" w:cs="Times New Roman"/>
+          <w:rFonts w:ascii="Times New Roman" w:hAnsi="Times New Roman" w:eastAsia="Times New Roman" w:cs="Times New Roman"/>
+          <w:kern w:val="0"/>
+          <w14:ligatures w14:val="none"/>
+        </w:rPr>
+      </w:pPr>
+      <w:r>
+        <w:rPr>
+          <w:rFonts w:ascii="Times New Roman" w:hAnsi="Times New Roman" w:eastAsia="Times New Roman" w:cs="Times New Roman"/>
           <w:b/>
           <w:bCs/>
           <w:kern w:val="0"/>
@@ -1688,14 +1679,14 @@
         </w:numPr>
         <w:spacing w:before="100" w:beforeAutospacing="1" w:after="100" w:afterAutospacing="1" w:line="240" w:lineRule="auto"/>
         <w:rPr>
-          <w:rFonts w:ascii="Times New Roman" w:eastAsia="Times New Roman" w:hAnsi="Times New Roman" w:cs="Times New Roman"/>
-          <w:kern w:val="0"/>
-          <w14:ligatures w14:val="none"/>
-        </w:rPr>
-      </w:pPr>
-      <w:r>
-        <w:rPr>
-          <w:rFonts w:ascii="Times New Roman" w:eastAsia="Times New Roman" w:hAnsi="Times New Roman" w:cs="Times New Roman"/>
+          <w:rFonts w:ascii="Times New Roman" w:hAnsi="Times New Roman" w:eastAsia="Times New Roman" w:cs="Times New Roman"/>
+          <w:kern w:val="0"/>
+          <w14:ligatures w14:val="none"/>
+        </w:rPr>
+      </w:pPr>
+      <w:r>
+        <w:rPr>
+          <w:rFonts w:ascii="Times New Roman" w:hAnsi="Times New Roman" w:eastAsia="Times New Roman" w:cs="Times New Roman"/>
           <w:i/>
           <w:iCs/>
           <w:kern w:val="0"/>
@@ -1705,7 +1696,7 @@
       </w:r>
       <w:r>
         <w:rPr>
-          <w:rFonts w:ascii="Times New Roman" w:eastAsia="Times New Roman" w:hAnsi="Times New Roman" w:cs="Times New Roman"/>
+          <w:rFonts w:ascii="Times New Roman" w:hAnsi="Times New Roman" w:eastAsia="Times New Roman" w:cs="Times New Roman"/>
           <w:kern w:val="0"/>
           <w14:ligatures w14:val="none"/>
         </w:rPr>
@@ -1720,14 +1711,14 @@
         </w:numPr>
         <w:spacing w:before="100" w:beforeAutospacing="1" w:after="100" w:afterAutospacing="1" w:line="240" w:lineRule="auto"/>
         <w:rPr>
-          <w:rFonts w:ascii="Times New Roman" w:eastAsia="Times New Roman" w:hAnsi="Times New Roman" w:cs="Times New Roman"/>
-          <w:kern w:val="0"/>
-          <w14:ligatures w14:val="none"/>
-        </w:rPr>
-      </w:pPr>
-      <w:r>
-        <w:rPr>
-          <w:rFonts w:ascii="Times New Roman" w:eastAsia="Times New Roman" w:hAnsi="Times New Roman" w:cs="Times New Roman"/>
+          <w:rFonts w:ascii="Times New Roman" w:hAnsi="Times New Roman" w:eastAsia="Times New Roman" w:cs="Times New Roman"/>
+          <w:kern w:val="0"/>
+          <w14:ligatures w14:val="none"/>
+        </w:rPr>
+      </w:pPr>
+      <w:r>
+        <w:rPr>
+          <w:rFonts w:ascii="Times New Roman" w:hAnsi="Times New Roman" w:eastAsia="Times New Roman" w:cs="Times New Roman"/>
           <w:i/>
           <w:iCs/>
           <w:kern w:val="0"/>
@@ -1737,7 +1728,7 @@
       </w:r>
       <w:r>
         <w:rPr>
-          <w:rFonts w:ascii="Times New Roman" w:eastAsia="Times New Roman" w:hAnsi="Times New Roman" w:cs="Times New Roman"/>
+          <w:rFonts w:ascii="Times New Roman" w:hAnsi="Times New Roman" w:eastAsia="Times New Roman" w:cs="Times New Roman"/>
           <w:kern w:val="0"/>
           <w14:ligatures w14:val="none"/>
         </w:rPr>
@@ -1752,14 +1743,14 @@
         </w:numPr>
         <w:spacing w:before="100" w:beforeAutospacing="1" w:after="100" w:afterAutospacing="1" w:line="240" w:lineRule="auto"/>
         <w:rPr>
-          <w:rFonts w:ascii="Times New Roman" w:eastAsia="Times New Roman" w:hAnsi="Times New Roman" w:cs="Times New Roman"/>
-          <w:kern w:val="0"/>
-          <w14:ligatures w14:val="none"/>
-        </w:rPr>
-      </w:pPr>
-      <w:r>
-        <w:rPr>
-          <w:rFonts w:ascii="Times New Roman" w:eastAsia="Times New Roman" w:hAnsi="Times New Roman" w:cs="Times New Roman"/>
+          <w:rFonts w:ascii="Times New Roman" w:hAnsi="Times New Roman" w:eastAsia="Times New Roman" w:cs="Times New Roman"/>
+          <w:kern w:val="0"/>
+          <w14:ligatures w14:val="none"/>
+        </w:rPr>
+      </w:pPr>
+      <w:r>
+        <w:rPr>
+          <w:rFonts w:ascii="Times New Roman" w:hAnsi="Times New Roman" w:eastAsia="Times New Roman" w:cs="Times New Roman"/>
           <w:b/>
           <w:bCs/>
           <w:kern w:val="0"/>
@@ -1776,14 +1767,14 @@
         </w:numPr>
         <w:spacing w:before="100" w:beforeAutospacing="1" w:after="100" w:afterAutospacing="1" w:line="240" w:lineRule="auto"/>
         <w:rPr>
-          <w:rFonts w:ascii="Times New Roman" w:eastAsia="Times New Roman" w:hAnsi="Times New Roman" w:cs="Times New Roman"/>
-          <w:kern w:val="0"/>
-          <w14:ligatures w14:val="none"/>
-        </w:rPr>
-      </w:pPr>
-      <w:r>
-        <w:rPr>
-          <w:rFonts w:ascii="Times New Roman" w:eastAsia="Times New Roman" w:hAnsi="Times New Roman" w:cs="Times New Roman"/>
+          <w:rFonts w:ascii="Times New Roman" w:hAnsi="Times New Roman" w:eastAsia="Times New Roman" w:cs="Times New Roman"/>
+          <w:kern w:val="0"/>
+          <w14:ligatures w14:val="none"/>
+        </w:rPr>
+      </w:pPr>
+      <w:r>
+        <w:rPr>
+          <w:rFonts w:ascii="Times New Roman" w:hAnsi="Times New Roman" w:eastAsia="Times New Roman" w:cs="Times New Roman"/>
           <w:i/>
           <w:iCs/>
           <w:kern w:val="0"/>
@@ -1793,7 +1784,7 @@
       </w:r>
       <w:r>
         <w:rPr>
-          <w:rFonts w:ascii="Times New Roman" w:eastAsia="Times New Roman" w:hAnsi="Times New Roman" w:cs="Times New Roman"/>
+          <w:rFonts w:ascii="Times New Roman" w:hAnsi="Times New Roman" w:eastAsia="Times New Roman" w:cs="Times New Roman"/>
           <w:kern w:val="0"/>
           <w14:ligatures w14:val="none"/>
         </w:rPr>
@@ -1808,14 +1799,14 @@
         </w:numPr>
         <w:spacing w:before="100" w:beforeAutospacing="1" w:after="100" w:afterAutospacing="1" w:line="240" w:lineRule="auto"/>
         <w:rPr>
-          <w:rFonts w:ascii="Times New Roman" w:eastAsia="Times New Roman" w:hAnsi="Times New Roman" w:cs="Times New Roman"/>
-          <w:kern w:val="0"/>
-          <w14:ligatures w14:val="none"/>
-        </w:rPr>
-      </w:pPr>
-      <w:r>
-        <w:rPr>
-          <w:rFonts w:ascii="Times New Roman" w:eastAsia="Times New Roman" w:hAnsi="Times New Roman" w:cs="Times New Roman"/>
+          <w:rFonts w:ascii="Times New Roman" w:hAnsi="Times New Roman" w:eastAsia="Times New Roman" w:cs="Times New Roman"/>
+          <w:kern w:val="0"/>
+          <w14:ligatures w14:val="none"/>
+        </w:rPr>
+      </w:pPr>
+      <w:r>
+        <w:rPr>
+          <w:rFonts w:ascii="Times New Roman" w:hAnsi="Times New Roman" w:eastAsia="Times New Roman" w:cs="Times New Roman"/>
           <w:i/>
           <w:iCs/>
           <w:kern w:val="0"/>
@@ -1825,7 +1816,7 @@
       </w:r>
       <w:r>
         <w:rPr>
-          <w:rFonts w:ascii="Times New Roman" w:eastAsia="Times New Roman" w:hAnsi="Times New Roman" w:cs="Times New Roman"/>
+          <w:rFonts w:ascii="Times New Roman" w:hAnsi="Times New Roman" w:eastAsia="Times New Roman" w:cs="Times New Roman"/>
           <w:kern w:val="0"/>
           <w14:ligatures w14:val="none"/>
         </w:rPr>
@@ -1840,14 +1831,14 @@
         </w:numPr>
         <w:spacing w:before="100" w:beforeAutospacing="1" w:after="100" w:afterAutospacing="1" w:line="240" w:lineRule="auto"/>
         <w:rPr>
-          <w:rFonts w:ascii="Times New Roman" w:eastAsia="Times New Roman" w:hAnsi="Times New Roman" w:cs="Times New Roman"/>
-          <w:kern w:val="0"/>
-          <w14:ligatures w14:val="none"/>
-        </w:rPr>
-      </w:pPr>
-      <w:r>
-        <w:rPr>
-          <w:rFonts w:ascii="Times New Roman" w:eastAsia="Times New Roman" w:hAnsi="Times New Roman" w:cs="Times New Roman"/>
+          <w:rFonts w:ascii="Times New Roman" w:hAnsi="Times New Roman" w:eastAsia="Times New Roman" w:cs="Times New Roman"/>
+          <w:kern w:val="0"/>
+          <w14:ligatures w14:val="none"/>
+        </w:rPr>
+      </w:pPr>
+      <w:r>
+        <w:rPr>
+          <w:rFonts w:ascii="Times New Roman" w:hAnsi="Times New Roman" w:eastAsia="Times New Roman" w:cs="Times New Roman"/>
           <w:b/>
           <w:bCs/>
           <w:kern w:val="0"/>
@@ -1864,14 +1855,14 @@
         </w:numPr>
         <w:spacing w:before="100" w:beforeAutospacing="1" w:after="100" w:afterAutospacing="1" w:line="240" w:lineRule="auto"/>
         <w:rPr>
-          <w:rFonts w:ascii="Times New Roman" w:eastAsia="Times New Roman" w:hAnsi="Times New Roman" w:cs="Times New Roman"/>
-          <w:kern w:val="0"/>
-          <w14:ligatures w14:val="none"/>
-        </w:rPr>
-      </w:pPr>
-      <w:r>
-        <w:rPr>
-          <w:rFonts w:ascii="Times New Roman" w:eastAsia="Times New Roman" w:hAnsi="Times New Roman" w:cs="Times New Roman"/>
+          <w:rFonts w:ascii="Times New Roman" w:hAnsi="Times New Roman" w:eastAsia="Times New Roman" w:cs="Times New Roman"/>
+          <w:kern w:val="0"/>
+          <w14:ligatures w14:val="none"/>
+        </w:rPr>
+      </w:pPr>
+      <w:r>
+        <w:rPr>
+          <w:rFonts w:ascii="Times New Roman" w:hAnsi="Times New Roman" w:eastAsia="Times New Roman" w:cs="Times New Roman"/>
           <w:i/>
           <w:iCs/>
           <w:kern w:val="0"/>
@@ -1881,7 +1872,7 @@
       </w:r>
       <w:r>
         <w:rPr>
-          <w:rFonts w:ascii="Times New Roman" w:eastAsia="Times New Roman" w:hAnsi="Times New Roman" w:cs="Times New Roman"/>
+          <w:rFonts w:ascii="Times New Roman" w:hAnsi="Times New Roman" w:eastAsia="Times New Roman" w:cs="Times New Roman"/>
           <w:kern w:val="0"/>
           <w14:ligatures w14:val="none"/>
         </w:rPr>
@@ -1896,14 +1887,14 @@
         </w:numPr>
         <w:spacing w:before="100" w:beforeAutospacing="1" w:after="100" w:afterAutospacing="1" w:line="240" w:lineRule="auto"/>
         <w:rPr>
-          <w:rFonts w:ascii="Times New Roman" w:eastAsia="Times New Roman" w:hAnsi="Times New Roman" w:cs="Times New Roman"/>
-          <w:kern w:val="0"/>
-          <w14:ligatures w14:val="none"/>
-        </w:rPr>
-      </w:pPr>
-      <w:r>
-        <w:rPr>
-          <w:rFonts w:ascii="Times New Roman" w:eastAsia="Times New Roman" w:hAnsi="Times New Roman" w:cs="Times New Roman"/>
+          <w:rFonts w:ascii="Times New Roman" w:hAnsi="Times New Roman" w:eastAsia="Times New Roman" w:cs="Times New Roman"/>
+          <w:kern w:val="0"/>
+          <w14:ligatures w14:val="none"/>
+        </w:rPr>
+      </w:pPr>
+      <w:r>
+        <w:rPr>
+          <w:rFonts w:ascii="Times New Roman" w:hAnsi="Times New Roman" w:eastAsia="Times New Roman" w:cs="Times New Roman"/>
           <w:i/>
           <w:iCs/>
           <w:kern w:val="0"/>
@@ -1913,7 +1904,7 @@
       </w:r>
       <w:r>
         <w:rPr>
-          <w:rFonts w:ascii="Times New Roman" w:eastAsia="Times New Roman" w:hAnsi="Times New Roman" w:cs="Times New Roman"/>
+          <w:rFonts w:ascii="Times New Roman" w:hAnsi="Times New Roman" w:eastAsia="Times New Roman" w:cs="Times New Roman"/>
           <w:kern w:val="0"/>
           <w14:ligatures w14:val="none"/>
         </w:rPr>
@@ -1921,7 +1912,7 @@
       </w:r>
       <w:r>
         <w:rPr>
-          <w:rFonts w:ascii="Courier New" w:eastAsia="Times New Roman" w:hAnsi="Courier New" w:cs="Courier New"/>
+          <w:rFonts w:ascii="Courier New" w:hAnsi="Courier New" w:eastAsia="Times New Roman" w:cs="Courier New"/>
           <w:kern w:val="0"/>
           <w:sz w:val="20"/>
           <w:szCs w:val="20"/>
@@ -1931,7 +1922,7 @@
       </w:r>
       <w:r>
         <w:rPr>
-          <w:rFonts w:ascii="Times New Roman" w:eastAsia="Times New Roman" w:hAnsi="Times New Roman" w:cs="Times New Roman"/>
+          <w:rFonts w:ascii="Times New Roman" w:hAnsi="Times New Roman" w:eastAsia="Times New Roman" w:cs="Times New Roman"/>
           <w:kern w:val="0"/>
           <w14:ligatures w14:val="none"/>
         </w:rPr>
@@ -1946,14 +1937,14 @@
         </w:numPr>
         <w:spacing w:before="100" w:beforeAutospacing="1" w:after="100" w:afterAutospacing="1" w:line="240" w:lineRule="auto"/>
         <w:rPr>
-          <w:rFonts w:ascii="Times New Roman" w:eastAsia="Times New Roman" w:hAnsi="Times New Roman" w:cs="Times New Roman"/>
-          <w:kern w:val="0"/>
-          <w14:ligatures w14:val="none"/>
-        </w:rPr>
-      </w:pPr>
-      <w:r>
-        <w:rPr>
-          <w:rFonts w:ascii="Times New Roman" w:eastAsia="Times New Roman" w:hAnsi="Times New Roman" w:cs="Times New Roman"/>
+          <w:rFonts w:ascii="Times New Roman" w:hAnsi="Times New Roman" w:eastAsia="Times New Roman" w:cs="Times New Roman"/>
+          <w:kern w:val="0"/>
+          <w14:ligatures w14:val="none"/>
+        </w:rPr>
+      </w:pPr>
+      <w:r>
+        <w:rPr>
+          <w:rFonts w:ascii="Times New Roman" w:hAnsi="Times New Roman" w:eastAsia="Times New Roman" w:cs="Times New Roman"/>
           <w:b/>
           <w:bCs/>
           <w:kern w:val="0"/>
@@ -1970,14 +1961,14 @@
         </w:numPr>
         <w:spacing w:before="100" w:beforeAutospacing="1" w:after="100" w:afterAutospacing="1" w:line="240" w:lineRule="auto"/>
         <w:rPr>
-          <w:rFonts w:ascii="Times New Roman" w:eastAsia="Times New Roman" w:hAnsi="Times New Roman" w:cs="Times New Roman"/>
-          <w:kern w:val="0"/>
-          <w14:ligatures w14:val="none"/>
-        </w:rPr>
-      </w:pPr>
-      <w:r>
-        <w:rPr>
-          <w:rFonts w:ascii="Times New Roman" w:eastAsia="Times New Roman" w:hAnsi="Times New Roman" w:cs="Times New Roman"/>
+          <w:rFonts w:ascii="Times New Roman" w:hAnsi="Times New Roman" w:eastAsia="Times New Roman" w:cs="Times New Roman"/>
+          <w:kern w:val="0"/>
+          <w14:ligatures w14:val="none"/>
+        </w:rPr>
+      </w:pPr>
+      <w:r>
+        <w:rPr>
+          <w:rFonts w:ascii="Times New Roman" w:hAnsi="Times New Roman" w:eastAsia="Times New Roman" w:cs="Times New Roman"/>
           <w:i/>
           <w:iCs/>
           <w:kern w:val="0"/>
@@ -1987,7 +1978,7 @@
       </w:r>
       <w:r>
         <w:rPr>
-          <w:rFonts w:ascii="Times New Roman" w:eastAsia="Times New Roman" w:hAnsi="Times New Roman" w:cs="Times New Roman"/>
+          <w:rFonts w:ascii="Times New Roman" w:hAnsi="Times New Roman" w:eastAsia="Times New Roman" w:cs="Times New Roman"/>
           <w:kern w:val="0"/>
           <w14:ligatures w14:val="none"/>
         </w:rPr>
@@ -2002,14 +1993,14 @@
         </w:numPr>
         <w:spacing w:before="100" w:beforeAutospacing="1" w:after="100" w:afterAutospacing="1" w:line="240" w:lineRule="auto"/>
         <w:rPr>
-          <w:rFonts w:ascii="Times New Roman" w:eastAsia="Times New Roman" w:hAnsi="Times New Roman" w:cs="Times New Roman"/>
-          <w:kern w:val="0"/>
-          <w14:ligatures w14:val="none"/>
-        </w:rPr>
-      </w:pPr>
-      <w:r>
-        <w:rPr>
-          <w:rFonts w:ascii="Times New Roman" w:eastAsia="Times New Roman" w:hAnsi="Times New Roman" w:cs="Times New Roman"/>
+          <w:rFonts w:ascii="Times New Roman" w:hAnsi="Times New Roman" w:eastAsia="Times New Roman" w:cs="Times New Roman"/>
+          <w:kern w:val="0"/>
+          <w14:ligatures w14:val="none"/>
+        </w:rPr>
+      </w:pPr>
+      <w:r>
+        <w:rPr>
+          <w:rFonts w:ascii="Times New Roman" w:hAnsi="Times New Roman" w:eastAsia="Times New Roman" w:cs="Times New Roman"/>
           <w:i/>
           <w:iCs/>
           <w:kern w:val="0"/>
@@ -2019,7 +2010,7 @@
       </w:r>
       <w:r>
         <w:rPr>
-          <w:rFonts w:ascii="Times New Roman" w:eastAsia="Times New Roman" w:hAnsi="Times New Roman" w:cs="Times New Roman"/>
+          <w:rFonts w:ascii="Times New Roman" w:hAnsi="Times New Roman" w:eastAsia="Times New Roman" w:cs="Times New Roman"/>
           <w:kern w:val="0"/>
           <w14:ligatures w14:val="none"/>
         </w:rPr>
@@ -2031,7 +2022,7 @@
         <w:spacing w:before="100" w:beforeAutospacing="1" w:after="100" w:afterAutospacing="1" w:line="240" w:lineRule="auto"/>
         <w:outlineLvl w:val="2"/>
         <w:rPr>
-          <w:rFonts w:ascii="Times New Roman" w:eastAsia="Times New Roman" w:hAnsi="Times New Roman" w:cs="Times New Roman"/>
+          <w:rFonts w:ascii="Times New Roman" w:hAnsi="Times New Roman" w:eastAsia="Times New Roman" w:cs="Times New Roman"/>
           <w:b/>
           <w:bCs/>
           <w:kern w:val="0"/>
@@ -2042,7 +2033,7 @@
       </w:pPr>
       <w:r>
         <w:rPr>
-          <w:rFonts w:ascii="Times New Roman" w:eastAsia="Times New Roman" w:hAnsi="Times New Roman" w:cs="Times New Roman"/>
+          <w:rFonts w:ascii="Times New Roman" w:hAnsi="Times New Roman" w:eastAsia="Times New Roman" w:cs="Times New Roman"/>
           <w:b/>
           <w:bCs/>
           <w:kern w:val="0"/>
@@ -2052,6 +2043,8 @@
         </w:rPr>
         <w:t>4. Yêu Cầu Nộp Bài &amp; Báo Cáo</w:t>
       </w:r>
+      <w:bookmarkStart w:id="0" w:name="_GoBack"/>
+      <w:bookmarkEnd w:id="0"/>
     </w:p>
     <w:p>
       <w:pPr>
@@ -2061,14 +2054,14 @@
         </w:numPr>
         <w:spacing w:before="100" w:beforeAutospacing="1" w:after="100" w:afterAutospacing="1" w:line="240" w:lineRule="auto"/>
         <w:rPr>
-          <w:rFonts w:ascii="Times New Roman" w:eastAsia="Times New Roman" w:hAnsi="Times New Roman" w:cs="Times New Roman"/>
-          <w:kern w:val="0"/>
-          <w14:ligatures w14:val="none"/>
-        </w:rPr>
-      </w:pPr>
-      <w:r>
-        <w:rPr>
-          <w:rFonts w:ascii="Times New Roman" w:eastAsia="Times New Roman" w:hAnsi="Times New Roman" w:cs="Times New Roman"/>
+          <w:rFonts w:ascii="Times New Roman" w:hAnsi="Times New Roman" w:eastAsia="Times New Roman" w:cs="Times New Roman"/>
+          <w:kern w:val="0"/>
+          <w14:ligatures w14:val="none"/>
+        </w:rPr>
+      </w:pPr>
+      <w:r>
+        <w:rPr>
+          <w:rFonts w:ascii="Times New Roman" w:hAnsi="Times New Roman" w:eastAsia="Times New Roman" w:cs="Times New Roman"/>
           <w:b/>
           <w:bCs/>
           <w:kern w:val="0"/>
@@ -2078,7 +2071,7 @@
       </w:r>
       <w:r>
         <w:rPr>
-          <w:rFonts w:ascii="Times New Roman" w:eastAsia="Times New Roman" w:hAnsi="Times New Roman" w:cs="Times New Roman"/>
+          <w:rFonts w:ascii="Times New Roman" w:hAnsi="Times New Roman" w:eastAsia="Times New Roman" w:cs="Times New Roman"/>
           <w:kern w:val="0"/>
           <w14:ligatures w14:val="none"/>
         </w:rPr>
@@ -2086,7 +2079,7 @@
       </w:r>
       <w:r>
         <w:rPr>
-          <w:rFonts w:ascii="Courier New" w:eastAsia="Times New Roman" w:hAnsi="Courier New" w:cs="Courier New"/>
+          <w:rFonts w:ascii="Courier New" w:hAnsi="Courier New" w:eastAsia="Times New Roman" w:cs="Courier New"/>
           <w:kern w:val="0"/>
           <w:sz w:val="20"/>
           <w:szCs w:val="20"/>
@@ -2096,7 +2089,7 @@
       </w:r>
       <w:r>
         <w:rPr>
-          <w:rFonts w:ascii="Times New Roman" w:eastAsia="Times New Roman" w:hAnsi="Times New Roman" w:cs="Times New Roman"/>
+          <w:rFonts w:ascii="Times New Roman" w:hAnsi="Times New Roman" w:eastAsia="Times New Roman" w:cs="Times New Roman"/>
           <w:kern w:val="0"/>
           <w14:ligatures w14:val="none"/>
         </w:rPr>
@@ -2104,7 +2097,7 @@
       </w:r>
       <w:r>
         <w:rPr>
-          <w:rFonts w:ascii="Courier New" w:eastAsia="Times New Roman" w:hAnsi="Courier New" w:cs="Courier New"/>
+          <w:rFonts w:ascii="Courier New" w:hAnsi="Courier New" w:eastAsia="Times New Roman" w:cs="Courier New"/>
           <w:kern w:val="0"/>
           <w:sz w:val="20"/>
           <w:szCs w:val="20"/>
@@ -2114,7 +2107,7 @@
       </w:r>
       <w:r>
         <w:rPr>
-          <w:rFonts w:ascii="Times New Roman" w:eastAsia="Times New Roman" w:hAnsi="Times New Roman" w:cs="Times New Roman"/>
+          <w:rFonts w:ascii="Times New Roman" w:hAnsi="Times New Roman" w:eastAsia="Times New Roman" w:cs="Times New Roman"/>
           <w:kern w:val="0"/>
           <w14:ligatures w14:val="none"/>
         </w:rPr>
@@ -2129,25 +2122,24 @@
         </w:numPr>
         <w:spacing w:before="100" w:beforeAutospacing="1" w:after="100" w:afterAutospacing="1" w:line="240" w:lineRule="auto"/>
         <w:rPr>
-          <w:rFonts w:ascii="Times New Roman" w:eastAsia="Times New Roman" w:hAnsi="Times New Roman" w:cs="Times New Roman"/>
-          <w:kern w:val="0"/>
-          <w14:ligatures w14:val="none"/>
-        </w:rPr>
-      </w:pPr>
-      <w:r>
-        <w:rPr>
-          <w:rFonts w:ascii="Times New Roman" w:eastAsia="Times New Roman" w:hAnsi="Times New Roman" w:cs="Times New Roman"/>
+          <w:rFonts w:ascii="Times New Roman" w:hAnsi="Times New Roman" w:eastAsia="Times New Roman" w:cs="Times New Roman"/>
+          <w:kern w:val="0"/>
+          <w14:ligatures w14:val="none"/>
+        </w:rPr>
+      </w:pPr>
+      <w:r>
+        <w:rPr>
+          <w:rFonts w:ascii="Times New Roman" w:hAnsi="Times New Roman" w:eastAsia="Times New Roman" w:cs="Times New Roman"/>
           <w:b/>
           <w:bCs/>
           <w:kern w:val="0"/>
           <w14:ligatures w14:val="none"/>
         </w:rPr>
-        <w:lastRenderedPageBreak/>
         <w:t>Video Demo:</w:t>
       </w:r>
       <w:r>
         <w:rPr>
-          <w:rFonts w:ascii="Times New Roman" w:eastAsia="Times New Roman" w:hAnsi="Times New Roman" w:cs="Times New Roman"/>
+          <w:rFonts w:ascii="Times New Roman" w:hAnsi="Times New Roman" w:eastAsia="Times New Roman" w:cs="Times New Roman"/>
           <w:kern w:val="0"/>
           <w14:ligatures w14:val="none"/>
         </w:rPr>
@@ -2162,14 +2154,14 @@
         </w:numPr>
         <w:spacing w:before="100" w:beforeAutospacing="1" w:after="100" w:afterAutospacing="1" w:line="240" w:lineRule="auto"/>
         <w:rPr>
-          <w:rFonts w:ascii="Times New Roman" w:eastAsia="Times New Roman" w:hAnsi="Times New Roman" w:cs="Times New Roman"/>
-          <w:kern w:val="0"/>
-          <w14:ligatures w14:val="none"/>
-        </w:rPr>
-      </w:pPr>
-      <w:r>
-        <w:rPr>
-          <w:rFonts w:ascii="Times New Roman" w:eastAsia="Times New Roman" w:hAnsi="Times New Roman" w:cs="Times New Roman"/>
+          <w:rFonts w:ascii="Times New Roman" w:hAnsi="Times New Roman" w:eastAsia="Times New Roman" w:cs="Times New Roman"/>
+          <w:kern w:val="0"/>
+          <w14:ligatures w14:val="none"/>
+        </w:rPr>
+      </w:pPr>
+      <w:r>
+        <w:rPr>
+          <w:rFonts w:ascii="Times New Roman" w:hAnsi="Times New Roman" w:eastAsia="Times New Roman" w:cs="Times New Roman"/>
           <w:b/>
           <w:bCs/>
           <w:kern w:val="0"/>
@@ -2179,7 +2171,7 @@
       </w:r>
       <w:r>
         <w:rPr>
-          <w:rFonts w:ascii="Times New Roman" w:eastAsia="Times New Roman" w:hAnsi="Times New Roman" w:cs="Times New Roman"/>
+          <w:rFonts w:ascii="Times New Roman" w:hAnsi="Times New Roman" w:eastAsia="Times New Roman" w:cs="Times New Roman"/>
           <w:kern w:val="0"/>
           <w14:ligatures w14:val="none"/>
         </w:rPr>
@@ -2187,7 +2179,7 @@
       </w:r>
       <w:r>
         <w:rPr>
-          <w:rFonts w:ascii="Courier New" w:eastAsia="Times New Roman" w:hAnsi="Courier New" w:cs="Courier New"/>
+          <w:rFonts w:ascii="Courier New" w:hAnsi="Courier New" w:eastAsia="Times New Roman" w:cs="Courier New"/>
           <w:kern w:val="0"/>
           <w:sz w:val="20"/>
           <w:szCs w:val="20"/>
@@ -2197,7 +2189,7 @@
       </w:r>
       <w:r>
         <w:rPr>
-          <w:rFonts w:ascii="Times New Roman" w:eastAsia="Times New Roman" w:hAnsi="Times New Roman" w:cs="Times New Roman"/>
+          <w:rFonts w:ascii="Times New Roman" w:hAnsi="Times New Roman" w:eastAsia="Times New Roman" w:cs="Times New Roman"/>
           <w:kern w:val="0"/>
           <w14:ligatures w14:val="none"/>
         </w:rPr>
@@ -2205,7 +2197,7 @@
       </w:r>
       <w:r>
         <w:rPr>
-          <w:rFonts w:ascii="Courier New" w:eastAsia="Times New Roman" w:hAnsi="Courier New" w:cs="Courier New"/>
+          <w:rFonts w:ascii="Courier New" w:hAnsi="Courier New" w:eastAsia="Times New Roman" w:cs="Courier New"/>
           <w:kern w:val="0"/>
           <w:sz w:val="20"/>
           <w:szCs w:val="20"/>
@@ -2215,7 +2207,7 @@
       </w:r>
       <w:r>
         <w:rPr>
-          <w:rFonts w:ascii="Times New Roman" w:eastAsia="Times New Roman" w:hAnsi="Times New Roman" w:cs="Times New Roman"/>
+          <w:rFonts w:ascii="Times New Roman" w:hAnsi="Times New Roman" w:eastAsia="Times New Roman" w:cs="Times New Roman"/>
           <w:kern w:val="0"/>
           <w14:ligatures w14:val="none"/>
         </w:rPr>
@@ -2223,7 +2215,7 @@
       </w:r>
       <w:r>
         <w:rPr>
-          <w:rFonts w:ascii="Courier New" w:eastAsia="Times New Roman" w:hAnsi="Courier New" w:cs="Courier New"/>
+          <w:rFonts w:ascii="Courier New" w:hAnsi="Courier New" w:eastAsia="Times New Roman" w:cs="Courier New"/>
           <w:kern w:val="0"/>
           <w:sz w:val="20"/>
           <w:szCs w:val="20"/>
@@ -2233,7 +2225,7 @@
       </w:r>
       <w:r>
         <w:rPr>
-          <w:rFonts w:ascii="Times New Roman" w:eastAsia="Times New Roman" w:hAnsi="Times New Roman" w:cs="Times New Roman"/>
+          <w:rFonts w:ascii="Times New Roman" w:hAnsi="Times New Roman" w:eastAsia="Times New Roman" w:cs="Times New Roman"/>
           <w:kern w:val="0"/>
           <w14:ligatures w14:val="none"/>
         </w:rPr>
@@ -2244,1643 +2236,1519 @@
     <w:sectPr>
       <w:pgSz w:w="11900" w:h="16840"/>
       <w:pgMar w:top="720" w:right="1077" w:bottom="720" w:left="1077" w:header="720" w:footer="720" w:gutter="0"/>
-      <w:cols w:space="708"/>
-      <w:docGrid w:linePitch="360"/>
+      <w:cols w:space="708" w:num="1"/>
+      <w:docGrid w:linePitch="360" w:charSpace="0"/>
     </w:sectPr>
   </w:body>
 </w:document>
 </file>
 
 <file path=word/numbering.xml><?xml version="1.0" encoding="utf-8"?>
-<w:numbering xmlns:wpc="http://schemas.microsoft.com/office/word/2010/wordprocessingCanvas" xmlns:cx="http://schemas.microsoft.com/office/drawing/2014/chartex" xmlns:cx1="http://schemas.microsoft.com/office/drawing/2015/9/8/chartex" xmlns:cx2="http://schemas.microsoft.com/office/drawing/2015/10/21/chartex" xmlns:cx3="http://schemas.microsoft.com/office/drawing/2016/5/9/chartex" xmlns:cx4="http://schemas.microsoft.com/office/drawing/2016/5/10/chartex" xmlns:cx5="http://schemas.microsoft.com/office/drawing/2016/5/11/chartex" xmlns:cx6="http://schemas.microsoft.com/office/drawing/2016/5/12/chartex" xmlns:cx7="http://schemas.microsoft.com/office/drawing/2016/5/13/chartex" xmlns:cx8="http://schemas.microsoft.com/office/drawing/2016/5/14/chartex" xmlns:mc="http://schemas.openxmlformats.org/markup-compatibility/2006" xmlns:m="http://schemas.openxmlformats.org/officeDocument/2006/math" xmlns:aink="http://schemas.microsoft.com/office/drawing/2016/ink" xmlns:am3d="http://schemas.microsoft.com/office/drawing/2017/model3d" xmlns:oel="http://schemas.microsoft.com/office/2019/extlst" xmlns:r="http://schemas.openxmlformats.org/officeDocument/2006/relationships" xmlns:wp14="http://schemas.microsoft.com/office/word/2010/wordprocessingDrawing" xmlns:wp="http://schemas.openxmlformats.org/drawingml/2006/wordprocessingDrawing" xmlns:wpg="http://schemas.microsoft.com/office/word/2010/wordprocessingGroup" xmlns:wpi="http://schemas.microsoft.com/office/word/2010/wordprocessingInk" xmlns:wps="http://schemas.microsoft.com/office/word/2010/wordprocessingShape" xmlns:o="urn:schemas-microsoft-com:office:office" xmlns:v="urn:schemas-microsoft-com:vml" xmlns:w10="urn:schemas-microsoft-com:office:word" xmlns:w="http://schemas.openxmlformats.org/wordprocessingml/2006/main" xmlns:w14="http://schemas.microsoft.com/office/word/2010/wordml" xmlns:w15="http://schemas.microsoft.com/office/word/2012/wordml" xmlns:w16cex="http://schemas.microsoft.com/office/word/2018/wordml/cex" xmlns:w16cid="http://schemas.microsoft.com/office/word/2016/wordml/cid" xmlns:w16="http://schemas.microsoft.com/office/word/2018/wordml" xmlns:w16sdtdh="http://schemas.microsoft.com/office/word/2020/wordml/sdtdatahash" xmlns:w16sdtfl="http://schemas.microsoft.com/office/word/2024/wordml/sdtformatlock" xmlns:w16se="http://schemas.microsoft.com/office/word/2015/wordml/symex" xmlns:w16du="http://schemas.microsoft.com/office/word/2023/wordml/word16du" xmlns:wne="http://schemas.microsoft.com/office/word/2006/wordml" mc:Ignorable="w14 w15 w16se w16cid w16 w16cex w16sdtdh w16sdtfl w16du wp14">
-  <w:abstractNum w:abstractNumId="0" w15:restartNumberingAfterBreak="0">
+<w:numbering xmlns:wpc="http://schemas.microsoft.com/office/word/2010/wordprocessingCanvas" xmlns:mc="http://schemas.openxmlformats.org/markup-compatibility/2006" xmlns:o="urn:schemas-microsoft-com:office:office" xmlns:r="http://schemas.openxmlformats.org/officeDocument/2006/relationships" xmlns:m="http://schemas.openxmlformats.org/officeDocument/2006/math" xmlns:v="urn:schemas-microsoft-com:vml" xmlns:wp14="http://schemas.microsoft.com/office/word/2010/wordprocessingDrawing" xmlns:wp="http://schemas.openxmlformats.org/drawingml/2006/wordprocessingDrawing" xmlns:w10="urn:schemas-microsoft-com:office:word" xmlns:w="http://schemas.openxmlformats.org/wordprocessingml/2006/main" xmlns:w14="http://schemas.microsoft.com/office/word/2010/wordml" xmlns:wpg="http://schemas.microsoft.com/office/word/2010/wordprocessingGroup" xmlns:wpi="http://schemas.microsoft.com/office/word/2010/wordprocessingInk" xmlns:wne="http://schemas.microsoft.com/office/word/2006/wordml" xmlns:wps="http://schemas.microsoft.com/office/word/2010/wordprocessingShape" mc:Ignorable="w14 wp14">
+  <w:abstractNum w:abstractNumId="0">
     <w:nsid w:val="02854671"/>
     <w:multiLevelType w:val="multilevel"/>
-    <w:tmpl w:val="2BD88CC6"/>
-    <w:lvl w:ilvl="0">
+    <w:tmpl w:val="02854671"/>
+    <w:lvl w:ilvl="0" w:tentative="0">
       <w:start w:val="1"/>
       <w:numFmt w:val="bullet"/>
       <w:lvlText w:val=""/>
       <w:lvlJc w:val="left"/>
       <w:pPr>
         <w:tabs>
-          <w:tab w:val="num" w:pos="720"/>
+          <w:tab w:val="left" w:pos="720"/>
         </w:tabs>
         <w:ind w:left="720" w:hanging="360"/>
       </w:pPr>
       <w:rPr>
-        <w:rFonts w:ascii="Symbol" w:hAnsi="Symbol" w:hint="default"/>
-        <w:sz w:val="20"/>
-      </w:rPr>
-    </w:lvl>
-    <w:lvl w:ilvl="1">
+        <w:rFonts w:hint="default" w:ascii="Symbol" w:hAnsi="Symbol"/>
+        <w:sz w:val="20"/>
+      </w:rPr>
+    </w:lvl>
+    <w:lvl w:ilvl="1" w:tentative="0">
       <w:start w:val="1"/>
       <w:numFmt w:val="bullet"/>
       <w:lvlText w:val="o"/>
       <w:lvlJc w:val="left"/>
       <w:pPr>
         <w:tabs>
-          <w:tab w:val="num" w:pos="1440"/>
+          <w:tab w:val="left" w:pos="1440"/>
         </w:tabs>
         <w:ind w:left="1440" w:hanging="360"/>
       </w:pPr>
       <w:rPr>
-        <w:rFonts w:ascii="Courier New" w:hAnsi="Courier New" w:hint="default"/>
-        <w:sz w:val="20"/>
-      </w:rPr>
-    </w:lvl>
-    <w:lvl w:ilvl="2" w:tentative="1">
-      <w:start w:val="1"/>
-      <w:numFmt w:val="bullet"/>
-      <w:lvlText w:val=""/>
-      <w:lvlJc w:val="left"/>
-      <w:pPr>
-        <w:tabs>
-          <w:tab w:val="num" w:pos="2160"/>
+        <w:rFonts w:hint="default" w:ascii="Courier New" w:hAnsi="Courier New"/>
+        <w:sz w:val="20"/>
+      </w:rPr>
+    </w:lvl>
+    <w:lvl w:ilvl="2" w:tentative="0">
+      <w:start w:val="1"/>
+      <w:numFmt w:val="bullet"/>
+      <w:lvlText w:val=""/>
+      <w:lvlJc w:val="left"/>
+      <w:pPr>
+        <w:tabs>
+          <w:tab w:val="left" w:pos="2160"/>
         </w:tabs>
         <w:ind w:left="2160" w:hanging="360"/>
       </w:pPr>
       <w:rPr>
-        <w:rFonts w:ascii="Wingdings" w:hAnsi="Wingdings" w:hint="default"/>
-        <w:sz w:val="20"/>
-      </w:rPr>
-    </w:lvl>
-    <w:lvl w:ilvl="3" w:tentative="1">
-      <w:start w:val="1"/>
-      <w:numFmt w:val="bullet"/>
-      <w:lvlText w:val=""/>
-      <w:lvlJc w:val="left"/>
-      <w:pPr>
-        <w:tabs>
-          <w:tab w:val="num" w:pos="2880"/>
+        <w:rFonts w:hint="default" w:ascii="Wingdings" w:hAnsi="Wingdings"/>
+        <w:sz w:val="20"/>
+      </w:rPr>
+    </w:lvl>
+    <w:lvl w:ilvl="3" w:tentative="0">
+      <w:start w:val="1"/>
+      <w:numFmt w:val="bullet"/>
+      <w:lvlText w:val=""/>
+      <w:lvlJc w:val="left"/>
+      <w:pPr>
+        <w:tabs>
+          <w:tab w:val="left" w:pos="2880"/>
         </w:tabs>
         <w:ind w:left="2880" w:hanging="360"/>
       </w:pPr>
       <w:rPr>
-        <w:rFonts w:ascii="Wingdings" w:hAnsi="Wingdings" w:hint="default"/>
-        <w:sz w:val="20"/>
-      </w:rPr>
-    </w:lvl>
-    <w:lvl w:ilvl="4" w:tentative="1">
-      <w:start w:val="1"/>
-      <w:numFmt w:val="bullet"/>
-      <w:lvlText w:val=""/>
-      <w:lvlJc w:val="left"/>
-      <w:pPr>
-        <w:tabs>
-          <w:tab w:val="num" w:pos="3600"/>
+        <w:rFonts w:hint="default" w:ascii="Wingdings" w:hAnsi="Wingdings"/>
+        <w:sz w:val="20"/>
+      </w:rPr>
+    </w:lvl>
+    <w:lvl w:ilvl="4" w:tentative="0">
+      <w:start w:val="1"/>
+      <w:numFmt w:val="bullet"/>
+      <w:lvlText w:val=""/>
+      <w:lvlJc w:val="left"/>
+      <w:pPr>
+        <w:tabs>
+          <w:tab w:val="left" w:pos="3600"/>
         </w:tabs>
         <w:ind w:left="3600" w:hanging="360"/>
       </w:pPr>
       <w:rPr>
-        <w:rFonts w:ascii="Wingdings" w:hAnsi="Wingdings" w:hint="default"/>
-        <w:sz w:val="20"/>
-      </w:rPr>
-    </w:lvl>
-    <w:lvl w:ilvl="5" w:tentative="1">
-      <w:start w:val="1"/>
-      <w:numFmt w:val="bullet"/>
-      <w:lvlText w:val=""/>
-      <w:lvlJc w:val="left"/>
-      <w:pPr>
-        <w:tabs>
-          <w:tab w:val="num" w:pos="4320"/>
+        <w:rFonts w:hint="default" w:ascii="Wingdings" w:hAnsi="Wingdings"/>
+        <w:sz w:val="20"/>
+      </w:rPr>
+    </w:lvl>
+    <w:lvl w:ilvl="5" w:tentative="0">
+      <w:start w:val="1"/>
+      <w:numFmt w:val="bullet"/>
+      <w:lvlText w:val=""/>
+      <w:lvlJc w:val="left"/>
+      <w:pPr>
+        <w:tabs>
+          <w:tab w:val="left" w:pos="4320"/>
         </w:tabs>
         <w:ind w:left="4320" w:hanging="360"/>
       </w:pPr>
       <w:rPr>
-        <w:rFonts w:ascii="Wingdings" w:hAnsi="Wingdings" w:hint="default"/>
-        <w:sz w:val="20"/>
-      </w:rPr>
-    </w:lvl>
-    <w:lvl w:ilvl="6" w:tentative="1">
-      <w:start w:val="1"/>
-      <w:numFmt w:val="bullet"/>
-      <w:lvlText w:val=""/>
-      <w:lvlJc w:val="left"/>
-      <w:pPr>
-        <w:tabs>
-          <w:tab w:val="num" w:pos="5040"/>
+        <w:rFonts w:hint="default" w:ascii="Wingdings" w:hAnsi="Wingdings"/>
+        <w:sz w:val="20"/>
+      </w:rPr>
+    </w:lvl>
+    <w:lvl w:ilvl="6" w:tentative="0">
+      <w:start w:val="1"/>
+      <w:numFmt w:val="bullet"/>
+      <w:lvlText w:val=""/>
+      <w:lvlJc w:val="left"/>
+      <w:pPr>
+        <w:tabs>
+          <w:tab w:val="left" w:pos="5040"/>
         </w:tabs>
         <w:ind w:left="5040" w:hanging="360"/>
       </w:pPr>
       <w:rPr>
-        <w:rFonts w:ascii="Wingdings" w:hAnsi="Wingdings" w:hint="default"/>
-        <w:sz w:val="20"/>
-      </w:rPr>
-    </w:lvl>
-    <w:lvl w:ilvl="7" w:tentative="1">
-      <w:start w:val="1"/>
-      <w:numFmt w:val="bullet"/>
-      <w:lvlText w:val=""/>
-      <w:lvlJc w:val="left"/>
-      <w:pPr>
-        <w:tabs>
-          <w:tab w:val="num" w:pos="5760"/>
+        <w:rFonts w:hint="default" w:ascii="Wingdings" w:hAnsi="Wingdings"/>
+        <w:sz w:val="20"/>
+      </w:rPr>
+    </w:lvl>
+    <w:lvl w:ilvl="7" w:tentative="0">
+      <w:start w:val="1"/>
+      <w:numFmt w:val="bullet"/>
+      <w:lvlText w:val=""/>
+      <w:lvlJc w:val="left"/>
+      <w:pPr>
+        <w:tabs>
+          <w:tab w:val="left" w:pos="5760"/>
         </w:tabs>
         <w:ind w:left="5760" w:hanging="360"/>
       </w:pPr>
       <w:rPr>
-        <w:rFonts w:ascii="Wingdings" w:hAnsi="Wingdings" w:hint="default"/>
-        <w:sz w:val="20"/>
-      </w:rPr>
-    </w:lvl>
-    <w:lvl w:ilvl="8" w:tentative="1">
-      <w:start w:val="1"/>
-      <w:numFmt w:val="bullet"/>
-      <w:lvlText w:val=""/>
-      <w:lvlJc w:val="left"/>
-      <w:pPr>
-        <w:tabs>
-          <w:tab w:val="num" w:pos="6480"/>
+        <w:rFonts w:hint="default" w:ascii="Wingdings" w:hAnsi="Wingdings"/>
+        <w:sz w:val="20"/>
+      </w:rPr>
+    </w:lvl>
+    <w:lvl w:ilvl="8" w:tentative="0">
+      <w:start w:val="1"/>
+      <w:numFmt w:val="bullet"/>
+      <w:lvlText w:val=""/>
+      <w:lvlJc w:val="left"/>
+      <w:pPr>
+        <w:tabs>
+          <w:tab w:val="left" w:pos="6480"/>
         </w:tabs>
         <w:ind w:left="6480" w:hanging="360"/>
       </w:pPr>
       <w:rPr>
-        <w:rFonts w:ascii="Wingdings" w:hAnsi="Wingdings" w:hint="default"/>
+        <w:rFonts w:hint="default" w:ascii="Wingdings" w:hAnsi="Wingdings"/>
         <w:sz w:val="20"/>
       </w:rPr>
     </w:lvl>
   </w:abstractNum>
-  <w:abstractNum w:abstractNumId="1" w15:restartNumberingAfterBreak="0">
+  <w:abstractNum w:abstractNumId="1">
     <w:nsid w:val="0BEB7383"/>
     <w:multiLevelType w:val="multilevel"/>
-    <w:tmpl w:val="7C6C9EB6"/>
-    <w:lvl w:ilvl="0">
+    <w:tmpl w:val="0BEB7383"/>
+    <w:lvl w:ilvl="0" w:tentative="0">
       <w:start w:val="1"/>
       <w:numFmt w:val="bullet"/>
       <w:lvlText w:val=""/>
       <w:lvlJc w:val="left"/>
       <w:pPr>
         <w:tabs>
-          <w:tab w:val="num" w:pos="720"/>
+          <w:tab w:val="left" w:pos="720"/>
         </w:tabs>
         <w:ind w:left="720" w:hanging="360"/>
       </w:pPr>
       <w:rPr>
-        <w:rFonts w:ascii="Symbol" w:hAnsi="Symbol" w:hint="default"/>
-        <w:sz w:val="20"/>
-      </w:rPr>
-    </w:lvl>
-    <w:lvl w:ilvl="1">
+        <w:rFonts w:hint="default" w:ascii="Symbol" w:hAnsi="Symbol"/>
+        <w:sz w:val="20"/>
+      </w:rPr>
+    </w:lvl>
+    <w:lvl w:ilvl="1" w:tentative="0">
       <w:start w:val="1"/>
       <w:numFmt w:val="bullet"/>
       <w:lvlText w:val="o"/>
       <w:lvlJc w:val="left"/>
       <w:pPr>
         <w:tabs>
-          <w:tab w:val="num" w:pos="1440"/>
+          <w:tab w:val="left" w:pos="1440"/>
         </w:tabs>
         <w:ind w:left="1440" w:hanging="360"/>
       </w:pPr>
       <w:rPr>
-        <w:rFonts w:ascii="Courier New" w:hAnsi="Courier New" w:hint="default"/>
-        <w:sz w:val="20"/>
-      </w:rPr>
-    </w:lvl>
-    <w:lvl w:ilvl="2" w:tentative="1">
-      <w:start w:val="1"/>
-      <w:numFmt w:val="bullet"/>
-      <w:lvlText w:val=""/>
-      <w:lvlJc w:val="left"/>
-      <w:pPr>
-        <w:tabs>
-          <w:tab w:val="num" w:pos="2160"/>
+        <w:rFonts w:hint="default" w:ascii="Courier New" w:hAnsi="Courier New"/>
+        <w:sz w:val="20"/>
+      </w:rPr>
+    </w:lvl>
+    <w:lvl w:ilvl="2" w:tentative="0">
+      <w:start w:val="1"/>
+      <w:numFmt w:val="bullet"/>
+      <w:lvlText w:val=""/>
+      <w:lvlJc w:val="left"/>
+      <w:pPr>
+        <w:tabs>
+          <w:tab w:val="left" w:pos="2160"/>
         </w:tabs>
         <w:ind w:left="2160" w:hanging="360"/>
       </w:pPr>
       <w:rPr>
-        <w:rFonts w:ascii="Wingdings" w:hAnsi="Wingdings" w:hint="default"/>
-        <w:sz w:val="20"/>
-      </w:rPr>
-    </w:lvl>
-    <w:lvl w:ilvl="3" w:tentative="1">
-      <w:start w:val="1"/>
-      <w:numFmt w:val="bullet"/>
-      <w:lvlText w:val=""/>
-      <w:lvlJc w:val="left"/>
-      <w:pPr>
-        <w:tabs>
-          <w:tab w:val="num" w:pos="2880"/>
+        <w:rFonts w:hint="default" w:ascii="Wingdings" w:hAnsi="Wingdings"/>
+        <w:sz w:val="20"/>
+      </w:rPr>
+    </w:lvl>
+    <w:lvl w:ilvl="3" w:tentative="0">
+      <w:start w:val="1"/>
+      <w:numFmt w:val="bullet"/>
+      <w:lvlText w:val=""/>
+      <w:lvlJc w:val="left"/>
+      <w:pPr>
+        <w:tabs>
+          <w:tab w:val="left" w:pos="2880"/>
         </w:tabs>
         <w:ind w:left="2880" w:hanging="360"/>
       </w:pPr>
       <w:rPr>
-        <w:rFonts w:ascii="Wingdings" w:hAnsi="Wingdings" w:hint="default"/>
-        <w:sz w:val="20"/>
-      </w:rPr>
-    </w:lvl>
-    <w:lvl w:ilvl="4" w:tentative="1">
-      <w:start w:val="1"/>
-      <w:numFmt w:val="bullet"/>
-      <w:lvlText w:val=""/>
-      <w:lvlJc w:val="left"/>
-      <w:pPr>
-        <w:tabs>
-          <w:tab w:val="num" w:pos="3600"/>
+        <w:rFonts w:hint="default" w:ascii="Wingdings" w:hAnsi="Wingdings"/>
+        <w:sz w:val="20"/>
+      </w:rPr>
+    </w:lvl>
+    <w:lvl w:ilvl="4" w:tentative="0">
+      <w:start w:val="1"/>
+      <w:numFmt w:val="bullet"/>
+      <w:lvlText w:val=""/>
+      <w:lvlJc w:val="left"/>
+      <w:pPr>
+        <w:tabs>
+          <w:tab w:val="left" w:pos="3600"/>
         </w:tabs>
         <w:ind w:left="3600" w:hanging="360"/>
       </w:pPr>
       <w:rPr>
-        <w:rFonts w:ascii="Wingdings" w:hAnsi="Wingdings" w:hint="default"/>
-        <w:sz w:val="20"/>
-      </w:rPr>
-    </w:lvl>
-    <w:lvl w:ilvl="5" w:tentative="1">
-      <w:start w:val="1"/>
-      <w:numFmt w:val="bullet"/>
-      <w:lvlText w:val=""/>
-      <w:lvlJc w:val="left"/>
-      <w:pPr>
-        <w:tabs>
-          <w:tab w:val="num" w:pos="4320"/>
+        <w:rFonts w:hint="default" w:ascii="Wingdings" w:hAnsi="Wingdings"/>
+        <w:sz w:val="20"/>
+      </w:rPr>
+    </w:lvl>
+    <w:lvl w:ilvl="5" w:tentative="0">
+      <w:start w:val="1"/>
+      <w:numFmt w:val="bullet"/>
+      <w:lvlText w:val=""/>
+      <w:lvlJc w:val="left"/>
+      <w:pPr>
+        <w:tabs>
+          <w:tab w:val="left" w:pos="4320"/>
         </w:tabs>
         <w:ind w:left="4320" w:hanging="360"/>
       </w:pPr>
       <w:rPr>
-        <w:rFonts w:ascii="Wingdings" w:hAnsi="Wingdings" w:hint="default"/>
-        <w:sz w:val="20"/>
-      </w:rPr>
-    </w:lvl>
-    <w:lvl w:ilvl="6" w:tentative="1">
-      <w:start w:val="1"/>
-      <w:numFmt w:val="bullet"/>
-      <w:lvlText w:val=""/>
-      <w:lvlJc w:val="left"/>
-      <w:pPr>
-        <w:tabs>
-          <w:tab w:val="num" w:pos="5040"/>
+        <w:rFonts w:hint="default" w:ascii="Wingdings" w:hAnsi="Wingdings"/>
+        <w:sz w:val="20"/>
+      </w:rPr>
+    </w:lvl>
+    <w:lvl w:ilvl="6" w:tentative="0">
+      <w:start w:val="1"/>
+      <w:numFmt w:val="bullet"/>
+      <w:lvlText w:val=""/>
+      <w:lvlJc w:val="left"/>
+      <w:pPr>
+        <w:tabs>
+          <w:tab w:val="left" w:pos="5040"/>
         </w:tabs>
         <w:ind w:left="5040" w:hanging="360"/>
       </w:pPr>
       <w:rPr>
-        <w:rFonts w:ascii="Wingdings" w:hAnsi="Wingdings" w:hint="default"/>
-        <w:sz w:val="20"/>
-      </w:rPr>
-    </w:lvl>
-    <w:lvl w:ilvl="7" w:tentative="1">
-      <w:start w:val="1"/>
-      <w:numFmt w:val="bullet"/>
-      <w:lvlText w:val=""/>
-      <w:lvlJc w:val="left"/>
-      <w:pPr>
-        <w:tabs>
-          <w:tab w:val="num" w:pos="5760"/>
+        <w:rFonts w:hint="default" w:ascii="Wingdings" w:hAnsi="Wingdings"/>
+        <w:sz w:val="20"/>
+      </w:rPr>
+    </w:lvl>
+    <w:lvl w:ilvl="7" w:tentative="0">
+      <w:start w:val="1"/>
+      <w:numFmt w:val="bullet"/>
+      <w:lvlText w:val=""/>
+      <w:lvlJc w:val="left"/>
+      <w:pPr>
+        <w:tabs>
+          <w:tab w:val="left" w:pos="5760"/>
         </w:tabs>
         <w:ind w:left="5760" w:hanging="360"/>
       </w:pPr>
       <w:rPr>
-        <w:rFonts w:ascii="Wingdings" w:hAnsi="Wingdings" w:hint="default"/>
-        <w:sz w:val="20"/>
-      </w:rPr>
-    </w:lvl>
-    <w:lvl w:ilvl="8" w:tentative="1">
-      <w:start w:val="1"/>
-      <w:numFmt w:val="bullet"/>
-      <w:lvlText w:val=""/>
-      <w:lvlJc w:val="left"/>
-      <w:pPr>
-        <w:tabs>
-          <w:tab w:val="num" w:pos="6480"/>
+        <w:rFonts w:hint="default" w:ascii="Wingdings" w:hAnsi="Wingdings"/>
+        <w:sz w:val="20"/>
+      </w:rPr>
+    </w:lvl>
+    <w:lvl w:ilvl="8" w:tentative="0">
+      <w:start w:val="1"/>
+      <w:numFmt w:val="bullet"/>
+      <w:lvlText w:val=""/>
+      <w:lvlJc w:val="left"/>
+      <w:pPr>
+        <w:tabs>
+          <w:tab w:val="left" w:pos="6480"/>
         </w:tabs>
         <w:ind w:left="6480" w:hanging="360"/>
       </w:pPr>
       <w:rPr>
-        <w:rFonts w:ascii="Wingdings" w:hAnsi="Wingdings" w:hint="default"/>
+        <w:rFonts w:hint="default" w:ascii="Wingdings" w:hAnsi="Wingdings"/>
         <w:sz w:val="20"/>
       </w:rPr>
     </w:lvl>
   </w:abstractNum>
-  <w:abstractNum w:abstractNumId="2" w15:restartNumberingAfterBreak="0">
+  <w:abstractNum w:abstractNumId="2">
     <w:nsid w:val="2BEF3A08"/>
     <w:multiLevelType w:val="multilevel"/>
-    <w:tmpl w:val="028C0986"/>
-    <w:lvl w:ilvl="0">
+    <w:tmpl w:val="2BEF3A08"/>
+    <w:lvl w:ilvl="0" w:tentative="0">
       <w:start w:val="1"/>
       <w:numFmt w:val="bullet"/>
       <w:lvlText w:val=""/>
       <w:lvlJc w:val="left"/>
       <w:pPr>
         <w:tabs>
-          <w:tab w:val="num" w:pos="720"/>
+          <w:tab w:val="left" w:pos="720"/>
         </w:tabs>
         <w:ind w:left="720" w:hanging="360"/>
       </w:pPr>
       <w:rPr>
-        <w:rFonts w:ascii="Symbol" w:hAnsi="Symbol" w:hint="default"/>
-        <w:sz w:val="20"/>
-      </w:rPr>
-    </w:lvl>
-    <w:lvl w:ilvl="1" w:tentative="1">
+        <w:rFonts w:hint="default" w:ascii="Symbol" w:hAnsi="Symbol"/>
+        <w:sz w:val="20"/>
+      </w:rPr>
+    </w:lvl>
+    <w:lvl w:ilvl="1" w:tentative="0">
       <w:start w:val="1"/>
       <w:numFmt w:val="bullet"/>
       <w:lvlText w:val="o"/>
       <w:lvlJc w:val="left"/>
       <w:pPr>
         <w:tabs>
-          <w:tab w:val="num" w:pos="1440"/>
+          <w:tab w:val="left" w:pos="1440"/>
         </w:tabs>
         <w:ind w:left="1440" w:hanging="360"/>
       </w:pPr>
       <w:rPr>
-        <w:rFonts w:ascii="Courier New" w:hAnsi="Courier New" w:hint="default"/>
-        <w:sz w:val="20"/>
-      </w:rPr>
-    </w:lvl>
-    <w:lvl w:ilvl="2" w:tentative="1">
-      <w:start w:val="1"/>
-      <w:numFmt w:val="bullet"/>
-      <w:lvlText w:val=""/>
-      <w:lvlJc w:val="left"/>
-      <w:pPr>
-        <w:tabs>
-          <w:tab w:val="num" w:pos="2160"/>
+        <w:rFonts w:hint="default" w:ascii="Courier New" w:hAnsi="Courier New"/>
+        <w:sz w:val="20"/>
+      </w:rPr>
+    </w:lvl>
+    <w:lvl w:ilvl="2" w:tentative="0">
+      <w:start w:val="1"/>
+      <w:numFmt w:val="bullet"/>
+      <w:lvlText w:val=""/>
+      <w:lvlJc w:val="left"/>
+      <w:pPr>
+        <w:tabs>
+          <w:tab w:val="left" w:pos="2160"/>
         </w:tabs>
         <w:ind w:left="2160" w:hanging="360"/>
       </w:pPr>
       <w:rPr>
-        <w:rFonts w:ascii="Wingdings" w:hAnsi="Wingdings" w:hint="default"/>
-        <w:sz w:val="20"/>
-      </w:rPr>
-    </w:lvl>
-    <w:lvl w:ilvl="3" w:tentative="1">
-      <w:start w:val="1"/>
-      <w:numFmt w:val="bullet"/>
-      <w:lvlText w:val=""/>
-      <w:lvlJc w:val="left"/>
-      <w:pPr>
-        <w:tabs>
-          <w:tab w:val="num" w:pos="2880"/>
+        <w:rFonts w:hint="default" w:ascii="Wingdings" w:hAnsi="Wingdings"/>
+        <w:sz w:val="20"/>
+      </w:rPr>
+    </w:lvl>
+    <w:lvl w:ilvl="3" w:tentative="0">
+      <w:start w:val="1"/>
+      <w:numFmt w:val="bullet"/>
+      <w:lvlText w:val=""/>
+      <w:lvlJc w:val="left"/>
+      <w:pPr>
+        <w:tabs>
+          <w:tab w:val="left" w:pos="2880"/>
         </w:tabs>
         <w:ind w:left="2880" w:hanging="360"/>
       </w:pPr>
       <w:rPr>
-        <w:rFonts w:ascii="Wingdings" w:hAnsi="Wingdings" w:hint="default"/>
-        <w:sz w:val="20"/>
-      </w:rPr>
-    </w:lvl>
-    <w:lvl w:ilvl="4" w:tentative="1">
-      <w:start w:val="1"/>
-      <w:numFmt w:val="bullet"/>
-      <w:lvlText w:val=""/>
-      <w:lvlJc w:val="left"/>
-      <w:pPr>
-        <w:tabs>
-          <w:tab w:val="num" w:pos="3600"/>
+        <w:rFonts w:hint="default" w:ascii="Wingdings" w:hAnsi="Wingdings"/>
+        <w:sz w:val="20"/>
+      </w:rPr>
+    </w:lvl>
+    <w:lvl w:ilvl="4" w:tentative="0">
+      <w:start w:val="1"/>
+      <w:numFmt w:val="bullet"/>
+      <w:lvlText w:val=""/>
+      <w:lvlJc w:val="left"/>
+      <w:pPr>
+        <w:tabs>
+          <w:tab w:val="left" w:pos="3600"/>
         </w:tabs>
         <w:ind w:left="3600" w:hanging="360"/>
       </w:pPr>
       <w:rPr>
-        <w:rFonts w:ascii="Wingdings" w:hAnsi="Wingdings" w:hint="default"/>
-        <w:sz w:val="20"/>
-      </w:rPr>
-    </w:lvl>
-    <w:lvl w:ilvl="5" w:tentative="1">
-      <w:start w:val="1"/>
-      <w:numFmt w:val="bullet"/>
-      <w:lvlText w:val=""/>
-      <w:lvlJc w:val="left"/>
-      <w:pPr>
-        <w:tabs>
-          <w:tab w:val="num" w:pos="4320"/>
+        <w:rFonts w:hint="default" w:ascii="Wingdings" w:hAnsi="Wingdings"/>
+        <w:sz w:val="20"/>
+      </w:rPr>
+    </w:lvl>
+    <w:lvl w:ilvl="5" w:tentative="0">
+      <w:start w:val="1"/>
+      <w:numFmt w:val="bullet"/>
+      <w:lvlText w:val=""/>
+      <w:lvlJc w:val="left"/>
+      <w:pPr>
+        <w:tabs>
+          <w:tab w:val="left" w:pos="4320"/>
         </w:tabs>
         <w:ind w:left="4320" w:hanging="360"/>
       </w:pPr>
       <w:rPr>
-        <w:rFonts w:ascii="Wingdings" w:hAnsi="Wingdings" w:hint="default"/>
-        <w:sz w:val="20"/>
-      </w:rPr>
-    </w:lvl>
-    <w:lvl w:ilvl="6" w:tentative="1">
-      <w:start w:val="1"/>
-      <w:numFmt w:val="bullet"/>
-      <w:lvlText w:val=""/>
-      <w:lvlJc w:val="left"/>
-      <w:pPr>
-        <w:tabs>
-          <w:tab w:val="num" w:pos="5040"/>
+        <w:rFonts w:hint="default" w:ascii="Wingdings" w:hAnsi="Wingdings"/>
+        <w:sz w:val="20"/>
+      </w:rPr>
+    </w:lvl>
+    <w:lvl w:ilvl="6" w:tentative="0">
+      <w:start w:val="1"/>
+      <w:numFmt w:val="bullet"/>
+      <w:lvlText w:val=""/>
+      <w:lvlJc w:val="left"/>
+      <w:pPr>
+        <w:tabs>
+          <w:tab w:val="left" w:pos="5040"/>
         </w:tabs>
         <w:ind w:left="5040" w:hanging="360"/>
       </w:pPr>
       <w:rPr>
-        <w:rFonts w:ascii="Wingdings" w:hAnsi="Wingdings" w:hint="default"/>
-        <w:sz w:val="20"/>
-      </w:rPr>
-    </w:lvl>
-    <w:lvl w:ilvl="7" w:tentative="1">
-      <w:start w:val="1"/>
-      <w:numFmt w:val="bullet"/>
-      <w:lvlText w:val=""/>
-      <w:lvlJc w:val="left"/>
-      <w:pPr>
-        <w:tabs>
-          <w:tab w:val="num" w:pos="5760"/>
+        <w:rFonts w:hint="default" w:ascii="Wingdings" w:hAnsi="Wingdings"/>
+        <w:sz w:val="20"/>
+      </w:rPr>
+    </w:lvl>
+    <w:lvl w:ilvl="7" w:tentative="0">
+      <w:start w:val="1"/>
+      <w:numFmt w:val="bullet"/>
+      <w:lvlText w:val=""/>
+      <w:lvlJc w:val="left"/>
+      <w:pPr>
+        <w:tabs>
+          <w:tab w:val="left" w:pos="5760"/>
         </w:tabs>
         <w:ind w:left="5760" w:hanging="360"/>
       </w:pPr>
       <w:rPr>
-        <w:rFonts w:ascii="Wingdings" w:hAnsi="Wingdings" w:hint="default"/>
-        <w:sz w:val="20"/>
-      </w:rPr>
-    </w:lvl>
-    <w:lvl w:ilvl="8" w:tentative="1">
-      <w:start w:val="1"/>
-      <w:numFmt w:val="bullet"/>
-      <w:lvlText w:val=""/>
-      <w:lvlJc w:val="left"/>
-      <w:pPr>
-        <w:tabs>
-          <w:tab w:val="num" w:pos="6480"/>
+        <w:rFonts w:hint="default" w:ascii="Wingdings" w:hAnsi="Wingdings"/>
+        <w:sz w:val="20"/>
+      </w:rPr>
+    </w:lvl>
+    <w:lvl w:ilvl="8" w:tentative="0">
+      <w:start w:val="1"/>
+      <w:numFmt w:val="bullet"/>
+      <w:lvlText w:val=""/>
+      <w:lvlJc w:val="left"/>
+      <w:pPr>
+        <w:tabs>
+          <w:tab w:val="left" w:pos="6480"/>
         </w:tabs>
         <w:ind w:left="6480" w:hanging="360"/>
       </w:pPr>
       <w:rPr>
-        <w:rFonts w:ascii="Wingdings" w:hAnsi="Wingdings" w:hint="default"/>
+        <w:rFonts w:hint="default" w:ascii="Wingdings" w:hAnsi="Wingdings"/>
         <w:sz w:val="20"/>
       </w:rPr>
     </w:lvl>
   </w:abstractNum>
-  <w:abstractNum w:abstractNumId="3" w15:restartNumberingAfterBreak="0">
+  <w:abstractNum w:abstractNumId="3">
     <w:nsid w:val="3D3613EB"/>
     <w:multiLevelType w:val="multilevel"/>
-    <w:tmpl w:val="A45E39B6"/>
-    <w:lvl w:ilvl="0">
+    <w:tmpl w:val="3D3613EB"/>
+    <w:lvl w:ilvl="0" w:tentative="0">
       <w:start w:val="1"/>
       <w:numFmt w:val="bullet"/>
       <w:lvlText w:val=""/>
       <w:lvlJc w:val="left"/>
       <w:pPr>
         <w:tabs>
-          <w:tab w:val="num" w:pos="720"/>
+          <w:tab w:val="left" w:pos="720"/>
         </w:tabs>
         <w:ind w:left="720" w:hanging="360"/>
       </w:pPr>
       <w:rPr>
-        <w:rFonts w:ascii="Symbol" w:hAnsi="Symbol" w:hint="default"/>
-        <w:sz w:val="20"/>
-      </w:rPr>
-    </w:lvl>
-    <w:lvl w:ilvl="1" w:tentative="1">
+        <w:rFonts w:hint="default" w:ascii="Symbol" w:hAnsi="Symbol"/>
+        <w:sz w:val="20"/>
+      </w:rPr>
+    </w:lvl>
+    <w:lvl w:ilvl="1" w:tentative="0">
       <w:start w:val="1"/>
       <w:numFmt w:val="bullet"/>
       <w:lvlText w:val="o"/>
       <w:lvlJc w:val="left"/>
       <w:pPr>
         <w:tabs>
-          <w:tab w:val="num" w:pos="1440"/>
+          <w:tab w:val="left" w:pos="1440"/>
         </w:tabs>
         <w:ind w:left="1440" w:hanging="360"/>
       </w:pPr>
       <w:rPr>
-        <w:rFonts w:ascii="Courier New" w:hAnsi="Courier New" w:hint="default"/>
-        <w:sz w:val="20"/>
-      </w:rPr>
-    </w:lvl>
-    <w:lvl w:ilvl="2" w:tentative="1">
-      <w:start w:val="1"/>
-      <w:numFmt w:val="bullet"/>
-      <w:lvlText w:val=""/>
-      <w:lvlJc w:val="left"/>
-      <w:pPr>
-        <w:tabs>
-          <w:tab w:val="num" w:pos="2160"/>
+        <w:rFonts w:hint="default" w:ascii="Courier New" w:hAnsi="Courier New"/>
+        <w:sz w:val="20"/>
+      </w:rPr>
+    </w:lvl>
+    <w:lvl w:ilvl="2" w:tentative="0">
+      <w:start w:val="1"/>
+      <w:numFmt w:val="bullet"/>
+      <w:lvlText w:val=""/>
+      <w:lvlJc w:val="left"/>
+      <w:pPr>
+        <w:tabs>
+          <w:tab w:val="left" w:pos="2160"/>
         </w:tabs>
         <w:ind w:left="2160" w:hanging="360"/>
       </w:pPr>
       <w:rPr>
-        <w:rFonts w:ascii="Wingdings" w:hAnsi="Wingdings" w:hint="default"/>
-        <w:sz w:val="20"/>
-      </w:rPr>
-    </w:lvl>
-    <w:lvl w:ilvl="3" w:tentative="1">
-      <w:start w:val="1"/>
-      <w:numFmt w:val="bullet"/>
-      <w:lvlText w:val=""/>
-      <w:lvlJc w:val="left"/>
-      <w:pPr>
-        <w:tabs>
-          <w:tab w:val="num" w:pos="2880"/>
+        <w:rFonts w:hint="default" w:ascii="Wingdings" w:hAnsi="Wingdings"/>
+        <w:sz w:val="20"/>
+      </w:rPr>
+    </w:lvl>
+    <w:lvl w:ilvl="3" w:tentative="0">
+      <w:start w:val="1"/>
+      <w:numFmt w:val="bullet"/>
+      <w:lvlText w:val=""/>
+      <w:lvlJc w:val="left"/>
+      <w:pPr>
+        <w:tabs>
+          <w:tab w:val="left" w:pos="2880"/>
         </w:tabs>
         <w:ind w:left="2880" w:hanging="360"/>
       </w:pPr>
       <w:rPr>
-        <w:rFonts w:ascii="Wingdings" w:hAnsi="Wingdings" w:hint="default"/>
-        <w:sz w:val="20"/>
-      </w:rPr>
-    </w:lvl>
-    <w:lvl w:ilvl="4" w:tentative="1">
-      <w:start w:val="1"/>
-      <w:numFmt w:val="bullet"/>
-      <w:lvlText w:val=""/>
-      <w:lvlJc w:val="left"/>
-      <w:pPr>
-        <w:tabs>
-          <w:tab w:val="num" w:pos="3600"/>
+        <w:rFonts w:hint="default" w:ascii="Wingdings" w:hAnsi="Wingdings"/>
+        <w:sz w:val="20"/>
+      </w:rPr>
+    </w:lvl>
+    <w:lvl w:ilvl="4" w:tentative="0">
+      <w:start w:val="1"/>
+      <w:numFmt w:val="bullet"/>
+      <w:lvlText w:val=""/>
+      <w:lvlJc w:val="left"/>
+      <w:pPr>
+        <w:tabs>
+          <w:tab w:val="left" w:pos="3600"/>
         </w:tabs>
         <w:ind w:left="3600" w:hanging="360"/>
       </w:pPr>
       <w:rPr>
-        <w:rFonts w:ascii="Wingdings" w:hAnsi="Wingdings" w:hint="default"/>
-        <w:sz w:val="20"/>
-      </w:rPr>
-    </w:lvl>
-    <w:lvl w:ilvl="5" w:tentative="1">
-      <w:start w:val="1"/>
-      <w:numFmt w:val="bullet"/>
-      <w:lvlText w:val=""/>
-      <w:lvlJc w:val="left"/>
-      <w:pPr>
-        <w:tabs>
-          <w:tab w:val="num" w:pos="4320"/>
+        <w:rFonts w:hint="default" w:ascii="Wingdings" w:hAnsi="Wingdings"/>
+        <w:sz w:val="20"/>
+      </w:rPr>
+    </w:lvl>
+    <w:lvl w:ilvl="5" w:tentative="0">
+      <w:start w:val="1"/>
+      <w:numFmt w:val="bullet"/>
+      <w:lvlText w:val=""/>
+      <w:lvlJc w:val="left"/>
+      <w:pPr>
+        <w:tabs>
+          <w:tab w:val="left" w:pos="4320"/>
         </w:tabs>
         <w:ind w:left="4320" w:hanging="360"/>
       </w:pPr>
       <w:rPr>
-        <w:rFonts w:ascii="Wingdings" w:hAnsi="Wingdings" w:hint="default"/>
-        <w:sz w:val="20"/>
-      </w:rPr>
-    </w:lvl>
-    <w:lvl w:ilvl="6" w:tentative="1">
-      <w:start w:val="1"/>
-      <w:numFmt w:val="bullet"/>
-      <w:lvlText w:val=""/>
-      <w:lvlJc w:val="left"/>
-      <w:pPr>
-        <w:tabs>
-          <w:tab w:val="num" w:pos="5040"/>
+        <w:rFonts w:hint="default" w:ascii="Wingdings" w:hAnsi="Wingdings"/>
+        <w:sz w:val="20"/>
+      </w:rPr>
+    </w:lvl>
+    <w:lvl w:ilvl="6" w:tentative="0">
+      <w:start w:val="1"/>
+      <w:numFmt w:val="bullet"/>
+      <w:lvlText w:val=""/>
+      <w:lvlJc w:val="left"/>
+      <w:pPr>
+        <w:tabs>
+          <w:tab w:val="left" w:pos="5040"/>
         </w:tabs>
         <w:ind w:left="5040" w:hanging="360"/>
       </w:pPr>
       <w:rPr>
-        <w:rFonts w:ascii="Wingdings" w:hAnsi="Wingdings" w:hint="default"/>
-        <w:sz w:val="20"/>
-      </w:rPr>
-    </w:lvl>
-    <w:lvl w:ilvl="7" w:tentative="1">
-      <w:start w:val="1"/>
-      <w:numFmt w:val="bullet"/>
-      <w:lvlText w:val=""/>
-      <w:lvlJc w:val="left"/>
-      <w:pPr>
-        <w:tabs>
-          <w:tab w:val="num" w:pos="5760"/>
+        <w:rFonts w:hint="default" w:ascii="Wingdings" w:hAnsi="Wingdings"/>
+        <w:sz w:val="20"/>
+      </w:rPr>
+    </w:lvl>
+    <w:lvl w:ilvl="7" w:tentative="0">
+      <w:start w:val="1"/>
+      <w:numFmt w:val="bullet"/>
+      <w:lvlText w:val=""/>
+      <w:lvlJc w:val="left"/>
+      <w:pPr>
+        <w:tabs>
+          <w:tab w:val="left" w:pos="5760"/>
         </w:tabs>
         <w:ind w:left="5760" w:hanging="360"/>
       </w:pPr>
       <w:rPr>
-        <w:rFonts w:ascii="Wingdings" w:hAnsi="Wingdings" w:hint="default"/>
-        <w:sz w:val="20"/>
-      </w:rPr>
-    </w:lvl>
-    <w:lvl w:ilvl="8" w:tentative="1">
-      <w:start w:val="1"/>
-      <w:numFmt w:val="bullet"/>
-      <w:lvlText w:val=""/>
-      <w:lvlJc w:val="left"/>
-      <w:pPr>
-        <w:tabs>
-          <w:tab w:val="num" w:pos="6480"/>
+        <w:rFonts w:hint="default" w:ascii="Wingdings" w:hAnsi="Wingdings"/>
+        <w:sz w:val="20"/>
+      </w:rPr>
+    </w:lvl>
+    <w:lvl w:ilvl="8" w:tentative="0">
+      <w:start w:val="1"/>
+      <w:numFmt w:val="bullet"/>
+      <w:lvlText w:val=""/>
+      <w:lvlJc w:val="left"/>
+      <w:pPr>
+        <w:tabs>
+          <w:tab w:val="left" w:pos="6480"/>
         </w:tabs>
         <w:ind w:left="6480" w:hanging="360"/>
       </w:pPr>
       <w:rPr>
-        <w:rFonts w:ascii="Wingdings" w:hAnsi="Wingdings" w:hint="default"/>
+        <w:rFonts w:hint="default" w:ascii="Wingdings" w:hAnsi="Wingdings"/>
         <w:sz w:val="20"/>
       </w:rPr>
     </w:lvl>
   </w:abstractNum>
-  <w:abstractNum w:abstractNumId="4" w15:restartNumberingAfterBreak="0">
+  <w:abstractNum w:abstractNumId="4">
     <w:nsid w:val="3FBA73FB"/>
     <w:multiLevelType w:val="multilevel"/>
-    <w:tmpl w:val="50E27D52"/>
-    <w:lvl w:ilvl="0">
+    <w:tmpl w:val="3FBA73FB"/>
+    <w:lvl w:ilvl="0" w:tentative="0">
       <w:start w:val="1"/>
       <w:numFmt w:val="bullet"/>
       <w:lvlText w:val=""/>
       <w:lvlJc w:val="left"/>
       <w:pPr>
         <w:tabs>
-          <w:tab w:val="num" w:pos="720"/>
+          <w:tab w:val="left" w:pos="720"/>
         </w:tabs>
         <w:ind w:left="720" w:hanging="360"/>
       </w:pPr>
       <w:rPr>
-        <w:rFonts w:ascii="Symbol" w:hAnsi="Symbol" w:hint="default"/>
-        <w:sz w:val="20"/>
-      </w:rPr>
-    </w:lvl>
-    <w:lvl w:ilvl="1" w:tentative="1">
+        <w:rFonts w:hint="default" w:ascii="Symbol" w:hAnsi="Symbol"/>
+        <w:sz w:val="20"/>
+      </w:rPr>
+    </w:lvl>
+    <w:lvl w:ilvl="1" w:tentative="0">
       <w:start w:val="1"/>
       <w:numFmt w:val="bullet"/>
       <w:lvlText w:val="o"/>
       <w:lvlJc w:val="left"/>
       <w:pPr>
         <w:tabs>
-          <w:tab w:val="num" w:pos="1440"/>
+          <w:tab w:val="left" w:pos="1440"/>
         </w:tabs>
         <w:ind w:left="1440" w:hanging="360"/>
       </w:pPr>
       <w:rPr>
-        <w:rFonts w:ascii="Courier New" w:hAnsi="Courier New" w:hint="default"/>
-        <w:sz w:val="20"/>
-      </w:rPr>
-    </w:lvl>
-    <w:lvl w:ilvl="2" w:tentative="1">
-      <w:start w:val="1"/>
-      <w:numFmt w:val="bullet"/>
-      <w:lvlText w:val=""/>
-      <w:lvlJc w:val="left"/>
-      <w:pPr>
-        <w:tabs>
-          <w:tab w:val="num" w:pos="2160"/>
+        <w:rFonts w:hint="default" w:ascii="Courier New" w:hAnsi="Courier New"/>
+        <w:sz w:val="20"/>
+      </w:rPr>
+    </w:lvl>
+    <w:lvl w:ilvl="2" w:tentative="0">
+      <w:start w:val="1"/>
+      <w:numFmt w:val="bullet"/>
+      <w:lvlText w:val=""/>
+      <w:lvlJc w:val="left"/>
+      <w:pPr>
+        <w:tabs>
+          <w:tab w:val="left" w:pos="2160"/>
         </w:tabs>
         <w:ind w:left="2160" w:hanging="360"/>
       </w:pPr>
       <w:rPr>
-        <w:rFonts w:ascii="Wingdings" w:hAnsi="Wingdings" w:hint="default"/>
-        <w:sz w:val="20"/>
-      </w:rPr>
-    </w:lvl>
-    <w:lvl w:ilvl="3" w:tentative="1">
-      <w:start w:val="1"/>
-      <w:numFmt w:val="bullet"/>
-      <w:lvlText w:val=""/>
-      <w:lvlJc w:val="left"/>
-      <w:pPr>
-        <w:tabs>
-          <w:tab w:val="num" w:pos="2880"/>
+        <w:rFonts w:hint="default" w:ascii="Wingdings" w:hAnsi="Wingdings"/>
+        <w:sz w:val="20"/>
+      </w:rPr>
+    </w:lvl>
+    <w:lvl w:ilvl="3" w:tentative="0">
+      <w:start w:val="1"/>
+      <w:numFmt w:val="bullet"/>
+      <w:lvlText w:val=""/>
+      <w:lvlJc w:val="left"/>
+      <w:pPr>
+        <w:tabs>
+          <w:tab w:val="left" w:pos="2880"/>
         </w:tabs>
         <w:ind w:left="2880" w:hanging="360"/>
       </w:pPr>
       <w:rPr>
-        <w:rFonts w:ascii="Wingdings" w:hAnsi="Wingdings" w:hint="default"/>
-        <w:sz w:val="20"/>
-      </w:rPr>
-    </w:lvl>
-    <w:lvl w:ilvl="4" w:tentative="1">
-      <w:start w:val="1"/>
-      <w:numFmt w:val="bullet"/>
-      <w:lvlText w:val=""/>
-      <w:lvlJc w:val="left"/>
-      <w:pPr>
-        <w:tabs>
-          <w:tab w:val="num" w:pos="3600"/>
+        <w:rFonts w:hint="default" w:ascii="Wingdings" w:hAnsi="Wingdings"/>
+        <w:sz w:val="20"/>
+      </w:rPr>
+    </w:lvl>
+    <w:lvl w:ilvl="4" w:tentative="0">
+      <w:start w:val="1"/>
+      <w:numFmt w:val="bullet"/>
+      <w:lvlText w:val=""/>
+      <w:lvlJc w:val="left"/>
+      <w:pPr>
+        <w:tabs>
+          <w:tab w:val="left" w:pos="3600"/>
         </w:tabs>
         <w:ind w:left="3600" w:hanging="360"/>
       </w:pPr>
       <w:rPr>
-        <w:rFonts w:ascii="Wingdings" w:hAnsi="Wingdings" w:hint="default"/>
-        <w:sz w:val="20"/>
-      </w:rPr>
-    </w:lvl>
-    <w:lvl w:ilvl="5" w:tentative="1">
-      <w:start w:val="1"/>
-      <w:numFmt w:val="bullet"/>
-      <w:lvlText w:val=""/>
-      <w:lvlJc w:val="left"/>
-      <w:pPr>
-        <w:tabs>
-          <w:tab w:val="num" w:pos="4320"/>
+        <w:rFonts w:hint="default" w:ascii="Wingdings" w:hAnsi="Wingdings"/>
+        <w:sz w:val="20"/>
+      </w:rPr>
+    </w:lvl>
+    <w:lvl w:ilvl="5" w:tentative="0">
+      <w:start w:val="1"/>
+      <w:numFmt w:val="bullet"/>
+      <w:lvlText w:val=""/>
+      <w:lvlJc w:val="left"/>
+      <w:pPr>
+        <w:tabs>
+          <w:tab w:val="left" w:pos="4320"/>
         </w:tabs>
         <w:ind w:left="4320" w:hanging="360"/>
       </w:pPr>
       <w:rPr>
-        <w:rFonts w:ascii="Wingdings" w:hAnsi="Wingdings" w:hint="default"/>
-        <w:sz w:val="20"/>
-      </w:rPr>
-    </w:lvl>
-    <w:lvl w:ilvl="6" w:tentative="1">
-      <w:start w:val="1"/>
-      <w:numFmt w:val="bullet"/>
-      <w:lvlText w:val=""/>
-      <w:lvlJc w:val="left"/>
-      <w:pPr>
-        <w:tabs>
-          <w:tab w:val="num" w:pos="5040"/>
+        <w:rFonts w:hint="default" w:ascii="Wingdings" w:hAnsi="Wingdings"/>
+        <w:sz w:val="20"/>
+      </w:rPr>
+    </w:lvl>
+    <w:lvl w:ilvl="6" w:tentative="0">
+      <w:start w:val="1"/>
+      <w:numFmt w:val="bullet"/>
+      <w:lvlText w:val=""/>
+      <w:lvlJc w:val="left"/>
+      <w:pPr>
+        <w:tabs>
+          <w:tab w:val="left" w:pos="5040"/>
         </w:tabs>
         <w:ind w:left="5040" w:hanging="360"/>
       </w:pPr>
       <w:rPr>
-        <w:rFonts w:ascii="Wingdings" w:hAnsi="Wingdings" w:hint="default"/>
-        <w:sz w:val="20"/>
-      </w:rPr>
-    </w:lvl>
-    <w:lvl w:ilvl="7" w:tentative="1">
-      <w:start w:val="1"/>
-      <w:numFmt w:val="bullet"/>
-      <w:lvlText w:val=""/>
-      <w:lvlJc w:val="left"/>
-      <w:pPr>
-        <w:tabs>
-          <w:tab w:val="num" w:pos="5760"/>
+        <w:rFonts w:hint="default" w:ascii="Wingdings" w:hAnsi="Wingdings"/>
+        <w:sz w:val="20"/>
+      </w:rPr>
+    </w:lvl>
+    <w:lvl w:ilvl="7" w:tentative="0">
+      <w:start w:val="1"/>
+      <w:numFmt w:val="bullet"/>
+      <w:lvlText w:val=""/>
+      <w:lvlJc w:val="left"/>
+      <w:pPr>
+        <w:tabs>
+          <w:tab w:val="left" w:pos="5760"/>
         </w:tabs>
         <w:ind w:left="5760" w:hanging="360"/>
       </w:pPr>
       <w:rPr>
-        <w:rFonts w:ascii="Wingdings" w:hAnsi="Wingdings" w:hint="default"/>
-        <w:sz w:val="20"/>
-      </w:rPr>
-    </w:lvl>
-    <w:lvl w:ilvl="8" w:tentative="1">
-      <w:start w:val="1"/>
-      <w:numFmt w:val="bullet"/>
-      <w:lvlText w:val=""/>
-      <w:lvlJc w:val="left"/>
-      <w:pPr>
-        <w:tabs>
-          <w:tab w:val="num" w:pos="6480"/>
+        <w:rFonts w:hint="default" w:ascii="Wingdings" w:hAnsi="Wingdings"/>
+        <w:sz w:val="20"/>
+      </w:rPr>
+    </w:lvl>
+    <w:lvl w:ilvl="8" w:tentative="0">
+      <w:start w:val="1"/>
+      <w:numFmt w:val="bullet"/>
+      <w:lvlText w:val=""/>
+      <w:lvlJc w:val="left"/>
+      <w:pPr>
+        <w:tabs>
+          <w:tab w:val="left" w:pos="6480"/>
         </w:tabs>
         <w:ind w:left="6480" w:hanging="360"/>
       </w:pPr>
       <w:rPr>
-        <w:rFonts w:ascii="Wingdings" w:hAnsi="Wingdings" w:hint="default"/>
+        <w:rFonts w:hint="default" w:ascii="Wingdings" w:hAnsi="Wingdings"/>
         <w:sz w:val="20"/>
       </w:rPr>
     </w:lvl>
   </w:abstractNum>
-  <w:abstractNum w:abstractNumId="5" w15:restartNumberingAfterBreak="0">
+  <w:abstractNum w:abstractNumId="5">
     <w:nsid w:val="4CE41E8F"/>
     <w:multiLevelType w:val="multilevel"/>
-    <w:tmpl w:val="2A9E446C"/>
-    <w:lvl w:ilvl="0">
+    <w:tmpl w:val="4CE41E8F"/>
+    <w:lvl w:ilvl="0" w:tentative="0">
       <w:start w:val="1"/>
       <w:numFmt w:val="bullet"/>
       <w:lvlText w:val=""/>
       <w:lvlJc w:val="left"/>
       <w:pPr>
         <w:tabs>
-          <w:tab w:val="num" w:pos="720"/>
+          <w:tab w:val="left" w:pos="720"/>
         </w:tabs>
         <w:ind w:left="720" w:hanging="360"/>
       </w:pPr>
       <w:rPr>
-        <w:rFonts w:ascii="Symbol" w:hAnsi="Symbol" w:hint="default"/>
-        <w:sz w:val="20"/>
-      </w:rPr>
-    </w:lvl>
-    <w:lvl w:ilvl="1" w:tentative="1">
+        <w:rFonts w:hint="default" w:ascii="Symbol" w:hAnsi="Symbol"/>
+        <w:sz w:val="20"/>
+      </w:rPr>
+    </w:lvl>
+    <w:lvl w:ilvl="1" w:tentative="0">
       <w:start w:val="1"/>
       <w:numFmt w:val="bullet"/>
       <w:lvlText w:val="o"/>
       <w:lvlJc w:val="left"/>
       <w:pPr>
         <w:tabs>
-          <w:tab w:val="num" w:pos="1440"/>
+          <w:tab w:val="left" w:pos="1440"/>
         </w:tabs>
         <w:ind w:left="1440" w:hanging="360"/>
       </w:pPr>
       <w:rPr>
-        <w:rFonts w:ascii="Courier New" w:hAnsi="Courier New" w:hint="default"/>
-        <w:sz w:val="20"/>
-      </w:rPr>
-    </w:lvl>
-    <w:lvl w:ilvl="2" w:tentative="1">
-      <w:start w:val="1"/>
-      <w:numFmt w:val="bullet"/>
-      <w:lvlText w:val=""/>
-      <w:lvlJc w:val="left"/>
-      <w:pPr>
-        <w:tabs>
-          <w:tab w:val="num" w:pos="2160"/>
+        <w:rFonts w:hint="default" w:ascii="Courier New" w:hAnsi="Courier New"/>
+        <w:sz w:val="20"/>
+      </w:rPr>
+    </w:lvl>
+    <w:lvl w:ilvl="2" w:tentative="0">
+      <w:start w:val="1"/>
+      <w:numFmt w:val="bullet"/>
+      <w:lvlText w:val=""/>
+      <w:lvlJc w:val="left"/>
+      <w:pPr>
+        <w:tabs>
+          <w:tab w:val="left" w:pos="2160"/>
         </w:tabs>
         <w:ind w:left="2160" w:hanging="360"/>
       </w:pPr>
       <w:rPr>
-        <w:rFonts w:ascii="Wingdings" w:hAnsi="Wingdings" w:hint="default"/>
-        <w:sz w:val="20"/>
-      </w:rPr>
-    </w:lvl>
-    <w:lvl w:ilvl="3" w:tentative="1">
-      <w:start w:val="1"/>
-      <w:numFmt w:val="bullet"/>
-      <w:lvlText w:val=""/>
-      <w:lvlJc w:val="left"/>
-      <w:pPr>
-        <w:tabs>
-          <w:tab w:val="num" w:pos="2880"/>
+        <w:rFonts w:hint="default" w:ascii="Wingdings" w:hAnsi="Wingdings"/>
+        <w:sz w:val="20"/>
+      </w:rPr>
+    </w:lvl>
+    <w:lvl w:ilvl="3" w:tentative="0">
+      <w:start w:val="1"/>
+      <w:numFmt w:val="bullet"/>
+      <w:lvlText w:val=""/>
+      <w:lvlJc w:val="left"/>
+      <w:pPr>
+        <w:tabs>
+          <w:tab w:val="left" w:pos="2880"/>
         </w:tabs>
         <w:ind w:left="2880" w:hanging="360"/>
       </w:pPr>
       <w:rPr>
-        <w:rFonts w:ascii="Wingdings" w:hAnsi="Wingdings" w:hint="default"/>
-        <w:sz w:val="20"/>
-      </w:rPr>
-    </w:lvl>
-    <w:lvl w:ilvl="4" w:tentative="1">
-      <w:start w:val="1"/>
-      <w:numFmt w:val="bullet"/>
-      <w:lvlText w:val=""/>
-      <w:lvlJc w:val="left"/>
-      <w:pPr>
-        <w:tabs>
-          <w:tab w:val="num" w:pos="3600"/>
+        <w:rFonts w:hint="default" w:ascii="Wingdings" w:hAnsi="Wingdings"/>
+        <w:sz w:val="20"/>
+      </w:rPr>
+    </w:lvl>
+    <w:lvl w:ilvl="4" w:tentative="0">
+      <w:start w:val="1"/>
+      <w:numFmt w:val="bullet"/>
+      <w:lvlText w:val=""/>
+      <w:lvlJc w:val="left"/>
+      <w:pPr>
+        <w:tabs>
+          <w:tab w:val="left" w:pos="3600"/>
         </w:tabs>
         <w:ind w:left="3600" w:hanging="360"/>
       </w:pPr>
       <w:rPr>
-        <w:rFonts w:ascii="Wingdings" w:hAnsi="Wingdings" w:hint="default"/>
-        <w:sz w:val="20"/>
-      </w:rPr>
-    </w:lvl>
-    <w:lvl w:ilvl="5" w:tentative="1">
-      <w:start w:val="1"/>
-      <w:numFmt w:val="bullet"/>
-      <w:lvlText w:val=""/>
-      <w:lvlJc w:val="left"/>
-      <w:pPr>
-        <w:tabs>
-          <w:tab w:val="num" w:pos="4320"/>
+        <w:rFonts w:hint="default" w:ascii="Wingdings" w:hAnsi="Wingdings"/>
+        <w:sz w:val="20"/>
+      </w:rPr>
+    </w:lvl>
+    <w:lvl w:ilvl="5" w:tentative="0">
+      <w:start w:val="1"/>
+      <w:numFmt w:val="bullet"/>
+      <w:lvlText w:val=""/>
+      <w:lvlJc w:val="left"/>
+      <w:pPr>
+        <w:tabs>
+          <w:tab w:val="left" w:pos="4320"/>
         </w:tabs>
         <w:ind w:left="4320" w:hanging="360"/>
       </w:pPr>
       <w:rPr>
-        <w:rFonts w:ascii="Wingdings" w:hAnsi="Wingdings" w:hint="default"/>
-        <w:sz w:val="20"/>
-      </w:rPr>
-    </w:lvl>
-    <w:lvl w:ilvl="6" w:tentative="1">
-      <w:start w:val="1"/>
-      <w:numFmt w:val="bullet"/>
-      <w:lvlText w:val=""/>
-      <w:lvlJc w:val="left"/>
-      <w:pPr>
-        <w:tabs>
-          <w:tab w:val="num" w:pos="5040"/>
+        <w:rFonts w:hint="default" w:ascii="Wingdings" w:hAnsi="Wingdings"/>
+        <w:sz w:val="20"/>
+      </w:rPr>
+    </w:lvl>
+    <w:lvl w:ilvl="6" w:tentative="0">
+      <w:start w:val="1"/>
+      <w:numFmt w:val="bullet"/>
+      <w:lvlText w:val=""/>
+      <w:lvlJc w:val="left"/>
+      <w:pPr>
+        <w:tabs>
+          <w:tab w:val="left" w:pos="5040"/>
         </w:tabs>
         <w:ind w:left="5040" w:hanging="360"/>
       </w:pPr>
       <w:rPr>
-        <w:rFonts w:ascii="Wingdings" w:hAnsi="Wingdings" w:hint="default"/>
-        <w:sz w:val="20"/>
-      </w:rPr>
-    </w:lvl>
-    <w:lvl w:ilvl="7" w:tentative="1">
-      <w:start w:val="1"/>
-      <w:numFmt w:val="bullet"/>
-      <w:lvlText w:val=""/>
-      <w:lvlJc w:val="left"/>
-      <w:pPr>
-        <w:tabs>
-          <w:tab w:val="num" w:pos="5760"/>
+        <w:rFonts w:hint="default" w:ascii="Wingdings" w:hAnsi="Wingdings"/>
+        <w:sz w:val="20"/>
+      </w:rPr>
+    </w:lvl>
+    <w:lvl w:ilvl="7" w:tentative="0">
+      <w:start w:val="1"/>
+      <w:numFmt w:val="bullet"/>
+      <w:lvlText w:val=""/>
+      <w:lvlJc w:val="left"/>
+      <w:pPr>
+        <w:tabs>
+          <w:tab w:val="left" w:pos="5760"/>
         </w:tabs>
         <w:ind w:left="5760" w:hanging="360"/>
       </w:pPr>
       <w:rPr>
-        <w:rFonts w:ascii="Wingdings" w:hAnsi="Wingdings" w:hint="default"/>
-        <w:sz w:val="20"/>
-      </w:rPr>
-    </w:lvl>
-    <w:lvl w:ilvl="8" w:tentative="1">
-      <w:start w:val="1"/>
-      <w:numFmt w:val="bullet"/>
-      <w:lvlText w:val=""/>
-      <w:lvlJc w:val="left"/>
-      <w:pPr>
-        <w:tabs>
-          <w:tab w:val="num" w:pos="6480"/>
+        <w:rFonts w:hint="default" w:ascii="Wingdings" w:hAnsi="Wingdings"/>
+        <w:sz w:val="20"/>
+      </w:rPr>
+    </w:lvl>
+    <w:lvl w:ilvl="8" w:tentative="0">
+      <w:start w:val="1"/>
+      <w:numFmt w:val="bullet"/>
+      <w:lvlText w:val=""/>
+      <w:lvlJc w:val="left"/>
+      <w:pPr>
+        <w:tabs>
+          <w:tab w:val="left" w:pos="6480"/>
         </w:tabs>
         <w:ind w:left="6480" w:hanging="360"/>
       </w:pPr>
       <w:rPr>
-        <w:rFonts w:ascii="Wingdings" w:hAnsi="Wingdings" w:hint="default"/>
+        <w:rFonts w:hint="default" w:ascii="Wingdings" w:hAnsi="Wingdings"/>
         <w:sz w:val="20"/>
       </w:rPr>
     </w:lvl>
   </w:abstractNum>
-  <w:abstractNum w:abstractNumId="6" w15:restartNumberingAfterBreak="0">
+  <w:abstractNum w:abstractNumId="6">
     <w:nsid w:val="6601097B"/>
     <w:multiLevelType w:val="multilevel"/>
-    <w:tmpl w:val="AA1EB67E"/>
-    <w:lvl w:ilvl="0">
+    <w:tmpl w:val="6601097B"/>
+    <w:lvl w:ilvl="0" w:tentative="0">
       <w:start w:val="1"/>
       <w:numFmt w:val="bullet"/>
       <w:lvlText w:val=""/>
       <w:lvlJc w:val="left"/>
       <w:pPr>
         <w:tabs>
-          <w:tab w:val="num" w:pos="720"/>
+          <w:tab w:val="left" w:pos="720"/>
         </w:tabs>
         <w:ind w:left="720" w:hanging="360"/>
       </w:pPr>
       <w:rPr>
-        <w:rFonts w:ascii="Symbol" w:hAnsi="Symbol" w:hint="default"/>
-        <w:sz w:val="20"/>
-      </w:rPr>
-    </w:lvl>
-    <w:lvl w:ilvl="1">
+        <w:rFonts w:hint="default" w:ascii="Symbol" w:hAnsi="Symbol"/>
+        <w:sz w:val="20"/>
+      </w:rPr>
+    </w:lvl>
+    <w:lvl w:ilvl="1" w:tentative="0">
       <w:start w:val="1"/>
       <w:numFmt w:val="bullet"/>
       <w:lvlText w:val="o"/>
       <w:lvlJc w:val="left"/>
       <w:pPr>
         <w:tabs>
-          <w:tab w:val="num" w:pos="1440"/>
+          <w:tab w:val="left" w:pos="1440"/>
         </w:tabs>
         <w:ind w:left="1440" w:hanging="360"/>
       </w:pPr>
       <w:rPr>
-        <w:rFonts w:ascii="Courier New" w:hAnsi="Courier New" w:hint="default"/>
-        <w:sz w:val="20"/>
-      </w:rPr>
-    </w:lvl>
-    <w:lvl w:ilvl="2" w:tentative="1">
-      <w:start w:val="1"/>
-      <w:numFmt w:val="bullet"/>
-      <w:lvlText w:val=""/>
-      <w:lvlJc w:val="left"/>
-      <w:pPr>
-        <w:tabs>
-          <w:tab w:val="num" w:pos="2160"/>
+        <w:rFonts w:hint="default" w:ascii="Courier New" w:hAnsi="Courier New"/>
+        <w:sz w:val="20"/>
+      </w:rPr>
+    </w:lvl>
+    <w:lvl w:ilvl="2" w:tentative="0">
+      <w:start w:val="1"/>
+      <w:numFmt w:val="bullet"/>
+      <w:lvlText w:val=""/>
+      <w:lvlJc w:val="left"/>
+      <w:pPr>
+        <w:tabs>
+          <w:tab w:val="left" w:pos="2160"/>
         </w:tabs>
         <w:ind w:left="2160" w:hanging="360"/>
       </w:pPr>
       <w:rPr>
-        <w:rFonts w:ascii="Wingdings" w:hAnsi="Wingdings" w:hint="default"/>
-        <w:sz w:val="20"/>
-      </w:rPr>
-    </w:lvl>
-    <w:lvl w:ilvl="3" w:tentative="1">
-      <w:start w:val="1"/>
-      <w:numFmt w:val="bullet"/>
-      <w:lvlText w:val=""/>
-      <w:lvlJc w:val="left"/>
-      <w:pPr>
-        <w:tabs>
-          <w:tab w:val="num" w:pos="2880"/>
+        <w:rFonts w:hint="default" w:ascii="Wingdings" w:hAnsi="Wingdings"/>
+        <w:sz w:val="20"/>
+      </w:rPr>
+    </w:lvl>
+    <w:lvl w:ilvl="3" w:tentative="0">
+      <w:start w:val="1"/>
+      <w:numFmt w:val="bullet"/>
+      <w:lvlText w:val=""/>
+      <w:lvlJc w:val="left"/>
+      <w:pPr>
+        <w:tabs>
+          <w:tab w:val="left" w:pos="2880"/>
         </w:tabs>
         <w:ind w:left="2880" w:hanging="360"/>
       </w:pPr>
       <w:rPr>
-        <w:rFonts w:ascii="Wingdings" w:hAnsi="Wingdings" w:hint="default"/>
-        <w:sz w:val="20"/>
-      </w:rPr>
-    </w:lvl>
-    <w:lvl w:ilvl="4" w:tentative="1">
-      <w:start w:val="1"/>
-      <w:numFmt w:val="bullet"/>
-      <w:lvlText w:val=""/>
-      <w:lvlJc w:val="left"/>
-      <w:pPr>
-        <w:tabs>
-          <w:tab w:val="num" w:pos="3600"/>
+        <w:rFonts w:hint="default" w:ascii="Wingdings" w:hAnsi="Wingdings"/>
+        <w:sz w:val="20"/>
+      </w:rPr>
+    </w:lvl>
+    <w:lvl w:ilvl="4" w:tentative="0">
+      <w:start w:val="1"/>
+      <w:numFmt w:val="bullet"/>
+      <w:lvlText w:val=""/>
+      <w:lvlJc w:val="left"/>
+      <w:pPr>
+        <w:tabs>
+          <w:tab w:val="left" w:pos="3600"/>
         </w:tabs>
         <w:ind w:left="3600" w:hanging="360"/>
       </w:pPr>
       <w:rPr>
-        <w:rFonts w:ascii="Wingdings" w:hAnsi="Wingdings" w:hint="default"/>
-        <w:sz w:val="20"/>
-      </w:rPr>
-    </w:lvl>
-    <w:lvl w:ilvl="5" w:tentative="1">
-      <w:start w:val="1"/>
-      <w:numFmt w:val="bullet"/>
-      <w:lvlText w:val=""/>
-      <w:lvlJc w:val="left"/>
-      <w:pPr>
-        <w:tabs>
-          <w:tab w:val="num" w:pos="4320"/>
+        <w:rFonts w:hint="default" w:ascii="Wingdings" w:hAnsi="Wingdings"/>
+        <w:sz w:val="20"/>
+      </w:rPr>
+    </w:lvl>
+    <w:lvl w:ilvl="5" w:tentative="0">
+      <w:start w:val="1"/>
+      <w:numFmt w:val="bullet"/>
+      <w:lvlText w:val=""/>
+      <w:lvlJc w:val="left"/>
+      <w:pPr>
+        <w:tabs>
+          <w:tab w:val="left" w:pos="4320"/>
         </w:tabs>
         <w:ind w:left="4320" w:hanging="360"/>
       </w:pPr>
       <w:rPr>
-        <w:rFonts w:ascii="Wingdings" w:hAnsi="Wingdings" w:hint="default"/>
-        <w:sz w:val="20"/>
-      </w:rPr>
-    </w:lvl>
-    <w:lvl w:ilvl="6" w:tentative="1">
-      <w:start w:val="1"/>
-      <w:numFmt w:val="bullet"/>
-      <w:lvlText w:val=""/>
-      <w:lvlJc w:val="left"/>
-      <w:pPr>
-        <w:tabs>
-          <w:tab w:val="num" w:pos="5040"/>
+        <w:rFonts w:hint="default" w:ascii="Wingdings" w:hAnsi="Wingdings"/>
+        <w:sz w:val="20"/>
+      </w:rPr>
+    </w:lvl>
+    <w:lvl w:ilvl="6" w:tentative="0">
+      <w:start w:val="1"/>
+      <w:numFmt w:val="bullet"/>
+      <w:lvlText w:val=""/>
+      <w:lvlJc w:val="left"/>
+      <w:pPr>
+        <w:tabs>
+          <w:tab w:val="left" w:pos="5040"/>
         </w:tabs>
         <w:ind w:left="5040" w:hanging="360"/>
       </w:pPr>
       <w:rPr>
-        <w:rFonts w:ascii="Wingdings" w:hAnsi="Wingdings" w:hint="default"/>
-        <w:sz w:val="20"/>
-      </w:rPr>
-    </w:lvl>
-    <w:lvl w:ilvl="7" w:tentative="1">
-      <w:start w:val="1"/>
-      <w:numFmt w:val="bullet"/>
-      <w:lvlText w:val=""/>
-      <w:lvlJc w:val="left"/>
-      <w:pPr>
-        <w:tabs>
-          <w:tab w:val="num" w:pos="5760"/>
+        <w:rFonts w:hint="default" w:ascii="Wingdings" w:hAnsi="Wingdings"/>
+        <w:sz w:val="20"/>
+      </w:rPr>
+    </w:lvl>
+    <w:lvl w:ilvl="7" w:tentative="0">
+      <w:start w:val="1"/>
+      <w:numFmt w:val="bullet"/>
+      <w:lvlText w:val=""/>
+      <w:lvlJc w:val="left"/>
+      <w:pPr>
+        <w:tabs>
+          <w:tab w:val="left" w:pos="5760"/>
         </w:tabs>
         <w:ind w:left="5760" w:hanging="360"/>
       </w:pPr>
       <w:rPr>
-        <w:rFonts w:ascii="Wingdings" w:hAnsi="Wingdings" w:hint="default"/>
-        <w:sz w:val="20"/>
-      </w:rPr>
-    </w:lvl>
-    <w:lvl w:ilvl="8" w:tentative="1">
-      <w:start w:val="1"/>
-      <w:numFmt w:val="bullet"/>
-      <w:lvlText w:val=""/>
-      <w:lvlJc w:val="left"/>
-      <w:pPr>
-        <w:tabs>
-          <w:tab w:val="num" w:pos="6480"/>
+        <w:rFonts w:hint="default" w:ascii="Wingdings" w:hAnsi="Wingdings"/>
+        <w:sz w:val="20"/>
+      </w:rPr>
+    </w:lvl>
+    <w:lvl w:ilvl="8" w:tentative="0">
+      <w:start w:val="1"/>
+      <w:numFmt w:val="bullet"/>
+      <w:lvlText w:val=""/>
+      <w:lvlJc w:val="left"/>
+      <w:pPr>
+        <w:tabs>
+          <w:tab w:val="left" w:pos="6480"/>
         </w:tabs>
         <w:ind w:left="6480" w:hanging="360"/>
       </w:pPr>
       <w:rPr>
-        <w:rFonts w:ascii="Wingdings" w:hAnsi="Wingdings" w:hint="default"/>
+        <w:rFonts w:hint="default" w:ascii="Wingdings" w:hAnsi="Wingdings"/>
         <w:sz w:val="20"/>
       </w:rPr>
     </w:lvl>
   </w:abstractNum>
-  <w:abstractNum w:abstractNumId="7" w15:restartNumberingAfterBreak="0">
+  <w:abstractNum w:abstractNumId="7">
     <w:nsid w:val="7F0239D7"/>
     <w:multiLevelType w:val="multilevel"/>
-    <w:tmpl w:val="6540E0F6"/>
-    <w:lvl w:ilvl="0">
+    <w:tmpl w:val="7F0239D7"/>
+    <w:lvl w:ilvl="0" w:tentative="0">
       <w:start w:val="1"/>
       <w:numFmt w:val="bullet"/>
       <w:lvlText w:val=""/>
       <w:lvlJc w:val="left"/>
       <w:pPr>
         <w:tabs>
-          <w:tab w:val="num" w:pos="720"/>
+          <w:tab w:val="left" w:pos="720"/>
         </w:tabs>
         <w:ind w:left="720" w:hanging="360"/>
       </w:pPr>
       <w:rPr>
-        <w:rFonts w:ascii="Symbol" w:hAnsi="Symbol" w:hint="default"/>
-        <w:sz w:val="20"/>
-      </w:rPr>
-    </w:lvl>
-    <w:lvl w:ilvl="1">
+        <w:rFonts w:hint="default" w:ascii="Symbol" w:hAnsi="Symbol"/>
+        <w:sz w:val="20"/>
+      </w:rPr>
+    </w:lvl>
+    <w:lvl w:ilvl="1" w:tentative="0">
       <w:start w:val="1"/>
       <w:numFmt w:val="bullet"/>
       <w:lvlText w:val="o"/>
       <w:lvlJc w:val="left"/>
       <w:pPr>
         <w:tabs>
-          <w:tab w:val="num" w:pos="1440"/>
+          <w:tab w:val="left" w:pos="1440"/>
         </w:tabs>
         <w:ind w:left="1440" w:hanging="360"/>
       </w:pPr>
       <w:rPr>
-        <w:rFonts w:ascii="Courier New" w:hAnsi="Courier New" w:hint="default"/>
-        <w:sz w:val="20"/>
-      </w:rPr>
-    </w:lvl>
-    <w:lvl w:ilvl="2" w:tentative="1">
-      <w:start w:val="1"/>
-      <w:numFmt w:val="bullet"/>
-      <w:lvlText w:val=""/>
-      <w:lvlJc w:val="left"/>
-      <w:pPr>
-        <w:tabs>
-          <w:tab w:val="num" w:pos="2160"/>
+        <w:rFonts w:hint="default" w:ascii="Courier New" w:hAnsi="Courier New"/>
+        <w:sz w:val="20"/>
+      </w:rPr>
+    </w:lvl>
+    <w:lvl w:ilvl="2" w:tentative="0">
+      <w:start w:val="1"/>
+      <w:numFmt w:val="bullet"/>
+      <w:lvlText w:val=""/>
+      <w:lvlJc w:val="left"/>
+      <w:pPr>
+        <w:tabs>
+          <w:tab w:val="left" w:pos="2160"/>
         </w:tabs>
         <w:ind w:left="2160" w:hanging="360"/>
       </w:pPr>
       <w:rPr>
-        <w:rFonts w:ascii="Wingdings" w:hAnsi="Wingdings" w:hint="default"/>
-        <w:sz w:val="20"/>
-      </w:rPr>
-    </w:lvl>
-    <w:lvl w:ilvl="3" w:tentative="1">
-      <w:start w:val="1"/>
-      <w:numFmt w:val="bullet"/>
-      <w:lvlText w:val=""/>
-      <w:lvlJc w:val="left"/>
-      <w:pPr>
-        <w:tabs>
-          <w:tab w:val="num" w:pos="2880"/>
+        <w:rFonts w:hint="default" w:ascii="Wingdings" w:hAnsi="Wingdings"/>
+        <w:sz w:val="20"/>
+      </w:rPr>
+    </w:lvl>
+    <w:lvl w:ilvl="3" w:tentative="0">
+      <w:start w:val="1"/>
+      <w:numFmt w:val="bullet"/>
+      <w:lvlText w:val=""/>
+      <w:lvlJc w:val="left"/>
+      <w:pPr>
+        <w:tabs>
+          <w:tab w:val="left" w:pos="2880"/>
         </w:tabs>
         <w:ind w:left="2880" w:hanging="360"/>
       </w:pPr>
       <w:rPr>
-        <w:rFonts w:ascii="Wingdings" w:hAnsi="Wingdings" w:hint="default"/>
-        <w:sz w:val="20"/>
-      </w:rPr>
-    </w:lvl>
-    <w:lvl w:ilvl="4" w:tentative="1">
-      <w:start w:val="1"/>
-      <w:numFmt w:val="bullet"/>
-      <w:lvlText w:val=""/>
-      <w:lvlJc w:val="left"/>
-      <w:pPr>
-        <w:tabs>
-          <w:tab w:val="num" w:pos="3600"/>
+        <w:rFonts w:hint="default" w:ascii="Wingdings" w:hAnsi="Wingdings"/>
+        <w:sz w:val="20"/>
+      </w:rPr>
+    </w:lvl>
+    <w:lvl w:ilvl="4" w:tentative="0">
+      <w:start w:val="1"/>
+      <w:numFmt w:val="bullet"/>
+      <w:lvlText w:val=""/>
+      <w:lvlJc w:val="left"/>
+      <w:pPr>
+        <w:tabs>
+          <w:tab w:val="left" w:pos="3600"/>
         </w:tabs>
         <w:ind w:left="3600" w:hanging="360"/>
       </w:pPr>
       <w:rPr>
-        <w:rFonts w:ascii="Wingdings" w:hAnsi="Wingdings" w:hint="default"/>
-        <w:sz w:val="20"/>
-      </w:rPr>
-    </w:lvl>
-    <w:lvl w:ilvl="5" w:tentative="1">
-      <w:start w:val="1"/>
-      <w:numFmt w:val="bullet"/>
-      <w:lvlText w:val=""/>
-      <w:lvlJc w:val="left"/>
-      <w:pPr>
-        <w:tabs>
-          <w:tab w:val="num" w:pos="4320"/>
+        <w:rFonts w:hint="default" w:ascii="Wingdings" w:hAnsi="Wingdings"/>
+        <w:sz w:val="20"/>
+      </w:rPr>
+    </w:lvl>
+    <w:lvl w:ilvl="5" w:tentative="0">
+      <w:start w:val="1"/>
+      <w:numFmt w:val="bullet"/>
+      <w:lvlText w:val=""/>
+      <w:lvlJc w:val="left"/>
+      <w:pPr>
+        <w:tabs>
+          <w:tab w:val="left" w:pos="4320"/>
         </w:tabs>
         <w:ind w:left="4320" w:hanging="360"/>
       </w:pPr>
       <w:rPr>
-        <w:rFonts w:ascii="Wingdings" w:hAnsi="Wingdings" w:hint="default"/>
-        <w:sz w:val="20"/>
-      </w:rPr>
-    </w:lvl>
-    <w:lvl w:ilvl="6" w:tentative="1">
-      <w:start w:val="1"/>
-      <w:numFmt w:val="bullet"/>
-      <w:lvlText w:val=""/>
-      <w:lvlJc w:val="left"/>
-      <w:pPr>
-        <w:tabs>
-          <w:tab w:val="num" w:pos="5040"/>
+        <w:rFonts w:hint="default" w:ascii="Wingdings" w:hAnsi="Wingdings"/>
+        <w:sz w:val="20"/>
+      </w:rPr>
+    </w:lvl>
+    <w:lvl w:ilvl="6" w:tentative="0">
+      <w:start w:val="1"/>
+      <w:numFmt w:val="bullet"/>
+      <w:lvlText w:val=""/>
+      <w:lvlJc w:val="left"/>
+      <w:pPr>
+        <w:tabs>
+          <w:tab w:val="left" w:pos="5040"/>
         </w:tabs>
         <w:ind w:left="5040" w:hanging="360"/>
       </w:pPr>
       <w:rPr>
-        <w:rFonts w:ascii="Wingdings" w:hAnsi="Wingdings" w:hint="default"/>
-        <w:sz w:val="20"/>
-      </w:rPr>
-    </w:lvl>
-    <w:lvl w:ilvl="7" w:tentative="1">
-      <w:start w:val="1"/>
-      <w:numFmt w:val="bullet"/>
-      <w:lvlText w:val=""/>
-      <w:lvlJc w:val="left"/>
-      <w:pPr>
-        <w:tabs>
-          <w:tab w:val="num" w:pos="5760"/>
+        <w:rFonts w:hint="default" w:ascii="Wingdings" w:hAnsi="Wingdings"/>
+        <w:sz w:val="20"/>
+      </w:rPr>
+    </w:lvl>
+    <w:lvl w:ilvl="7" w:tentative="0">
+      <w:start w:val="1"/>
+      <w:numFmt w:val="bullet"/>
+      <w:lvlText w:val=""/>
+      <w:lvlJc w:val="left"/>
+      <w:pPr>
+        <w:tabs>
+          <w:tab w:val="left" w:pos="5760"/>
         </w:tabs>
         <w:ind w:left="5760" w:hanging="360"/>
       </w:pPr>
       <w:rPr>
-        <w:rFonts w:ascii="Wingdings" w:hAnsi="Wingdings" w:hint="default"/>
-        <w:sz w:val="20"/>
-      </w:rPr>
-    </w:lvl>
-    <w:lvl w:ilvl="8" w:tentative="1">
-      <w:start w:val="1"/>
-      <w:numFmt w:val="bullet"/>
-      <w:lvlText w:val=""/>
-      <w:lvlJc w:val="left"/>
-      <w:pPr>
-        <w:tabs>
-          <w:tab w:val="num" w:pos="6480"/>
+        <w:rFonts w:hint="default" w:ascii="Wingdings" w:hAnsi="Wingdings"/>
+        <w:sz w:val="20"/>
+      </w:rPr>
+    </w:lvl>
+    <w:lvl w:ilvl="8" w:tentative="0">
+      <w:start w:val="1"/>
+      <w:numFmt w:val="bullet"/>
+      <w:lvlText w:val=""/>
+      <w:lvlJc w:val="left"/>
+      <w:pPr>
+        <w:tabs>
+          <w:tab w:val="left" w:pos="6480"/>
         </w:tabs>
         <w:ind w:left="6480" w:hanging="360"/>
       </w:pPr>
       <w:rPr>
-        <w:rFonts w:ascii="Wingdings" w:hAnsi="Wingdings" w:hint="default"/>
+        <w:rFonts w:hint="default" w:ascii="Wingdings" w:hAnsi="Wingdings"/>
         <w:sz w:val="20"/>
       </w:rPr>
     </w:lvl>
   </w:abstractNum>
-  <w:num w:numId="1" w16cid:durableId="26764624">
+  <w:num w:numId="1">
     <w:abstractNumId w:val="7"/>
   </w:num>
-  <w:num w:numId="2" w16cid:durableId="727454528">
+  <w:num w:numId="2">
     <w:abstractNumId w:val="1"/>
   </w:num>
-  <w:num w:numId="3" w16cid:durableId="1872953572">
+  <w:num w:numId="3">
     <w:abstractNumId w:val="2"/>
   </w:num>
-  <w:num w:numId="4" w16cid:durableId="1206868565">
+  <w:num w:numId="4">
     <w:abstractNumId w:val="6"/>
   </w:num>
-  <w:num w:numId="5" w16cid:durableId="262494632">
+  <w:num w:numId="5">
     <w:abstractNumId w:val="4"/>
   </w:num>
-  <w:num w:numId="6" w16cid:durableId="1147164954">
+  <w:num w:numId="6">
     <w:abstractNumId w:val="3"/>
   </w:num>
-  <w:num w:numId="7" w16cid:durableId="297879781">
+  <w:num w:numId="7">
     <w:abstractNumId w:val="0"/>
   </w:num>
-  <w:num w:numId="8" w16cid:durableId="425688302">
+  <w:num w:numId="8">
     <w:abstractNumId w:val="5"/>
   </w:num>
 </w:numbering>
 </file>
 
 <file path=word/styles.xml><?xml version="1.0" encoding="utf-8"?>
-<w:styles xmlns:mc="http://schemas.openxmlformats.org/markup-compatibility/2006" xmlns:r="http://schemas.openxmlformats.org/officeDocument/2006/relationships" xmlns:w="http://schemas.openxmlformats.org/wordprocessingml/2006/main" xmlns:w14="http://schemas.microsoft.com/office/word/2010/wordml" xmlns:w15="http://schemas.microsoft.com/office/word/2012/wordml" xmlns:w16cex="http://schemas.microsoft.com/office/word/2018/wordml/cex" xmlns:w16cid="http://schemas.microsoft.com/office/word/2016/wordml/cid" xmlns:w16="http://schemas.microsoft.com/office/word/2018/wordml" xmlns:w16sdtdh="http://schemas.microsoft.com/office/word/2020/wordml/sdtdatahash" xmlns:w16sdtfl="http://schemas.microsoft.com/office/word/2024/wordml/sdtformatlock" xmlns:w16se="http://schemas.microsoft.com/office/word/2015/wordml/symex" xmlns:w16du="http://schemas.microsoft.com/office/word/2023/wordml/word16du" mc:Ignorable="w14 w15 w16se w16cid w16 w16cex w16sdtdh w16sdtfl w16du">
+<w:styles xmlns:mc="http://schemas.openxmlformats.org/markup-compatibility/2006" xmlns:o="urn:schemas-microsoft-com:office:office" xmlns:r="http://schemas.openxmlformats.org/officeDocument/2006/relationships" xmlns:m="http://schemas.openxmlformats.org/officeDocument/2006/math" xmlns:v="urn:schemas-microsoft-com:vml" xmlns:w="http://schemas.openxmlformats.org/wordprocessingml/2006/main" xmlns:w14="http://schemas.microsoft.com/office/word/2010/wordml" xmlns:w10="urn:schemas-microsoft-com:office:word" xmlns:sl="http://schemas.openxmlformats.org/schemaLibrary/2006/main" mc:Ignorable="w14">
   <w:docDefaults>
     <w:rPrDefault>
       <w:rPr>
-        <w:rFonts w:asciiTheme="minorHAnsi" w:eastAsiaTheme="minorHAnsi" w:hAnsiTheme="minorHAnsi" w:cstheme="minorBidi"/>
-        <w:kern w:val="2"/>
-        <w:sz w:val="24"/>
-        <w:szCs w:val="24"/>
-        <w:lang w:val="en-VN" w:eastAsia="en-US" w:bidi="ar-SA"/>
-        <w14:ligatures w14:val="standardContextual"/>
+        <w:rFonts w:asciiTheme="minorHAnsi" w:hAnsiTheme="minorHAnsi" w:eastAsiaTheme="minorHAnsi" w:cstheme="minorBidi"/>
       </w:rPr>
     </w:rPrDefault>
-    <w:pPrDefault>
-      <w:pPr>
-        <w:spacing w:after="160" w:line="278" w:lineRule="auto"/>
-      </w:pPr>
-    </w:pPrDefault>
   </w:docDefaults>
-  <w:latentStyles w:defLockedState="0" w:defUIPriority="99" w:defSemiHidden="0" w:defUnhideWhenUsed="0" w:defQFormat="0" w:count="376">
-    <w:lsdException w:name="Normal" w:uiPriority="0" w:qFormat="1"/>
-    <w:lsdException w:name="heading 1" w:uiPriority="9" w:qFormat="1"/>
-    <w:lsdException w:name="heading 2" w:semiHidden="1" w:uiPriority="9" w:unhideWhenUsed="1" w:qFormat="1"/>
-    <w:lsdException w:name="heading 3" w:semiHidden="1" w:uiPriority="9" w:unhideWhenUsed="1" w:qFormat="1"/>
-    <w:lsdException w:name="heading 4" w:semiHidden="1" w:uiPriority="9" w:unhideWhenUsed="1" w:qFormat="1"/>
-    <w:lsdException w:name="heading 5" w:semiHidden="1" w:uiPriority="9" w:unhideWhenUsed="1" w:qFormat="1"/>
-    <w:lsdException w:name="heading 6" w:semiHidden="1" w:uiPriority="9" w:unhideWhenUsed="1" w:qFormat="1"/>
-    <w:lsdException w:name="heading 7" w:semiHidden="1" w:uiPriority="9" w:unhideWhenUsed="1" w:qFormat="1"/>
-    <w:lsdException w:name="heading 8" w:semiHidden="1" w:uiPriority="9" w:unhideWhenUsed="1" w:qFormat="1"/>
-    <w:lsdException w:name="heading 9" w:semiHidden="1" w:uiPriority="9" w:unhideWhenUsed="1" w:qFormat="1"/>
-    <w:lsdException w:name="index 1" w:semiHidden="1" w:unhideWhenUsed="1"/>
-    <w:lsdException w:name="index 2" w:semiHidden="1" w:unhideWhenUsed="1"/>
-    <w:lsdException w:name="index 3" w:semiHidden="1" w:unhideWhenUsed="1"/>
-    <w:lsdException w:name="index 4" w:semiHidden="1" w:unhideWhenUsed="1"/>
-    <w:lsdException w:name="index 5" w:semiHidden="1" w:unhideWhenUsed="1"/>
-    <w:lsdException w:name="index 6" w:semiHidden="1" w:unhideWhenUsed="1"/>
-    <w:lsdException w:name="index 7" w:semiHidden="1" w:unhideWhenUsed="1"/>
-    <w:lsdException w:name="index 8" w:semiHidden="1" w:unhideWhenUsed="1"/>
-    <w:lsdException w:name="index 9" w:semiHidden="1" w:unhideWhenUsed="1"/>
-    <w:lsdException w:name="toc 1" w:semiHidden="1" w:uiPriority="39" w:unhideWhenUsed="1"/>
-    <w:lsdException w:name="toc 2" w:semiHidden="1" w:uiPriority="39" w:unhideWhenUsed="1"/>
-    <w:lsdException w:name="toc 3" w:semiHidden="1" w:uiPriority="39" w:unhideWhenUsed="1"/>
-    <w:lsdException w:name="toc 4" w:semiHidden="1" w:uiPriority="39" w:unhideWhenUsed="1"/>
-    <w:lsdException w:name="toc 5" w:semiHidden="1" w:uiPriority="39" w:unhideWhenUsed="1"/>
-    <w:lsdException w:name="toc 6" w:semiHidden="1" w:uiPriority="39" w:unhideWhenUsed="1"/>
-    <w:lsdException w:name="toc 7" w:semiHidden="1" w:uiPriority="39" w:unhideWhenUsed="1"/>
-    <w:lsdException w:name="toc 8" w:semiHidden="1" w:uiPriority="39" w:unhideWhenUsed="1"/>
-    <w:lsdException w:name="toc 9" w:semiHidden="1" w:uiPriority="39" w:unhideWhenUsed="1"/>
-    <w:lsdException w:name="Normal Indent" w:semiHidden="1" w:unhideWhenUsed="1"/>
-    <w:lsdException w:name="footnote text" w:semiHidden="1" w:unhideWhenUsed="1"/>
-    <w:lsdException w:name="annotation text" w:semiHidden="1" w:unhideWhenUsed="1"/>
-    <w:lsdException w:name="header" w:semiHidden="1" w:unhideWhenUsed="1"/>
-    <w:lsdException w:name="footer" w:semiHidden="1" w:unhideWhenUsed="1"/>
-    <w:lsdException w:name="index heading" w:semiHidden="1" w:unhideWhenUsed="1"/>
-    <w:lsdException w:name="caption" w:semiHidden="1" w:uiPriority="35" w:unhideWhenUsed="1" w:qFormat="1"/>
-    <w:lsdException w:name="table of figures" w:semiHidden="1" w:unhideWhenUsed="1"/>
-    <w:lsdException w:name="envelope address" w:semiHidden="1" w:unhideWhenUsed="1"/>
-    <w:lsdException w:name="envelope return" w:semiHidden="1" w:unhideWhenUsed="1"/>
-    <w:lsdException w:name="footnote reference" w:semiHidden="1" w:unhideWhenUsed="1"/>
-    <w:lsdException w:name="annotation reference" w:semiHidden="1" w:unhideWhenUsed="1"/>
-    <w:lsdException w:name="line number" w:semiHidden="1" w:unhideWhenUsed="1"/>
-    <w:lsdException w:name="page number" w:semiHidden="1" w:unhideWhenUsed="1"/>
-    <w:lsdException w:name="endnote reference" w:semiHidden="1" w:unhideWhenUsed="1"/>
-    <w:lsdException w:name="endnote text" w:semiHidden="1" w:unhideWhenUsed="1"/>
-    <w:lsdException w:name="table of authorities" w:semiHidden="1" w:unhideWhenUsed="1"/>
-    <w:lsdException w:name="macro" w:semiHidden="1" w:unhideWhenUsed="1"/>
-    <w:lsdException w:name="toa heading" w:semiHidden="1" w:unhideWhenUsed="1"/>
-    <w:lsdException w:name="List" w:semiHidden="1" w:unhideWhenUsed="1"/>
-    <w:lsdException w:name="List Bullet" w:semiHidden="1" w:unhideWhenUsed="1"/>
-    <w:lsdException w:name="List Number" w:semiHidden="1" w:unhideWhenUsed="1"/>
-    <w:lsdException w:name="List 2" w:semiHidden="1" w:unhideWhenUsed="1"/>
-    <w:lsdException w:name="List 3" w:semiHidden="1" w:unhideWhenUsed="1"/>
-    <w:lsdException w:name="List 4" w:semiHidden="1" w:unhideWhenUsed="1"/>
-    <w:lsdException w:name="List 5" w:semiHidden="1" w:unhideWhenUsed="1"/>
-    <w:lsdException w:name="List Bullet 2" w:semiHidden="1" w:unhideWhenUsed="1"/>
-    <w:lsdException w:name="List Bullet 3" w:semiHidden="1" w:unhideWhenUsed="1"/>
-    <w:lsdException w:name="List Bullet 4" w:semiHidden="1" w:unhideWhenUsed="1"/>
-    <w:lsdException w:name="List Bullet 5" w:semiHidden="1" w:unhideWhenUsed="1"/>
-    <w:lsdException w:name="List Number 2" w:semiHidden="1" w:unhideWhenUsed="1"/>
-    <w:lsdException w:name="List Number 3" w:semiHidden="1" w:unhideWhenUsed="1"/>
-    <w:lsdException w:name="List Number 4" w:semiHidden="1" w:unhideWhenUsed="1"/>
-    <w:lsdException w:name="List Number 5" w:semiHidden="1" w:unhideWhenUsed="1"/>
-    <w:lsdException w:name="Title" w:uiPriority="10" w:qFormat="1"/>
-    <w:lsdException w:name="Closing" w:semiHidden="1" w:unhideWhenUsed="1"/>
-    <w:lsdException w:name="Signature" w:semiHidden="1" w:unhideWhenUsed="1"/>
-    <w:lsdException w:name="Default Paragraph Font" w:semiHidden="1" w:uiPriority="1" w:unhideWhenUsed="1"/>
-    <w:lsdException w:name="Body Text" w:semiHidden="1" w:unhideWhenUsed="1"/>
-    <w:lsdException w:name="Body Text Indent" w:semiHidden="1" w:unhideWhenUsed="1"/>
-    <w:lsdException w:name="List Continue" w:semiHidden="1" w:unhideWhenUsed="1"/>
-    <w:lsdException w:name="List Continue 2" w:semiHidden="1" w:unhideWhenUsed="1"/>
-    <w:lsdException w:name="List Continue 3" w:semiHidden="1" w:unhideWhenUsed="1"/>
-    <w:lsdException w:name="List Continue 4" w:semiHidden="1" w:unhideWhenUsed="1"/>
-    <w:lsdException w:name="List Continue 5" w:semiHidden="1" w:unhideWhenUsed="1"/>
-    <w:lsdException w:name="Message Header" w:semiHidden="1" w:unhideWhenUsed="1"/>
-    <w:lsdException w:name="Subtitle" w:uiPriority="11" w:qFormat="1"/>
-    <w:lsdException w:name="Salutation" w:semiHidden="1" w:unhideWhenUsed="1"/>
-    <w:lsdException w:name="Date" w:semiHidden="1" w:unhideWhenUsed="1"/>
-    <w:lsdException w:name="Body Text First Indent" w:semiHidden="1" w:unhideWhenUsed="1"/>
-    <w:lsdException w:name="Body Text First Indent 2" w:semiHidden="1" w:unhideWhenUsed="1"/>
-    <w:lsdException w:name="Note Heading" w:semiHidden="1" w:unhideWhenUsed="1"/>
-    <w:lsdException w:name="Body Text 2" w:semiHidden="1" w:unhideWhenUsed="1"/>
-    <w:lsdException w:name="Body Text 3" w:semiHidden="1" w:unhideWhenUsed="1"/>
-    <w:lsdException w:name="Body Text Indent 2" w:semiHidden="1" w:unhideWhenUsed="1"/>
-    <w:lsdException w:name="Body Text Indent 3" w:semiHidden="1" w:unhideWhenUsed="1"/>
-    <w:lsdException w:name="Block Text" w:semiHidden="1" w:unhideWhenUsed="1"/>
-    <w:lsdException w:name="Hyperlink" w:semiHidden="1" w:unhideWhenUsed="1"/>
-    <w:lsdException w:name="FollowedHyperlink" w:semiHidden="1" w:unhideWhenUsed="1"/>
-    <w:lsdException w:name="Strong" w:uiPriority="22" w:qFormat="1"/>
-    <w:lsdException w:name="Emphasis" w:uiPriority="20" w:qFormat="1"/>
-    <w:lsdException w:name="Document Map" w:semiHidden="1" w:unhideWhenUsed="1"/>
-    <w:lsdException w:name="Plain Text" w:semiHidden="1" w:unhideWhenUsed="1"/>
-    <w:lsdException w:name="E-mail Signature" w:semiHidden="1" w:unhideWhenUsed="1"/>
-    <w:lsdException w:name="HTML Top of Form" w:semiHidden="1" w:unhideWhenUsed="1"/>
-    <w:lsdException w:name="HTML Bottom of Form" w:semiHidden="1" w:unhideWhenUsed="1"/>
-    <w:lsdException w:name="Normal (Web)" w:semiHidden="1" w:unhideWhenUsed="1"/>
-    <w:lsdException w:name="HTML Acronym" w:semiHidden="1" w:unhideWhenUsed="1"/>
-    <w:lsdException w:name="HTML Address" w:semiHidden="1" w:unhideWhenUsed="1"/>
-    <w:lsdException w:name="HTML Cite" w:semiHidden="1" w:unhideWhenUsed="1"/>
-    <w:lsdException w:name="HTML Code" w:semiHidden="1" w:unhideWhenUsed="1"/>
-    <w:lsdException w:name="HTML Definition" w:semiHidden="1" w:unhideWhenUsed="1"/>
-    <w:lsdException w:name="HTML Keyboard" w:semiHidden="1" w:unhideWhenUsed="1"/>
-    <w:lsdException w:name="HTML Preformatted" w:semiHidden="1" w:unhideWhenUsed="1"/>
-    <w:lsdException w:name="HTML Sample" w:semiHidden="1" w:unhideWhenUsed="1"/>
-    <w:lsdException w:name="HTML Typewriter" w:semiHidden="1" w:unhideWhenUsed="1"/>
-    <w:lsdException w:name="HTML Variable" w:semiHidden="1" w:unhideWhenUsed="1"/>
-    <w:lsdException w:name="Normal Table" w:semiHidden="1" w:unhideWhenUsed="1"/>
-    <w:lsdException w:name="annotation subject" w:semiHidden="1" w:unhideWhenUsed="1"/>
-    <w:lsdException w:name="No List" w:semiHidden="1" w:unhideWhenUsed="1"/>
-    <w:lsdException w:name="Outline List 1" w:semiHidden="1" w:unhideWhenUsed="1"/>
-    <w:lsdException w:name="Outline List 2" w:semiHidden="1" w:unhideWhenUsed="1"/>
-    <w:lsdException w:name="Outline List 3" w:semiHidden="1" w:unhideWhenUsed="1"/>
-    <w:lsdException w:name="Table Simple 1" w:semiHidden="1" w:unhideWhenUsed="1"/>
-    <w:lsdException w:name="Table Simple 2" w:semiHidden="1" w:unhideWhenUsed="1"/>
-    <w:lsdException w:name="Table Simple 3" w:semiHidden="1" w:unhideWhenUsed="1"/>
-    <w:lsdException w:name="Table Classic 1" w:semiHidden="1" w:unhideWhenUsed="1"/>
-    <w:lsdException w:name="Table Classic 2" w:semiHidden="1" w:unhideWhenUsed="1"/>
-    <w:lsdException w:name="Table Classic 3" w:semiHidden="1" w:unhideWhenUsed="1"/>
-    <w:lsdException w:name="Table Classic 4" w:semiHidden="1" w:unhideWhenUsed="1"/>
-    <w:lsdException w:name="Table Colorful 1" w:semiHidden="1" w:unhideWhenUsed="1"/>
-    <w:lsdException w:name="Table Colorful 2" w:semiHidden="1" w:unhideWhenUsed="1"/>
-    <w:lsdException w:name="Table Colorful 3" w:semiHidden="1" w:unhideWhenUsed="1"/>
-    <w:lsdException w:name="Table Columns 1" w:semiHidden="1" w:unhideWhenUsed="1"/>
-    <w:lsdException w:name="Table Columns 2" w:semiHidden="1" w:unhideWhenUsed="1"/>
-    <w:lsdException w:name="Table Columns 3" w:semiHidden="1" w:unhideWhenUsed="1"/>
-    <w:lsdException w:name="Table Columns 4" w:semiHidden="1" w:unhideWhenUsed="1"/>
-    <w:lsdException w:name="Table Columns 5" w:semiHidden="1" w:unhideWhenUsed="1"/>
-    <w:lsdException w:name="Table Grid 1" w:semiHidden="1" w:unhideWhenUsed="1"/>
-    <w:lsdException w:name="Table Grid 2" w:semiHidden="1" w:unhideWhenUsed="1"/>
-    <w:lsdException w:name="Table Grid 3" w:semiHidden="1" w:unhideWhenUsed="1"/>
-    <w:lsdException w:name="Table Grid 4" w:semiHidden="1" w:unhideWhenUsed="1"/>
-    <w:lsdException w:name="Table Grid 5" w:semiHidden="1" w:unhideWhenUsed="1"/>
-    <w:lsdException w:name="Table Grid 6" w:semiHidden="1" w:unhideWhenUsed="1"/>
-    <w:lsdException w:name="Table Grid 7" w:semiHidden="1" w:unhideWhenUsed="1"/>
-    <w:lsdException w:name="Table Grid 8" w:semiHidden="1" w:unhideWhenUsed="1"/>
-    <w:lsdException w:name="Table List 1" w:semiHidden="1" w:unhideWhenUsed="1"/>
-    <w:lsdException w:name="Table List 2" w:semiHidden="1" w:unhideWhenUsed="1"/>
-    <w:lsdException w:name="Table List 3" w:semiHidden="1" w:unhideWhenUsed="1"/>
-    <w:lsdException w:name="Table List 4" w:semiHidden="1" w:unhideWhenUsed="1"/>
-    <w:lsdException w:name="Table List 5" w:semiHidden="1" w:unhideWhenUsed="1"/>
-    <w:lsdException w:name="Table List 6" w:semiHidden="1" w:unhideWhenUsed="1"/>
-    <w:lsdException w:name="Table List 7" w:semiHidden="1" w:unhideWhenUsed="1"/>
-    <w:lsdException w:name="Table List 8" w:semiHidden="1" w:unhideWhenUsed="1"/>
-    <w:lsdException w:name="Table 3D effects 1" w:semiHidden="1" w:unhideWhenUsed="1"/>
-    <w:lsdException w:name="Table 3D effects 2" w:semiHidden="1" w:unhideWhenUsed="1"/>
-    <w:lsdException w:name="Table 3D effects 3" w:semiHidden="1" w:unhideWhenUsed="1"/>
-    <w:lsdException w:name="Table Contemporary" w:semiHidden="1" w:unhideWhenUsed="1"/>
-    <w:lsdException w:name="Table Elegant" w:semiHidden="1" w:unhideWhenUsed="1"/>
-    <w:lsdException w:name="Table Professional" w:semiHidden="1" w:unhideWhenUsed="1"/>
-    <w:lsdException w:name="Table Subtle 1" w:semiHidden="1" w:unhideWhenUsed="1"/>
-    <w:lsdException w:name="Table Subtle 2" w:semiHidden="1" w:unhideWhenUsed="1"/>
-    <w:lsdException w:name="Table Web 1" w:semiHidden="1" w:unhideWhenUsed="1"/>
-    <w:lsdException w:name="Table Web 2" w:semiHidden="1" w:unhideWhenUsed="1"/>
-    <w:lsdException w:name="Table Web 3" w:semiHidden="1" w:unhideWhenUsed="1"/>
-    <w:lsdException w:name="Balloon Text" w:semiHidden="1" w:unhideWhenUsed="1"/>
-    <w:lsdException w:name="Table Grid" w:uiPriority="39"/>
-    <w:lsdException w:name="Table Theme" w:semiHidden="1" w:unhideWhenUsed="1"/>
-    <w:lsdException w:name="Placeholder Text" w:semiHidden="1"/>
-    <w:lsdException w:name="No Spacing" w:uiPriority="1" w:qFormat="1"/>
-    <w:lsdException w:name="Light Shading" w:uiPriority="60"/>
-    <w:lsdException w:name="Light List" w:uiPriority="61"/>
-    <w:lsdException w:name="Light Grid" w:uiPriority="62"/>
-    <w:lsdException w:name="Medium Shading 1" w:uiPriority="63"/>
-    <w:lsdException w:name="Medium Shading 2" w:uiPriority="64"/>
-    <w:lsdException w:name="Medium List 1" w:uiPriority="65"/>
-    <w:lsdException w:name="Medium List 2" w:uiPriority="66"/>
-    <w:lsdException w:name="Medium Grid 1" w:uiPriority="67"/>
-    <w:lsdException w:name="Medium Grid 2" w:uiPriority="68"/>
-    <w:lsdException w:name="Medium Grid 3" w:uiPriority="69"/>
-    <w:lsdException w:name="Dark List" w:uiPriority="70"/>
-    <w:lsdException w:name="Colorful Shading" w:uiPriority="71"/>
-    <w:lsdException w:name="Colorful List" w:uiPriority="72"/>
-    <w:lsdException w:name="Colorful Grid" w:uiPriority="73"/>
-    <w:lsdException w:name="Light Shading Accent 1" w:uiPriority="60"/>
-    <w:lsdException w:name="Light List Accent 1" w:uiPriority="61"/>
-    <w:lsdException w:name="Light Grid Accent 1" w:uiPriority="62"/>
-    <w:lsdException w:name="Medium Shading 1 Accent 1" w:uiPriority="63"/>
-    <w:lsdException w:name="Medium Shading 2 Accent 1" w:uiPriority="64"/>
-    <w:lsdException w:name="Medium List 1 Accent 1" w:uiPriority="65"/>
-    <w:lsdException w:name="Revision" w:semiHidden="1"/>
-    <w:lsdException w:name="List Paragraph" w:uiPriority="34" w:qFormat="1"/>
-    <w:lsdException w:name="Quote" w:uiPriority="29" w:qFormat="1"/>
-    <w:lsdException w:name="Intense Quote" w:uiPriority="30" w:qFormat="1"/>
-    <w:lsdException w:name="Medium List 2 Accent 1" w:uiPriority="66"/>
-    <w:lsdException w:name="Medium Grid 1 Accent 1" w:uiPriority="67"/>
-    <w:lsdException w:name="Medium Grid 2 Accent 1" w:uiPriority="68"/>
-    <w:lsdException w:name="Medium Grid 3 Accent 1" w:uiPriority="69"/>
-    <w:lsdException w:name="Dark List Accent 1" w:uiPriority="70"/>
-    <w:lsdException w:name="Colorful Shading Accent 1" w:uiPriority="71"/>
-    <w:lsdException w:name="Colorful List Accent 1" w:uiPriority="72"/>
-    <w:lsdException w:name="Colorful Grid Accent 1" w:uiPriority="73"/>
-    <w:lsdException w:name="Light Shading Accent 2" w:uiPriority="60"/>
-    <w:lsdException w:name="Light List Accent 2" w:uiPriority="61"/>
-    <w:lsdException w:name="Light Grid Accent 2" w:uiPriority="62"/>
-    <w:lsdException w:name="Medium Shading 1 Accent 2" w:uiPriority="63"/>
-    <w:lsdException w:name="Medium Shading 2 Accent 2" w:uiPriority="64"/>
-    <w:lsdException w:name="Medium List 1 Accent 2" w:uiPriority="65"/>
-    <w:lsdException w:name="Medium List 2 Accent 2" w:uiPriority="66"/>
-    <w:lsdException w:name="Medium Grid 1 Accent 2" w:uiPriority="67"/>
-    <w:lsdException w:name="Medium Grid 2 Accent 2" w:uiPriority="68"/>
-    <w:lsdException w:name="Medium Grid 3 Accent 2" w:uiPriority="69"/>
-    <w:lsdException w:name="Dark List Accent 2" w:uiPriority="70"/>
-    <w:lsdException w:name="Colorful Shading Accent 2" w:uiPriority="71"/>
-    <w:lsdException w:name="Colorful List Accent 2" w:uiPriority="72"/>
-    <w:lsdException w:name="Colorful Grid Accent 2" w:uiPriority="73"/>
-    <w:lsdException w:name="Light Shading Accent 3" w:uiPriority="60"/>
-    <w:lsdException w:name="Light List Accent 3" w:uiPriority="61"/>
-    <w:lsdException w:name="Light Grid Accent 3" w:uiPriority="62"/>
-    <w:lsdException w:name="Medium Shading 1 Accent 3" w:uiPriority="63"/>
-    <w:lsdException w:name="Medium Shading 2 Accent 3" w:uiPriority="64"/>
-    <w:lsdException w:name="Medium List 1 Accent 3" w:uiPriority="65"/>
-    <w:lsdException w:name="Medium List 2 Accent 3" w:uiPriority="66"/>
-    <w:lsdException w:name="Medium Grid 1 Accent 3" w:uiPriority="67"/>
-    <w:lsdException w:name="Medium Grid 2 Accent 3" w:uiPriority="68"/>
-    <w:lsdException w:name="Medium Grid 3 Accent 3" w:uiPriority="69"/>
-    <w:lsdException w:name="Dark List Accent 3" w:uiPriority="70"/>
-    <w:lsdException w:name="Colorful Shading Accent 3" w:uiPriority="71"/>
-    <w:lsdException w:name="Colorful List Accent 3" w:uiPriority="72"/>
-    <w:lsdException w:name="Colorful Grid Accent 3" w:uiPriority="73"/>
-    <w:lsdException w:name="Light Shading Accent 4" w:uiPriority="60"/>
-    <w:lsdException w:name="Light List Accent 4" w:uiPriority="61"/>
-    <w:lsdException w:name="Light Grid Accent 4" w:uiPriority="62"/>
-    <w:lsdException w:name="Medium Shading 1 Accent 4" w:uiPriority="63"/>
-    <w:lsdException w:name="Medium Shading 2 Accent 4" w:uiPriority="64"/>
-    <w:lsdException w:name="Medium List 1 Accent 4" w:uiPriority="65"/>
-    <w:lsdException w:name="Medium List 2 Accent 4" w:uiPriority="66"/>
-    <w:lsdException w:name="Medium Grid 1 Accent 4" w:uiPriority="67"/>
-    <w:lsdException w:name="Medium Grid 2 Accent 4" w:uiPriority="68"/>
-    <w:lsdException w:name="Medium Grid 3 Accent 4" w:uiPriority="69"/>
-    <w:lsdException w:name="Dark List Accent 4" w:uiPriority="70"/>
-    <w:lsdException w:name="Colorful Shading Accent 4" w:uiPriority="71"/>
-    <w:lsdException w:name="Colorful List Accent 4" w:uiPriority="72"/>
-    <w:lsdException w:name="Colorful Grid Accent 4" w:uiPriority="73"/>
-    <w:lsdException w:name="Light Shading Accent 5" w:uiPriority="60"/>
-    <w:lsdException w:name="Light List Accent 5" w:uiPriority="61"/>
-    <w:lsdException w:name="Light Grid Accent 5" w:uiPriority="62"/>
-    <w:lsdException w:name="Medium Shading 1 Accent 5" w:uiPriority="63"/>
-    <w:lsdException w:name="Medium Shading 2 Accent 5" w:uiPriority="64"/>
-    <w:lsdException w:name="Medium List 1 Accent 5" w:uiPriority="65"/>
-    <w:lsdException w:name="Medium List 2 Accent 5" w:uiPriority="66"/>
-    <w:lsdException w:name="Medium Grid 1 Accent 5" w:uiPriority="67"/>
-    <w:lsdException w:name="Medium Grid 2 Accent 5" w:uiPriority="68"/>
-    <w:lsdException w:name="Medium Grid 3 Accent 5" w:uiPriority="69"/>
-    <w:lsdException w:name="Dark List Accent 5" w:uiPriority="70"/>
-    <w:lsdException w:name="Colorful Shading Accent 5" w:uiPriority="71"/>
-    <w:lsdException w:name="Colorful List Accent 5" w:uiPriority="72"/>
-    <w:lsdException w:name="Colorful Grid Accent 5" w:uiPriority="73"/>
-    <w:lsdException w:name="Light Shading Accent 6" w:uiPriority="60"/>
-    <w:lsdException w:name="Light List Accent 6" w:uiPriority="61"/>
-    <w:lsdException w:name="Light Grid Accent 6" w:uiPriority="62"/>
-    <w:lsdException w:name="Medium Shading 1 Accent 6" w:uiPriority="63"/>
-    <w:lsdException w:name="Medium Shading 2 Accent 6" w:uiPriority="64"/>
-    <w:lsdException w:name="Medium List 1 Accent 6" w:uiPriority="65"/>
-    <w:lsdException w:name="Medium List 2 Accent 6" w:uiPriority="66"/>
-    <w:lsdException w:name="Medium Grid 1 Accent 6" w:uiPriority="67"/>
-    <w:lsdException w:name="Medium Grid 2 Accent 6" w:uiPriority="68"/>
-    <w:lsdException w:name="Medium Grid 3 Accent 6" w:uiPriority="69"/>
-    <w:lsdException w:name="Dark List Accent 6" w:uiPriority="70"/>
-    <w:lsdException w:name="Colorful Shading Accent 6" w:uiPriority="71"/>
-    <w:lsdException w:name="Colorful List Accent 6" w:uiPriority="72"/>
-    <w:lsdException w:name="Colorful Grid Accent 6" w:uiPriority="73"/>
-    <w:lsdException w:name="Subtle Emphasis" w:uiPriority="19" w:qFormat="1"/>
-    <w:lsdException w:name="Intense Emphasis" w:uiPriority="21" w:qFormat="1"/>
-    <w:lsdException w:name="Subtle Reference" w:uiPriority="31" w:qFormat="1"/>
-    <w:lsdException w:name="Intense Reference" w:uiPriority="32" w:qFormat="1"/>
-    <w:lsdException w:name="Book Title" w:uiPriority="33" w:qFormat="1"/>
-    <w:lsdException w:name="Bibliography" w:semiHidden="1" w:uiPriority="37" w:unhideWhenUsed="1"/>
-    <w:lsdException w:name="TOC Heading" w:semiHidden="1" w:uiPriority="39" w:unhideWhenUsed="1" w:qFormat="1"/>
-    <w:lsdException w:name="Plain Table 1" w:uiPriority="41"/>
-    <w:lsdException w:name="Plain Table 2" w:uiPriority="42"/>
-    <w:lsdException w:name="Plain Table 3" w:uiPriority="43"/>
-    <w:lsdException w:name="Plain Table 4" w:uiPriority="44"/>
-    <w:lsdException w:name="Plain Table 5" w:uiPriority="45"/>
-    <w:lsdException w:name="Grid Table Light" w:uiPriority="40"/>
-    <w:lsdException w:name="Grid Table 1 Light" w:uiPriority="46"/>
-    <w:lsdException w:name="Grid Table 2" w:uiPriority="47"/>
-    <w:lsdException w:name="Grid Table 3" w:uiPriority="48"/>
-    <w:lsdException w:name="Grid Table 4" w:uiPriority="49"/>
-    <w:lsdException w:name="Grid Table 5 Dark" w:uiPriority="50"/>
-    <w:lsdException w:name="Grid Table 6 Colorful" w:uiPriority="51"/>
-    <w:lsdException w:name="Grid Table 7 Colorful" w:uiPriority="52"/>
-    <w:lsdException w:name="Grid Table 1 Light Accent 1" w:uiPriority="46"/>
-    <w:lsdException w:name="Grid Table 2 Accent 1" w:uiPriority="47"/>
-    <w:lsdException w:name="Grid Table 3 Accent 1" w:uiPriority="48"/>
-    <w:lsdException w:name="Grid Table 4 Accent 1" w:uiPriority="49"/>
-    <w:lsdException w:name="Grid Table 5 Dark Accent 1" w:uiPriority="50"/>
-    <w:lsdException w:name="Grid Table 6 Colorful Accent 1" w:uiPriority="51"/>
-    <w:lsdException w:name="Grid Table 7 Colorful Accent 1" w:uiPriority="52"/>
-    <w:lsdException w:name="Grid Table 1 Light Accent 2" w:uiPriority="46"/>
-    <w:lsdException w:name="Grid Table 2 Accent 2" w:uiPriority="47"/>
-    <w:lsdException w:name="Grid Table 3 Accent 2" w:uiPriority="48"/>
-    <w:lsdException w:name="Grid Table 4 Accent 2" w:uiPriority="49"/>
-    <w:lsdException w:name="Grid Table 5 Dark Accent 2" w:uiPriority="50"/>
-    <w:lsdException w:name="Grid Table 6 Colorful Accent 2" w:uiPriority="51"/>
-    <w:lsdException w:name="Grid Table 7 Colorful Accent 2" w:uiPriority="52"/>
-    <w:lsdException w:name="Grid Table 1 Light Accent 3" w:uiPriority="46"/>
-    <w:lsdException w:name="Grid Table 2 Accent 3" w:uiPriority="47"/>
-    <w:lsdException w:name="Grid Table 3 Accent 3" w:uiPriority="48"/>
-    <w:lsdException w:name="Grid Table 4 Accent 3" w:uiPriority="49"/>
-    <w:lsdException w:name="Grid Table 5 Dark Accent 3" w:uiPriority="50"/>
-    <w:lsdException w:name="Grid Table 6 Colorful Accent 3" w:uiPriority="51"/>
-    <w:lsdException w:name="Grid Table 7 Colorful Accent 3" w:uiPriority="52"/>
-    <w:lsdException w:name="Grid Table 1 Light Accent 4" w:uiPriority="46"/>
-    <w:lsdException w:name="Grid Table 2 Accent 4" w:uiPriority="47"/>
-    <w:lsdException w:name="Grid Table 3 Accent 4" w:uiPriority="48"/>
-    <w:lsdException w:name="Grid Table 4 Accent 4" w:uiPriority="49"/>
-    <w:lsdException w:name="Grid Table 5 Dark Accent 4" w:uiPriority="50"/>
-    <w:lsdException w:name="Grid Table 6 Colorful Accent 4" w:uiPriority="51"/>
-    <w:lsdException w:name="Grid Table 7 Colorful Accent 4" w:uiPriority="52"/>
-    <w:lsdException w:name="Grid Table 1 Light Accent 5" w:uiPriority="46"/>
-    <w:lsdException w:name="Grid Table 2 Accent 5" w:uiPriority="47"/>
-    <w:lsdException w:name="Grid Table 3 Accent 5" w:uiPriority="48"/>
-    <w:lsdException w:name="Grid Table 4 Accent 5" w:uiPriority="49"/>
-    <w:lsdException w:name="Grid Table 5 Dark Accent 5" w:uiPriority="50"/>
-    <w:lsdException w:name="Grid Table 6 Colorful Accent 5" w:uiPriority="51"/>
-    <w:lsdException w:name="Grid Table 7 Colorful Accent 5" w:uiPriority="52"/>
-    <w:lsdException w:name="Grid Table 1 Light Accent 6" w:uiPriority="46"/>
-    <w:lsdException w:name="Grid Table 2 Accent 6" w:uiPriority="47"/>
-    <w:lsdException w:name="Grid Table 3 Accent 6" w:uiPriority="48"/>
-    <w:lsdException w:name="Grid Table 4 Accent 6" w:uiPriority="49"/>
-    <w:lsdException w:name="Grid Table 5 Dark Accent 6" w:uiPriority="50"/>
-    <w:lsdException w:name="Grid Table 6 Colorful Accent 6" w:uiPriority="51"/>
-    <w:lsdException w:name="Grid Table 7 Colorful Accent 6" w:uiPriority="52"/>
-    <w:lsdException w:name="List Table 1 Light" w:uiPriority="46"/>
-    <w:lsdException w:name="List Table 2" w:uiPriority="47"/>
-    <w:lsdException w:name="List Table 3" w:uiPriority="48"/>
-    <w:lsdException w:name="List Table 4" w:uiPriority="49"/>
-    <w:lsdException w:name="List Table 5 Dark" w:uiPriority="50"/>
-    <w:lsdException w:name="List Table 6 Colorful" w:uiPriority="51"/>
-    <w:lsdException w:name="List Table 7 Colorful" w:uiPriority="52"/>
-    <w:lsdException w:name="List Table 1 Light Accent 1" w:uiPriority="46"/>
-    <w:lsdException w:name="List Table 2 Accent 1" w:uiPriority="47"/>
-    <w:lsdException w:name="List Table 3 Accent 1" w:uiPriority="48"/>
-    <w:lsdException w:name="List Table 4 Accent 1" w:uiPriority="49"/>
-    <w:lsdException w:name="List Table 5 Dark Accent 1" w:uiPriority="50"/>
-    <w:lsdException w:name="List Table 6 Colorful Accent 1" w:uiPriority="51"/>
-    <w:lsdException w:name="List Table 7 Colorful Accent 1" w:uiPriority="52"/>
-    <w:lsdException w:name="List Table 1 Light Accent 2" w:uiPriority="46"/>
-    <w:lsdException w:name="List Table 2 Accent 2" w:uiPriority="47"/>
-    <w:lsdException w:name="List Table 3 Accent 2" w:uiPriority="48"/>
-    <w:lsdException w:name="List Table 4 Accent 2" w:uiPriority="49"/>
-    <w:lsdException w:name="List Table 5 Dark Accent 2" w:uiPriority="50"/>
-    <w:lsdException w:name="List Table 6 Colorful Accent 2" w:uiPriority="51"/>
-    <w:lsdException w:name="List Table 7 Colorful Accent 2" w:uiPriority="52"/>
-    <w:lsdException w:name="List Table 1 Light Accent 3" w:uiPriority="46"/>
-    <w:lsdException w:name="List Table 2 Accent 3" w:uiPriority="47"/>
-    <w:lsdException w:name="List Table 3 Accent 3" w:uiPriority="48"/>
-    <w:lsdException w:name="List Table 4 Accent 3" w:uiPriority="49"/>
-    <w:lsdException w:name="List Table 5 Dark Accent 3" w:uiPriority="50"/>
-    <w:lsdException w:name="List Table 6 Colorful Accent 3" w:uiPriority="51"/>
-    <w:lsdException w:name="List Table 7 Colorful Accent 3" w:uiPriority="52"/>
-    <w:lsdException w:name="List Table 1 Light Accent 4" w:uiPriority="46"/>
-    <w:lsdException w:name="List Table 2 Accent 4" w:uiPriority="47"/>
-    <w:lsdException w:name="List Table 3 Accent 4" w:uiPriority="48"/>
-    <w:lsdException w:name="List Table 4 Accent 4" w:uiPriority="49"/>
-    <w:lsdException w:name="List Table 5 Dark Accent 4" w:uiPriority="50"/>
-    <w:lsdException w:name="List Table 6 Colorful Accent 4" w:uiPriority="51"/>
-    <w:lsdException w:name="List Table 7 Colorful Accent 4" w:uiPriority="52"/>
-    <w:lsdException w:name="List Table 1 Light Accent 5" w:uiPriority="46"/>
-    <w:lsdException w:name="List Table 2 Accent 5" w:uiPriority="47"/>
-    <w:lsdException w:name="List Table 3 Accent 5" w:uiPriority="48"/>
-    <w:lsdException w:name="List Table 4 Accent 5" w:uiPriority="49"/>
-    <w:lsdException w:name="List Table 5 Dark Accent 5" w:uiPriority="50"/>
-    <w:lsdException w:name="List Table 6 Colorful Accent 5" w:uiPriority="51"/>
-    <w:lsdException w:name="List Table 7 Colorful Accent 5" w:uiPriority="52"/>
-    <w:lsdException w:name="List Table 1 Light Accent 6" w:uiPriority="46"/>
-    <w:lsdException w:name="List Table 2 Accent 6" w:uiPriority="47"/>
-    <w:lsdException w:name="List Table 3 Accent 6" w:uiPriority="48"/>
-    <w:lsdException w:name="List Table 4 Accent 6" w:uiPriority="49"/>
-    <w:lsdException w:name="List Table 5 Dark Accent 6" w:uiPriority="50"/>
-    <w:lsdException w:name="List Table 6 Colorful Accent 6" w:uiPriority="51"/>
-    <w:lsdException w:name="List Table 7 Colorful Accent 6" w:uiPriority="52"/>
-    <w:lsdException w:name="Mention" w:semiHidden="1" w:unhideWhenUsed="1"/>
-    <w:lsdException w:name="Smart Hyperlink" w:semiHidden="1" w:unhideWhenUsed="1"/>
-    <w:lsdException w:name="Hashtag" w:semiHidden="1" w:unhideWhenUsed="1"/>
-    <w:lsdException w:name="Unresolved Mention" w:semiHidden="1" w:unhideWhenUsed="1"/>
-    <w:lsdException w:name="Smart Link" w:semiHidden="1" w:unhideWhenUsed="1"/>
+  <w:latentStyles w:count="260" w:defQFormat="0" w:defUnhideWhenUsed="1" w:defSemiHidden="1" w:defUIPriority="99" w:defLockedState="0">
+    <w:lsdException w:qFormat="1" w:unhideWhenUsed="0" w:uiPriority="0" w:semiHidden="0" w:name="Normal"/>
+    <w:lsdException w:qFormat="1" w:unhideWhenUsed="0" w:uiPriority="9" w:semiHidden="0" w:name="heading 1"/>
+    <w:lsdException w:qFormat="1" w:uiPriority="9" w:semiHidden="0" w:name="heading 2"/>
+    <w:lsdException w:qFormat="1" w:uiPriority="9" w:semiHidden="0" w:name="heading 3"/>
+    <w:lsdException w:qFormat="1" w:uiPriority="9" w:name="heading 4"/>
+    <w:lsdException w:qFormat="1" w:uiPriority="9" w:name="heading 5"/>
+    <w:lsdException w:qFormat="1" w:uiPriority="9" w:name="heading 6"/>
+    <w:lsdException w:qFormat="1" w:uiPriority="9" w:name="heading 7"/>
+    <w:lsdException w:qFormat="1" w:uiPriority="9" w:name="heading 8"/>
+    <w:lsdException w:qFormat="1" w:uiPriority="9" w:name="heading 9"/>
+    <w:lsdException w:uiPriority="99" w:name="index 1"/>
+    <w:lsdException w:uiPriority="99" w:name="index 2"/>
+    <w:lsdException w:uiPriority="99" w:name="index 3"/>
+    <w:lsdException w:uiPriority="99" w:name="index 4"/>
+    <w:lsdException w:uiPriority="99" w:name="index 5"/>
+    <w:lsdException w:uiPriority="99" w:name="index 6"/>
+    <w:lsdException w:uiPriority="99" w:name="index 7"/>
+    <w:lsdException w:uiPriority="99" w:name="index 8"/>
+    <w:lsdException w:uiPriority="99" w:name="index 9"/>
+    <w:lsdException w:uiPriority="39" w:name="toc 1"/>
+    <w:lsdException w:uiPriority="39" w:name="toc 2"/>
+    <w:lsdException w:uiPriority="39" w:name="toc 3"/>
+    <w:lsdException w:uiPriority="39" w:name="toc 4"/>
+    <w:lsdException w:uiPriority="39" w:name="toc 5"/>
+    <w:lsdException w:uiPriority="39" w:name="toc 6"/>
+    <w:lsdException w:uiPriority="39" w:name="toc 7"/>
+    <w:lsdException w:uiPriority="39" w:name="toc 8"/>
+    <w:lsdException w:uiPriority="39" w:name="toc 9"/>
+    <w:lsdException w:uiPriority="99" w:name="Normal Indent"/>
+    <w:lsdException w:uiPriority="99" w:name="footnote text"/>
+    <w:lsdException w:uiPriority="99" w:name="annotation text"/>
+    <w:lsdException w:uiPriority="99" w:name="header"/>
+    <w:lsdException w:uiPriority="99" w:name="footer"/>
+    <w:lsdException w:uiPriority="99" w:name="index heading"/>
+    <w:lsdException w:qFormat="1" w:uiPriority="35" w:name="caption"/>
+    <w:lsdException w:uiPriority="99" w:name="table of figures"/>
+    <w:lsdException w:uiPriority="99" w:name="envelope address"/>
+    <w:lsdException w:uiPriority="99" w:name="envelope return"/>
+    <w:lsdException w:uiPriority="99" w:name="footnote reference"/>
+    <w:lsdException w:uiPriority="99" w:name="annotation reference"/>
+    <w:lsdException w:uiPriority="99" w:name="line number"/>
+    <w:lsdException w:uiPriority="99" w:name="page number"/>
+    <w:lsdException w:uiPriority="99" w:name="endnote reference"/>
+    <w:lsdException w:uiPriority="99" w:name="endnote text"/>
+    <w:lsdException w:uiPriority="99" w:name="table of authorities"/>
+    <w:lsdException w:uiPriority="99" w:name="macro"/>
+    <w:lsdException w:uiPriority="99" w:name="toa heading"/>
+    <w:lsdException w:uiPriority="99" w:name="List"/>
+    <w:lsdException w:uiPriority="99" w:name="List Bullet"/>
+    <w:lsdException w:uiPriority="99" w:name="List Number"/>
+    <w:lsdException w:uiPriority="99" w:name="List 2"/>
+    <w:lsdException w:uiPriority="99" w:name="List 3"/>
+    <w:lsdException w:uiPriority="99" w:name="List 4"/>
+    <w:lsdException w:uiPriority="99" w:name="List 5"/>
+    <w:lsdException w:uiPriority="99" w:name="List Bullet 2"/>
+    <w:lsdException w:uiPriority="99" w:name="List Bullet 3"/>
+    <w:lsdException w:uiPriority="99" w:name="List Bullet 4"/>
+    <w:lsdException w:uiPriority="99" w:name="List Bullet 5"/>
+    <w:lsdException w:uiPriority="99" w:name="List Number 2"/>
+    <w:lsdException w:uiPriority="99" w:name="List Number 3"/>
+    <w:lsdException w:uiPriority="99" w:name="List Number 4"/>
+    <w:lsdException w:uiPriority="99" w:name="List Number 5"/>
+    <w:lsdException w:qFormat="1" w:unhideWhenUsed="0" w:uiPriority="10" w:semiHidden="0" w:name="Title"/>
+    <w:lsdException w:uiPriority="99" w:name="Closing"/>
+    <w:lsdException w:uiPriority="99" w:name="Signature"/>
+    <w:lsdException w:uiPriority="1" w:name="Default Paragraph Font"/>
+    <w:lsdException w:uiPriority="99" w:name="Body Text"/>
+    <w:lsdException w:uiPriority="99" w:name="Body Text Indent"/>
+    <w:lsdException w:uiPriority="99" w:name="List Continue"/>
+    <w:lsdException w:uiPriority="99" w:name="List Continue 2"/>
+    <w:lsdException w:uiPriority="99" w:name="List Continue 3"/>
+    <w:lsdException w:uiPriority="99" w:name="List Continue 4"/>
+    <w:lsdException w:uiPriority="99" w:name="List Continue 5"/>
+    <w:lsdException w:uiPriority="99" w:name="Message Header"/>
+    <w:lsdException w:qFormat="1" w:unhideWhenUsed="0" w:uiPriority="11" w:semiHidden="0" w:name="Subtitle"/>
+    <w:lsdException w:uiPriority="99" w:name="Salutation"/>
+    <w:lsdException w:uiPriority="99" w:name="Date"/>
+    <w:lsdException w:uiPriority="99" w:name="Body Text First Indent"/>
+    <w:lsdException w:uiPriority="99" w:name="Body Text First Indent 2"/>
+    <w:lsdException w:uiPriority="99" w:name="Note Heading"/>
+    <w:lsdException w:uiPriority="99" w:name="Body Text 2"/>
+    <w:lsdException w:uiPriority="99" w:name="Body Text 3"/>
+    <w:lsdException w:uiPriority="99" w:name="Body Text Indent 2"/>
+    <w:lsdException w:uiPriority="99" w:name="Body Text Indent 3"/>
+    <w:lsdException w:uiPriority="99" w:name="Block Text"/>
+    <w:lsdException w:uiPriority="99" w:name="Hyperlink"/>
+    <w:lsdException w:uiPriority="99" w:name="FollowedHyperlink"/>
+    <w:lsdException w:qFormat="1" w:unhideWhenUsed="0" w:uiPriority="22" w:semiHidden="0" w:name="Strong"/>
+    <w:lsdException w:qFormat="1" w:unhideWhenUsed="0" w:uiPriority="20" w:semiHidden="0" w:name="Emphasis"/>
+    <w:lsdException w:uiPriority="99" w:name="Document Map"/>
+    <w:lsdException w:uiPriority="99" w:name="Plain Text"/>
+    <w:lsdException w:uiPriority="99" w:name="E-mail Signature"/>
+    <w:lsdException w:uiPriority="99" w:name="Normal (Web)"/>
+    <w:lsdException w:uiPriority="99" w:name="HTML Acronym"/>
+    <w:lsdException w:uiPriority="99" w:name="HTML Address"/>
+    <w:lsdException w:uiPriority="99" w:name="HTML Cite"/>
+    <w:lsdException w:uiPriority="99" w:name="HTML Code"/>
+    <w:lsdException w:uiPriority="99" w:name="HTML Definition"/>
+    <w:lsdException w:uiPriority="99" w:name="HTML Keyboard"/>
+    <w:lsdException w:uiPriority="99" w:name="HTML Preformatted"/>
+    <w:lsdException w:uiPriority="99" w:name="HTML Sample"/>
+    <w:lsdException w:uiPriority="99" w:name="HTML Typewriter"/>
+    <w:lsdException w:uiPriority="99" w:name="HTML Variable"/>
+    <w:lsdException w:qFormat="1" w:uiPriority="99" w:name="Normal Table"/>
+    <w:lsdException w:uiPriority="99" w:name="annotation subject"/>
+    <w:lsdException w:uiPriority="99" w:name="Table Simple 1"/>
+    <w:lsdException w:uiPriority="99" w:name="Table Simple 2"/>
+    <w:lsdException w:uiPriority="99" w:name="Table Simple 3"/>
+    <w:lsdException w:uiPriority="99" w:name="Table Classic 1"/>
+    <w:lsdException w:uiPriority="99" w:name="Table Classic 2"/>
+    <w:lsdException w:uiPriority="99" w:name="Table Classic 3"/>
+    <w:lsdException w:uiPriority="99" w:name="Table Classic 4"/>
+    <w:lsdException w:uiPriority="99" w:name="Table Colorful 1"/>
+    <w:lsdException w:uiPriority="99" w:name="Table Colorful 2"/>
+    <w:lsdException w:uiPriority="99" w:name="Table Colorful 3"/>
+    <w:lsdException w:uiPriority="99" w:name="Table Columns 1"/>
+    <w:lsdException w:uiPriority="99" w:name="Table Columns 2"/>
+    <w:lsdException w:uiPriority="99" w:name="Table Columns 3"/>
+    <w:lsdException w:uiPriority="99" w:name="Table Columns 4"/>
+    <w:lsdException w:uiPriority="99" w:name="Table Columns 5"/>
+    <w:lsdException w:uiPriority="99" w:name="Table Grid 1"/>
+    <w:lsdException w:uiPriority="99" w:name="Table Grid 2"/>
+    <w:lsdException w:uiPriority="99" w:name="Table Grid 3"/>
+    <w:lsdException w:uiPriority="99" w:name="Table Grid 4"/>
+    <w:lsdException w:uiPriority="99" w:name="Table Grid 5"/>
+    <w:lsdException w:uiPriority="99" w:name="Table Grid 6"/>
+    <w:lsdException w:uiPriority="99" w:name="Table Grid 7"/>
+    <w:lsdException w:uiPriority="99" w:name="Table Grid 8"/>
+    <w:lsdException w:uiPriority="99" w:name="Table List 1"/>
+    <w:lsdException w:uiPriority="99" w:name="Table List 2"/>
+    <w:lsdException w:uiPriority="99" w:name="Table List 3"/>
+    <w:lsdException w:uiPriority="99" w:name="Table List 4"/>
+    <w:lsdException w:uiPriority="99" w:name="Table List 5"/>
+    <w:lsdException w:uiPriority="99" w:name="Table List 6"/>
+    <w:lsdException w:uiPriority="99" w:name="Table List 7"/>
+    <w:lsdException w:uiPriority="99" w:name="Table List 8"/>
+    <w:lsdException w:uiPriority="99" w:name="Table 3D effects 1"/>
+    <w:lsdException w:uiPriority="99" w:name="Table 3D effects 2"/>
+    <w:lsdException w:uiPriority="99" w:name="Table 3D effects 3"/>
+    <w:lsdException w:uiPriority="99" w:name="Table Contemporary"/>
+    <w:lsdException w:uiPriority="99" w:name="Table Elegant"/>
+    <w:lsdException w:uiPriority="99" w:name="Table Professional"/>
+    <w:lsdException w:uiPriority="99" w:name="Table Subtle 1"/>
+    <w:lsdException w:uiPriority="99" w:name="Table Subtle 2"/>
+    <w:lsdException w:uiPriority="99" w:name="Table Web 1"/>
+    <w:lsdException w:uiPriority="99" w:name="Table Web 2"/>
+    <w:lsdException w:uiPriority="99" w:name="Table Web 3"/>
+    <w:lsdException w:uiPriority="99" w:name="Balloon Text"/>
+    <w:lsdException w:unhideWhenUsed="0" w:uiPriority="39" w:semiHidden="0" w:name="Table Grid"/>
+    <w:lsdException w:uiPriority="99" w:name="Table Theme"/>
+    <w:lsdException w:unhideWhenUsed="0" w:uiPriority="60" w:semiHidden="0" w:name="Light Shading"/>
+    <w:lsdException w:unhideWhenUsed="0" w:uiPriority="61" w:semiHidden="0" w:name="Light List"/>
+    <w:lsdException w:unhideWhenUsed="0" w:uiPriority="62" w:semiHidden="0" w:name="Light Grid"/>
+    <w:lsdException w:unhideWhenUsed="0" w:uiPriority="63" w:semiHidden="0" w:name="Medium Shading 1"/>
+    <w:lsdException w:unhideWhenUsed="0" w:uiPriority="64" w:semiHidden="0" w:name="Medium Shading 2"/>
+    <w:lsdException w:unhideWhenUsed="0" w:uiPriority="65" w:semiHidden="0" w:name="Medium List 1"/>
+    <w:lsdException w:unhideWhenUsed="0" w:uiPriority="66" w:semiHidden="0" w:name="Medium List 2"/>
+    <w:lsdException w:unhideWhenUsed="0" w:uiPriority="67" w:semiHidden="0" w:name="Medium Grid 1"/>
+    <w:lsdException w:unhideWhenUsed="0" w:uiPriority="68" w:semiHidden="0" w:name="Medium Grid 2"/>
+    <w:lsdException w:unhideWhenUsed="0" w:uiPriority="69" w:semiHidden="0" w:name="Medium Grid 3"/>
+    <w:lsdException w:unhideWhenUsed="0" w:uiPriority="70" w:semiHidden="0" w:name="Dark List"/>
+    <w:lsdException w:unhideWhenUsed="0" w:uiPriority="71" w:semiHidden="0" w:name="Colorful Shading"/>
+    <w:lsdException w:unhideWhenUsed="0" w:uiPriority="72" w:semiHidden="0" w:name="Colorful List"/>
+    <w:lsdException w:unhideWhenUsed="0" w:uiPriority="73" w:semiHidden="0" w:name="Colorful Grid"/>
+    <w:lsdException w:unhideWhenUsed="0" w:uiPriority="60" w:semiHidden="0" w:name="Light Shading Accent 1"/>
+    <w:lsdException w:unhideWhenUsed="0" w:uiPriority="61" w:semiHidden="0" w:name="Light List Accent 1"/>
+    <w:lsdException w:unhideWhenUsed="0" w:uiPriority="62" w:semiHidden="0" w:name="Light Grid Accent 1"/>
+    <w:lsdException w:unhideWhenUsed="0" w:uiPriority="63" w:semiHidden="0" w:name="Medium Shading 1 Accent 1"/>
+    <w:lsdException w:unhideWhenUsed="0" w:uiPriority="64" w:semiHidden="0" w:name="Medium Shading 2 Accent 1"/>
+    <w:lsdException w:unhideWhenUsed="0" w:uiPriority="65" w:semiHidden="0" w:name="Medium List 1 Accent 1"/>
+    <w:lsdException w:qFormat="1" w:unhideWhenUsed="0" w:uiPriority="34" w:semiHidden="0" w:name="List Paragraph"/>
+    <w:lsdException w:qFormat="1" w:unhideWhenUsed="0" w:uiPriority="29" w:semiHidden="0" w:name="Quote"/>
+    <w:lsdException w:qFormat="1" w:unhideWhenUsed="0" w:uiPriority="30" w:semiHidden="0" w:name="Intense Quote"/>
+    <w:lsdException w:unhideWhenUsed="0" w:uiPriority="66" w:semiHidden="0" w:name="Medium List 2 Accent 1"/>
+    <w:lsdException w:unhideWhenUsed="0" w:uiPriority="67" w:semiHidden="0" w:name="Medium Grid 1 Accent 1"/>
+    <w:lsdException w:unhideWhenUsed="0" w:uiPriority="68" w:semiHidden="0" w:name="Medium Grid 2 Accent 1"/>
+    <w:lsdException w:unhideWhenUsed="0" w:uiPriority="69" w:semiHidden="0" w:name="Medium Grid 3 Accent 1"/>
+    <w:lsdException w:unhideWhenUsed="0" w:uiPriority="70" w:semiHidden="0" w:name="Dark List Accent 1"/>
+    <w:lsdException w:unhideWhenUsed="0" w:uiPriority="71" w:semiHidden="0" w:name="Colorful Shading Accent 1"/>
+    <w:lsdException w:unhideWhenUsed="0" w:uiPriority="72" w:semiHidden="0" w:name="Colorful List Accent 1"/>
+    <w:lsdException w:unhideWhenUsed="0" w:uiPriority="73" w:semiHidden="0" w:name="Colorful Grid Accent 1"/>
+    <w:lsdException w:unhideWhenUsed="0" w:uiPriority="60" w:semiHidden="0" w:name="Light Shading Accent 2"/>
+    <w:lsdException w:unhideWhenUsed="0" w:uiPriority="61" w:semiHidden="0" w:name="Light List Accent 2"/>
+    <w:lsdException w:unhideWhenUsed="0" w:uiPriority="62" w:semiHidden="0" w:name="Light Grid Accent 2"/>
+    <w:lsdException w:unhideWhenUsed="0" w:uiPriority="63" w:semiHidden="0" w:name="Medium Shading 1 Accent 2"/>
+    <w:lsdException w:unhideWhenUsed="0" w:uiPriority="64" w:semiHidden="0" w:name="Medium Shading 2 Accent 2"/>
+    <w:lsdException w:unhideWhenUsed="0" w:uiPriority="65" w:semiHidden="0" w:name="Medium List 1 Accent 2"/>
+    <w:lsdException w:unhideWhenUsed="0" w:uiPriority="66" w:semiHidden="0" w:name="Medium List 2 Accent 2"/>
+    <w:lsdException w:unhideWhenUsed="0" w:uiPriority="67" w:semiHidden="0" w:name="Medium Grid 1 Accent 2"/>
+    <w:lsdException w:unhideWhenUsed="0" w:uiPriority="68" w:semiHidden="0" w:name="Medium Grid 2 Accent 2"/>
+    <w:lsdException w:unhideWhenUsed="0" w:uiPriority="69" w:semiHidden="0" w:name="Medium Grid 3 Accent 2"/>
+    <w:lsdException w:unhideWhenUsed="0" w:uiPriority="70" w:semiHidden="0" w:name="Dark List Accent 2"/>
+    <w:lsdException w:unhideWhenUsed="0" w:uiPriority="71" w:semiHidden="0" w:name="Colorful Shading Accent 2"/>
+    <w:lsdException w:unhideWhenUsed="0" w:uiPriority="72" w:semiHidden="0" w:name="Colorful List Accent 2"/>
+    <w:lsdException w:unhideWhenUsed="0" w:uiPriority="73" w:semiHidden="0" w:name="Colorful Grid Accent 2"/>
+    <w:lsdException w:unhideWhenUsed="0" w:uiPriority="60" w:semiHidden="0" w:name="Light Shading Accent 3"/>
+    <w:lsdException w:unhideWhenUsed="0" w:uiPriority="61" w:semiHidden="0" w:name="Light List Accent 3"/>
+    <w:lsdException w:unhideWhenUsed="0" w:uiPriority="62" w:semiHidden="0" w:name="Light Grid Accent 3"/>
+    <w:lsdException w:unhideWhenUsed="0" w:uiPriority="63" w:semiHidden="0" w:name="Medium Shading 1 Accent 3"/>
+    <w:lsdException w:unhideWhenUsed="0" w:uiPriority="64" w:semiHidden="0" w:name="Medium Shading 2 Accent 3"/>
+    <w:lsdException w:unhideWhenUsed="0" w:uiPriority="65" w:semiHidden="0" w:name="Medium List 1 Accent 3"/>
+    <w:lsdException w:unhideWhenUsed="0" w:uiPriority="66" w:semiHidden="0" w:name="Medium List 2 Accent 3"/>
+    <w:lsdException w:unhideWhenUsed="0" w:uiPriority="67" w:semiHidden="0" w:name="Medium Grid 1 Accent 3"/>
+    <w:lsdException w:unhideWhenUsed="0" w:uiPriority="68" w:semiHidden="0" w:name="Medium Grid 2 Accent 3"/>
+    <w:lsdException w:unhideWhenUsed="0" w:uiPriority="69" w:semiHidden="0" w:name="Medium Grid 3 Accent 3"/>
+    <w:lsdException w:unhideWhenUsed="0" w:uiPriority="70" w:semiHidden="0" w:name="Dark List Accent 3"/>
+    <w:lsdException w:unhideWhenUsed="0" w:uiPriority="71" w:semiHidden="0" w:name="Colorful Shading Accent 3"/>
+    <w:lsdException w:unhideWhenUsed="0" w:uiPriority="72" w:semiHidden="0" w:name="Colorful List Accent 3"/>
+    <w:lsdException w:unhideWhenUsed="0" w:uiPriority="73" w:semiHidden="0" w:name="Colorful Grid Accent 3"/>
+    <w:lsdException w:unhideWhenUsed="0" w:uiPriority="60" w:semiHidden="0" w:name="Light Shading Accent 4"/>
+    <w:lsdException w:unhideWhenUsed="0" w:uiPriority="61" w:semiHidden="0" w:name="Light List Accent 4"/>
+    <w:lsdException w:unhideWhenUsed="0" w:uiPriority="62" w:semiHidden="0" w:name="Light Grid Accent 4"/>
+    <w:lsdException w:unhideWhenUsed="0" w:uiPriority="63" w:semiHidden="0" w:name="Medium Shading 1 Accent 4"/>
+    <w:lsdException w:unhideWhenUsed="0" w:uiPriority="64" w:semiHidden="0" w:name="Medium Shading 2 Accent 4"/>
+    <w:lsdException w:unhideWhenUsed="0" w:uiPriority="65" w:semiHidden="0" w:name="Medium List 1 Accent 4"/>
+    <w:lsdException w:unhideWhenUsed="0" w:uiPriority="66" w:semiHidden="0" w:name="Medium List 2 Accent 4"/>
+    <w:lsdException w:unhideWhenUsed="0" w:uiPriority="67" w:semiHidden="0" w:name="Medium Grid 1 Accent 4"/>
+    <w:lsdException w:unhideWhenUsed="0" w:uiPriority="68" w:semiHidden="0" w:name="Medium Grid 2 Accent 4"/>
+    <w:lsdException w:unhideWhenUsed="0" w:uiPriority="69" w:semiHidden="0" w:name="Medium Grid 3 Accent 4"/>
+    <w:lsdException w:unhideWhenUsed="0" w:uiPriority="70" w:semiHidden="0" w:name="Dark List Accent 4"/>
+    <w:lsdException w:unhideWhenUsed="0" w:uiPriority="71" w:semiHidden="0" w:name="Colorful Shading Accent 4"/>
+    <w:lsdException w:unhideWhenUsed="0" w:uiPriority="72" w:semiHidden="0" w:name="Colorful List Accent 4"/>
+    <w:lsdException w:unhideWhenUsed="0" w:uiPriority="73" w:semiHidden="0" w:name="Colorful Grid Accent 4"/>
+    <w:lsdException w:unhideWhenUsed="0" w:uiPriority="60" w:semiHidden="0" w:name="Light Shading Accent 5"/>
+    <w:lsdException w:unhideWhenUsed="0" w:uiPriority="61" w:semiHidden="0" w:name="Light List Accent 5"/>
+    <w:lsdException w:unhideWhenUsed="0" w:uiPriority="62" w:semiHidden="0" w:name="Light Grid Accent 5"/>
+    <w:lsdException w:unhideWhenUsed="0" w:uiPriority="63" w:semiHidden="0" w:name="Medium Shading 1 Accent 5"/>
+    <w:lsdException w:unhideWhenUsed="0" w:uiPriority="64" w:semiHidden="0" w:name="Medium Shading 2 Accent 5"/>
+    <w:lsdException w:unhideWhenUsed="0" w:uiPriority="65" w:semiHidden="0" w:name="Medium List 1 Accent 5"/>
+    <w:lsdException w:unhideWhenUsed="0" w:uiPriority="66" w:semiHidden="0" w:name="Medium List 2 Accent 5"/>
+    <w:lsdException w:unhideWhenUsed="0" w:uiPriority="67" w:semiHidden="0" w:name="Medium Grid 1 Accent 5"/>
+    <w:lsdException w:unhideWhenUsed="0" w:uiPriority="68" w:semiHidden="0" w:name="Medium Grid 2 Accent 5"/>
+    <w:lsdException w:unhideWhenUsed="0" w:uiPriority="69" w:semiHidden="0" w:name="Medium Grid 3 Accent 5"/>
+    <w:lsdException w:unhideWhenUsed="0" w:uiPriority="70" w:semiHidden="0" w:name="Dark List Accent 5"/>
+    <w:lsdException w:unhideWhenUsed="0" w:uiPriority="71" w:semiHidden="0" w:name="Colorful Shading Accent 5"/>
+    <w:lsdException w:unhideWhenUsed="0" w:uiPriority="72" w:semiHidden="0" w:name="Colorful List Accent 5"/>
+    <w:lsdException w:unhideWhenUsed="0" w:uiPriority="73" w:semiHidden="0" w:name="Colorful Grid Accent 5"/>
+    <w:lsdException w:unhideWhenUsed="0" w:uiPriority="60" w:semiHidden="0" w:name="Light Shading Accent 6"/>
+    <w:lsdException w:unhideWhenUsed="0" w:uiPriority="61" w:semiHidden="0" w:name="Light List Accent 6"/>
+    <w:lsdException w:unhideWhenUsed="0" w:uiPriority="62" w:semiHidden="0" w:name="Light Grid Accent 6"/>
+    <w:lsdException w:unhideWhenUsed="0" w:uiPriority="63" w:semiHidden="0" w:name="Medium Shading 1 Accent 6"/>
+    <w:lsdException w:unhideWhenUsed="0" w:uiPriority="64" w:semiHidden="0" w:name="Medium Shading 2 Accent 6"/>
+    <w:lsdException w:unhideWhenUsed="0" w:uiPriority="65" w:semiHidden="0" w:name="Medium List 1 Accent 6"/>
+    <w:lsdException w:unhideWhenUsed="0" w:uiPriority="66" w:semiHidden="0" w:name="Medium List 2 Accent 6"/>
+    <w:lsdException w:unhideWhenUsed="0" w:uiPriority="67" w:semiHidden="0" w:name="Medium Grid 1 Accent 6"/>
+    <w:lsdException w:unhideWhenUsed="0" w:uiPriority="68" w:semiHidden="0" w:name="Medium Grid 2 Accent 6"/>
+    <w:lsdException w:unhideWhenUsed="0" w:uiPriority="69" w:semiHidden="0" w:name="Medium Grid 3 Accent 6"/>
+    <w:lsdException w:unhideWhenUsed="0" w:uiPriority="70" w:semiHidden="0" w:name="Dark List Accent 6"/>
+    <w:lsdException w:unhideWhenUsed="0" w:uiPriority="71" w:semiHidden="0" w:name="Colorful Shading Accent 6"/>
+    <w:lsdException w:unhideWhenUsed="0" w:uiPriority="72" w:semiHidden="0" w:name="Colorful List Accent 6"/>
+    <w:lsdException w:unhideWhenUsed="0" w:uiPriority="73" w:semiHidden="0" w:name="Colorful Grid Accent 6"/>
   </w:latentStyles>
-  <w:style w:type="paragraph" w:default="1" w:styleId="Normal">
+  <w:style w:type="paragraph" w:default="1" w:styleId="1">
     <w:name w:val="Normal"/>
     <w:qFormat/>
+    <w:uiPriority w:val="0"/>
+    <w:pPr>
+      <w:spacing w:after="160" w:line="278" w:lineRule="auto"/>
+    </w:pPr>
+    <w:rPr>
+      <w:rFonts w:asciiTheme="minorHAnsi" w:hAnsiTheme="minorHAnsi" w:eastAsiaTheme="minorHAnsi" w:cstheme="minorBidi"/>
+      <w:kern w:val="2"/>
+      <w:sz w:val="24"/>
+      <w:szCs w:val="24"/>
+      <w:lang w:val="zh-CN" w:eastAsia="en-US" w:bidi="ar-SA"/>
+      <w14:ligatures w14:val="standardContextual"/>
+    </w:rPr>
   </w:style>
-  <w:style w:type="paragraph" w:styleId="Heading1">
+  <w:style w:type="paragraph" w:styleId="2">
     <w:name w:val="heading 1"/>
-    <w:basedOn w:val="Normal"/>
-    <w:next w:val="Normal"/>
-    <w:link w:val="Heading1Char"/>
+    <w:basedOn w:val="1"/>
+    <w:next w:val="1"/>
+    <w:link w:val="17"/>
+    <w:qFormat/>
     <w:uiPriority w:val="9"/>
-    <w:qFormat/>
-    <w:rsid w:val="00DE109E"/>
     <w:pPr>
       <w:keepNext/>
       <w:keepLines/>
@@ -3888,21 +3756,20 @@
       <w:outlineLvl w:val="0"/>
     </w:pPr>
     <w:rPr>
-      <w:rFonts w:asciiTheme="majorHAnsi" w:eastAsiaTheme="majorEastAsia" w:hAnsiTheme="majorHAnsi" w:cstheme="majorBidi"/>
-      <w:color w:val="0F4761" w:themeColor="accent1" w:themeShade="BF"/>
+      <w:rFonts w:asciiTheme="majorHAnsi" w:hAnsiTheme="majorHAnsi" w:eastAsiaTheme="majorEastAsia" w:cstheme="majorBidi"/>
+      <w:color w:val="104862" w:themeColor="accent1" w:themeShade="BF"/>
       <w:sz w:val="40"/>
       <w:szCs w:val="40"/>
     </w:rPr>
   </w:style>
-  <w:style w:type="paragraph" w:styleId="Heading2">
+  <w:style w:type="paragraph" w:styleId="3">
     <w:name w:val="heading 2"/>
-    <w:basedOn w:val="Normal"/>
-    <w:next w:val="Normal"/>
-    <w:link w:val="Heading2Char"/>
-    <w:uiPriority w:val="9"/>
+    <w:basedOn w:val="1"/>
+    <w:next w:val="1"/>
+    <w:link w:val="18"/>
     <w:unhideWhenUsed/>
     <w:qFormat/>
-    <w:rsid w:val="00DE109E"/>
+    <w:uiPriority w:val="9"/>
     <w:pPr>
       <w:keepNext/>
       <w:keepLines/>
@@ -3910,21 +3777,20 @@
       <w:outlineLvl w:val="1"/>
     </w:pPr>
     <w:rPr>
-      <w:rFonts w:asciiTheme="majorHAnsi" w:eastAsiaTheme="majorEastAsia" w:hAnsiTheme="majorHAnsi" w:cstheme="majorBidi"/>
-      <w:color w:val="0F4761" w:themeColor="accent1" w:themeShade="BF"/>
+      <w:rFonts w:asciiTheme="majorHAnsi" w:hAnsiTheme="majorHAnsi" w:eastAsiaTheme="majorEastAsia" w:cstheme="majorBidi"/>
+      <w:color w:val="104862" w:themeColor="accent1" w:themeShade="BF"/>
       <w:sz w:val="32"/>
       <w:szCs w:val="32"/>
     </w:rPr>
   </w:style>
-  <w:style w:type="paragraph" w:styleId="Heading3">
+  <w:style w:type="paragraph" w:styleId="4">
     <w:name w:val="heading 3"/>
-    <w:basedOn w:val="Normal"/>
-    <w:next w:val="Normal"/>
-    <w:link w:val="Heading3Char"/>
-    <w:uiPriority w:val="9"/>
+    <w:basedOn w:val="1"/>
+    <w:next w:val="1"/>
+    <w:link w:val="19"/>
     <w:unhideWhenUsed/>
     <w:qFormat/>
-    <w:rsid w:val="00DE109E"/>
+    <w:uiPriority w:val="9"/>
     <w:pPr>
       <w:keepNext/>
       <w:keepLines/>
@@ -3933,21 +3799,20 @@
     </w:pPr>
     <w:rPr>
       <w:rFonts w:eastAsiaTheme="majorEastAsia" w:cstheme="majorBidi"/>
-      <w:color w:val="0F4761" w:themeColor="accent1" w:themeShade="BF"/>
+      <w:color w:val="104862" w:themeColor="accent1" w:themeShade="BF"/>
       <w:sz w:val="28"/>
       <w:szCs w:val="28"/>
     </w:rPr>
   </w:style>
-  <w:style w:type="paragraph" w:styleId="Heading4">
+  <w:style w:type="paragraph" w:styleId="5">
     <w:name w:val="heading 4"/>
-    <w:basedOn w:val="Normal"/>
-    <w:next w:val="Normal"/>
-    <w:link w:val="Heading4Char"/>
-    <w:uiPriority w:val="9"/>
+    <w:basedOn w:val="1"/>
+    <w:next w:val="1"/>
+    <w:link w:val="20"/>
     <w:semiHidden/>
     <w:unhideWhenUsed/>
     <w:qFormat/>
-    <w:rsid w:val="00DE109E"/>
+    <w:uiPriority w:val="9"/>
     <w:pPr>
       <w:keepNext/>
       <w:keepLines/>
@@ -3958,19 +3823,18 @@
       <w:rFonts w:eastAsiaTheme="majorEastAsia" w:cstheme="majorBidi"/>
       <w:i/>
       <w:iCs/>
-      <w:color w:val="0F4761" w:themeColor="accent1" w:themeShade="BF"/>
+      <w:color w:val="104862" w:themeColor="accent1" w:themeShade="BF"/>
     </w:rPr>
   </w:style>
-  <w:style w:type="paragraph" w:styleId="Heading5">
+  <w:style w:type="paragraph" w:styleId="6">
     <w:name w:val="heading 5"/>
-    <w:basedOn w:val="Normal"/>
-    <w:next w:val="Normal"/>
-    <w:link w:val="Heading5Char"/>
-    <w:uiPriority w:val="9"/>
+    <w:basedOn w:val="1"/>
+    <w:next w:val="1"/>
+    <w:link w:val="21"/>
     <w:semiHidden/>
     <w:unhideWhenUsed/>
     <w:qFormat/>
-    <w:rsid w:val="00DE109E"/>
+    <w:uiPriority w:val="9"/>
     <w:pPr>
       <w:keepNext/>
       <w:keepLines/>
@@ -3979,19 +3843,18 @@
     </w:pPr>
     <w:rPr>
       <w:rFonts w:eastAsiaTheme="majorEastAsia" w:cstheme="majorBidi"/>
-      <w:color w:val="0F4761" w:themeColor="accent1" w:themeShade="BF"/>
+      <w:color w:val="104862" w:themeColor="accent1" w:themeShade="BF"/>
     </w:rPr>
   </w:style>
-  <w:style w:type="paragraph" w:styleId="Heading6">
+  <w:style w:type="paragraph" w:styleId="7">
     <w:name w:val="heading 6"/>
-    <w:basedOn w:val="Normal"/>
-    <w:next w:val="Normal"/>
-    <w:link w:val="Heading6Char"/>
-    <w:uiPriority w:val="9"/>
+    <w:basedOn w:val="1"/>
+    <w:next w:val="1"/>
+    <w:link w:val="22"/>
     <w:semiHidden/>
     <w:unhideWhenUsed/>
     <w:qFormat/>
-    <w:rsid w:val="00DE109E"/>
+    <w:uiPriority w:val="9"/>
     <w:pPr>
       <w:keepNext/>
       <w:keepLines/>
@@ -4003,18 +3866,25 @@
       <w:i/>
       <w:iCs/>
       <w:color w:val="595959" w:themeColor="text1" w:themeTint="A6"/>
+      <w14:textFill>
+        <w14:solidFill>
+          <w14:schemeClr w14:val="tx1">
+            <w14:lumMod w14:val="65000"/>
+            <w14:lumOff w14:val="35000"/>
+          </w14:schemeClr>
+        </w14:solidFill>
+      </w14:textFill>
     </w:rPr>
   </w:style>
-  <w:style w:type="paragraph" w:styleId="Heading7">
+  <w:style w:type="paragraph" w:styleId="8">
     <w:name w:val="heading 7"/>
-    <w:basedOn w:val="Normal"/>
-    <w:next w:val="Normal"/>
-    <w:link w:val="Heading7Char"/>
-    <w:uiPriority w:val="9"/>
+    <w:basedOn w:val="1"/>
+    <w:next w:val="1"/>
+    <w:link w:val="23"/>
     <w:semiHidden/>
     <w:unhideWhenUsed/>
     <w:qFormat/>
-    <w:rsid w:val="00DE109E"/>
+    <w:uiPriority w:val="9"/>
     <w:pPr>
       <w:keepNext/>
       <w:keepLines/>
@@ -4024,18 +3894,25 @@
     <w:rPr>
       <w:rFonts w:eastAsiaTheme="majorEastAsia" w:cstheme="majorBidi"/>
       <w:color w:val="595959" w:themeColor="text1" w:themeTint="A6"/>
+      <w14:textFill>
+        <w14:solidFill>
+          <w14:schemeClr w14:val="tx1">
+            <w14:lumMod w14:val="65000"/>
+            <w14:lumOff w14:val="35000"/>
+          </w14:schemeClr>
+        </w14:solidFill>
+      </w14:textFill>
     </w:rPr>
   </w:style>
-  <w:style w:type="paragraph" w:styleId="Heading8">
+  <w:style w:type="paragraph" w:styleId="9">
     <w:name w:val="heading 8"/>
-    <w:basedOn w:val="Normal"/>
-    <w:next w:val="Normal"/>
-    <w:link w:val="Heading8Char"/>
-    <w:uiPriority w:val="9"/>
+    <w:basedOn w:val="1"/>
+    <w:next w:val="1"/>
+    <w:link w:val="24"/>
     <w:semiHidden/>
     <w:unhideWhenUsed/>
     <w:qFormat/>
-    <w:rsid w:val="00DE109E"/>
+    <w:uiPriority w:val="9"/>
     <w:pPr>
       <w:keepNext/>
       <w:keepLines/>
@@ -4046,19 +3923,26 @@
       <w:rFonts w:eastAsiaTheme="majorEastAsia" w:cstheme="majorBidi"/>
       <w:i/>
       <w:iCs/>
-      <w:color w:val="272727" w:themeColor="text1" w:themeTint="D8"/>
+      <w:color w:val="262626" w:themeColor="text1" w:themeTint="D9"/>
+      <w14:textFill>
+        <w14:solidFill>
+          <w14:schemeClr w14:val="tx1">
+            <w14:lumMod w14:val="85000"/>
+            <w14:lumOff w14:val="15000"/>
+          </w14:schemeClr>
+        </w14:solidFill>
+      </w14:textFill>
     </w:rPr>
   </w:style>
-  <w:style w:type="paragraph" w:styleId="Heading9">
+  <w:style w:type="paragraph" w:styleId="10">
     <w:name w:val="heading 9"/>
-    <w:basedOn w:val="Normal"/>
-    <w:next w:val="Normal"/>
-    <w:link w:val="Heading9Char"/>
-    <w:uiPriority w:val="9"/>
+    <w:basedOn w:val="1"/>
+    <w:next w:val="1"/>
+    <w:link w:val="25"/>
     <w:semiHidden/>
     <w:unhideWhenUsed/>
     <w:qFormat/>
-    <w:rsid w:val="00DE109E"/>
+    <w:uiPriority w:val="9"/>
     <w:pPr>
       <w:keepNext/>
       <w:keepLines/>
@@ -4067,22 +3951,30 @@
     </w:pPr>
     <w:rPr>
       <w:rFonts w:eastAsiaTheme="majorEastAsia" w:cstheme="majorBidi"/>
-      <w:color w:val="272727" w:themeColor="text1" w:themeTint="D8"/>
+      <w:color w:val="262626" w:themeColor="text1" w:themeTint="D9"/>
+      <w14:textFill>
+        <w14:solidFill>
+          <w14:schemeClr w14:val="tx1">
+            <w14:lumMod w14:val="85000"/>
+            <w14:lumOff w14:val="15000"/>
+          </w14:schemeClr>
+        </w14:solidFill>
+      </w14:textFill>
     </w:rPr>
   </w:style>
-  <w:style w:type="character" w:default="1" w:styleId="DefaultParagraphFont">
+  <w:style w:type="character" w:default="1" w:styleId="14">
     <w:name w:val="Default Paragraph Font"/>
-    <w:uiPriority w:val="1"/>
     <w:semiHidden/>
     <w:unhideWhenUsed/>
+    <w:uiPriority w:val="1"/>
   </w:style>
-  <w:style w:type="table" w:default="1" w:styleId="TableNormal">
+  <w:style w:type="table" w:default="1" w:styleId="16">
     <w:name w:val="Normal Table"/>
-    <w:uiPriority w:val="99"/>
     <w:semiHidden/>
     <w:unhideWhenUsed/>
+    <w:qFormat/>
+    <w:uiPriority w:val="99"/>
     <w:tblPr>
-      <w:tblInd w:w="0" w:type="dxa"/>
       <w:tblCellMar>
         <w:top w:w="0" w:type="dxa"/>
         <w:left w:w="108" w:type="dxa"/>
@@ -4091,206 +3983,256 @@
       </w:tblCellMar>
     </w:tblPr>
   </w:style>
-  <w:style w:type="numbering" w:default="1" w:styleId="NoList">
-    <w:name w:val="No List"/>
-    <w:uiPriority w:val="99"/>
+  <w:style w:type="paragraph" w:styleId="11">
+    <w:name w:val="Normal (Web)"/>
+    <w:basedOn w:val="1"/>
     <w:semiHidden/>
     <w:unhideWhenUsed/>
-  </w:style>
-  <w:style w:type="character" w:customStyle="1" w:styleId="Heading1Char">
-    <w:name w:val="Heading 1 Char"/>
-    <w:basedOn w:val="DefaultParagraphFont"/>
-    <w:link w:val="Heading1"/>
-    <w:uiPriority w:val="9"/>
-    <w:rsid w:val="00DE109E"/>
+    <w:uiPriority w:val="99"/>
+    <w:pPr>
+      <w:spacing w:before="100" w:beforeAutospacing="1" w:after="100" w:afterAutospacing="1" w:line="240" w:lineRule="auto"/>
+    </w:pPr>
     <w:rPr>
-      <w:rFonts w:asciiTheme="majorHAnsi" w:eastAsiaTheme="majorEastAsia" w:hAnsiTheme="majorHAnsi" w:cstheme="majorBidi"/>
-      <w:color w:val="0F4761" w:themeColor="accent1" w:themeShade="BF"/>
-      <w:sz w:val="40"/>
-      <w:szCs w:val="40"/>
+      <w:rFonts w:ascii="Times New Roman" w:hAnsi="Times New Roman" w:eastAsia="Times New Roman" w:cs="Times New Roman"/>
+      <w:kern w:val="0"/>
+      <w14:ligatures w14:val="none"/>
     </w:rPr>
   </w:style>
-  <w:style w:type="character" w:customStyle="1" w:styleId="Heading2Char">
-    <w:name w:val="Heading 2 Char"/>
-    <w:basedOn w:val="DefaultParagraphFont"/>
-    <w:link w:val="Heading2"/>
-    <w:uiPriority w:val="9"/>
-    <w:rsid w:val="00DE109E"/>
-    <w:rPr>
-      <w:rFonts w:asciiTheme="majorHAnsi" w:eastAsiaTheme="majorEastAsia" w:hAnsiTheme="majorHAnsi" w:cstheme="majorBidi"/>
-      <w:color w:val="0F4761" w:themeColor="accent1" w:themeShade="BF"/>
-      <w:sz w:val="32"/>
-      <w:szCs w:val="32"/>
-    </w:rPr>
-  </w:style>
-  <w:style w:type="character" w:customStyle="1" w:styleId="Heading3Char">
-    <w:name w:val="Heading 3 Char"/>
-    <w:basedOn w:val="DefaultParagraphFont"/>
-    <w:link w:val="Heading3"/>
-    <w:uiPriority w:val="9"/>
-    <w:rsid w:val="00DE109E"/>
-    <w:rPr>
-      <w:rFonts w:eastAsiaTheme="majorEastAsia" w:cstheme="majorBidi"/>
-      <w:color w:val="0F4761" w:themeColor="accent1" w:themeShade="BF"/>
-      <w:sz w:val="28"/>
-      <w:szCs w:val="28"/>
-    </w:rPr>
-  </w:style>
-  <w:style w:type="character" w:customStyle="1" w:styleId="Heading4Char">
-    <w:name w:val="Heading 4 Char"/>
-    <w:basedOn w:val="DefaultParagraphFont"/>
-    <w:link w:val="Heading4"/>
-    <w:uiPriority w:val="9"/>
-    <w:semiHidden/>
-    <w:rsid w:val="00DE109E"/>
-    <w:rPr>
-      <w:rFonts w:eastAsiaTheme="majorEastAsia" w:cstheme="majorBidi"/>
-      <w:i/>
-      <w:iCs/>
-      <w:color w:val="0F4761" w:themeColor="accent1" w:themeShade="BF"/>
-    </w:rPr>
-  </w:style>
-  <w:style w:type="character" w:customStyle="1" w:styleId="Heading5Char">
-    <w:name w:val="Heading 5 Char"/>
-    <w:basedOn w:val="DefaultParagraphFont"/>
-    <w:link w:val="Heading5"/>
-    <w:uiPriority w:val="9"/>
-    <w:semiHidden/>
-    <w:rsid w:val="00DE109E"/>
-    <w:rPr>
-      <w:rFonts w:eastAsiaTheme="majorEastAsia" w:cstheme="majorBidi"/>
-      <w:color w:val="0F4761" w:themeColor="accent1" w:themeShade="BF"/>
-    </w:rPr>
-  </w:style>
-  <w:style w:type="character" w:customStyle="1" w:styleId="Heading6Char">
-    <w:name w:val="Heading 6 Char"/>
-    <w:basedOn w:val="DefaultParagraphFont"/>
-    <w:link w:val="Heading6"/>
-    <w:uiPriority w:val="9"/>
-    <w:semiHidden/>
-    <w:rsid w:val="00DE109E"/>
-    <w:rPr>
-      <w:rFonts w:eastAsiaTheme="majorEastAsia" w:cstheme="majorBidi"/>
-      <w:i/>
-      <w:iCs/>
-      <w:color w:val="595959" w:themeColor="text1" w:themeTint="A6"/>
-    </w:rPr>
-  </w:style>
-  <w:style w:type="character" w:customStyle="1" w:styleId="Heading7Char">
-    <w:name w:val="Heading 7 Char"/>
-    <w:basedOn w:val="DefaultParagraphFont"/>
-    <w:link w:val="Heading7"/>
-    <w:uiPriority w:val="9"/>
-    <w:semiHidden/>
-    <w:rsid w:val="00DE109E"/>
+  <w:style w:type="paragraph" w:styleId="12">
+    <w:name w:val="Subtitle"/>
+    <w:basedOn w:val="1"/>
+    <w:next w:val="1"/>
+    <w:link w:val="27"/>
+    <w:qFormat/>
+    <w:uiPriority w:val="11"/>
     <w:rPr>
       <w:rFonts w:eastAsiaTheme="majorEastAsia" w:cstheme="majorBidi"/>
       <w:color w:val="595959" w:themeColor="text1" w:themeTint="A6"/>
+      <w:spacing w:val="15"/>
+      <w:sz w:val="28"/>
+      <w:szCs w:val="28"/>
+      <w14:textFill>
+        <w14:solidFill>
+          <w14:schemeClr w14:val="tx1">
+            <w14:lumMod w14:val="65000"/>
+            <w14:lumOff w14:val="35000"/>
+          </w14:schemeClr>
+        </w14:solidFill>
+      </w14:textFill>
     </w:rPr>
   </w:style>
-  <w:style w:type="character" w:customStyle="1" w:styleId="Heading8Char">
-    <w:name w:val="Heading 8 Char"/>
-    <w:basedOn w:val="DefaultParagraphFont"/>
-    <w:link w:val="Heading8"/>
-    <w:uiPriority w:val="9"/>
-    <w:semiHidden/>
-    <w:rsid w:val="00DE109E"/>
-    <w:rPr>
-      <w:rFonts w:eastAsiaTheme="majorEastAsia" w:cstheme="majorBidi"/>
-      <w:i/>
-      <w:iCs/>
-      <w:color w:val="272727" w:themeColor="text1" w:themeTint="D8"/>
-    </w:rPr>
-  </w:style>
-  <w:style w:type="character" w:customStyle="1" w:styleId="Heading9Char">
-    <w:name w:val="Heading 9 Char"/>
-    <w:basedOn w:val="DefaultParagraphFont"/>
-    <w:link w:val="Heading9"/>
-    <w:uiPriority w:val="9"/>
-    <w:semiHidden/>
-    <w:rsid w:val="00DE109E"/>
-    <w:rPr>
-      <w:rFonts w:eastAsiaTheme="majorEastAsia" w:cstheme="majorBidi"/>
-      <w:color w:val="272727" w:themeColor="text1" w:themeTint="D8"/>
-    </w:rPr>
-  </w:style>
-  <w:style w:type="paragraph" w:styleId="Title">
+  <w:style w:type="paragraph" w:styleId="13">
     <w:name w:val="Title"/>
-    <w:basedOn w:val="Normal"/>
-    <w:next w:val="Normal"/>
-    <w:link w:val="TitleChar"/>
+    <w:basedOn w:val="1"/>
+    <w:next w:val="1"/>
+    <w:link w:val="26"/>
+    <w:qFormat/>
     <w:uiPriority w:val="10"/>
-    <w:qFormat/>
-    <w:rsid w:val="00DE109E"/>
     <w:pPr>
       <w:spacing w:after="80" w:line="240" w:lineRule="auto"/>
       <w:contextualSpacing/>
     </w:pPr>
     <w:rPr>
-      <w:rFonts w:asciiTheme="majorHAnsi" w:eastAsiaTheme="majorEastAsia" w:hAnsiTheme="majorHAnsi" w:cstheme="majorBidi"/>
+      <w:rFonts w:asciiTheme="majorHAnsi" w:hAnsiTheme="majorHAnsi" w:eastAsiaTheme="majorEastAsia" w:cstheme="majorBidi"/>
       <w:spacing w:val="-10"/>
       <w:kern w:val="28"/>
       <w:sz w:val="56"/>
       <w:szCs w:val="56"/>
     </w:rPr>
   </w:style>
-  <w:style w:type="character" w:customStyle="1" w:styleId="TitleChar">
+  <w:style w:type="character" w:styleId="15">
+    <w:name w:val="HTML Code"/>
+    <w:basedOn w:val="14"/>
+    <w:semiHidden/>
+    <w:unhideWhenUsed/>
+    <w:uiPriority w:val="99"/>
+    <w:rPr>
+      <w:rFonts w:ascii="Courier New" w:hAnsi="Courier New" w:eastAsia="Times New Roman" w:cs="Courier New"/>
+      <w:sz w:val="20"/>
+      <w:szCs w:val="20"/>
+    </w:rPr>
+  </w:style>
+  <w:style w:type="character" w:customStyle="1" w:styleId="17">
+    <w:name w:val="Heading 1 Char"/>
+    <w:basedOn w:val="14"/>
+    <w:link w:val="2"/>
+    <w:uiPriority w:val="9"/>
+    <w:rPr>
+      <w:rFonts w:asciiTheme="majorHAnsi" w:hAnsiTheme="majorHAnsi" w:eastAsiaTheme="majorEastAsia" w:cstheme="majorBidi"/>
+      <w:color w:val="104862" w:themeColor="accent1" w:themeShade="BF"/>
+      <w:sz w:val="40"/>
+      <w:szCs w:val="40"/>
+    </w:rPr>
+  </w:style>
+  <w:style w:type="character" w:customStyle="1" w:styleId="18">
+    <w:name w:val="Heading 2 Char"/>
+    <w:basedOn w:val="14"/>
+    <w:link w:val="3"/>
+    <w:uiPriority w:val="9"/>
+    <w:rPr>
+      <w:rFonts w:asciiTheme="majorHAnsi" w:hAnsiTheme="majorHAnsi" w:eastAsiaTheme="majorEastAsia" w:cstheme="majorBidi"/>
+      <w:color w:val="104862" w:themeColor="accent1" w:themeShade="BF"/>
+      <w:sz w:val="32"/>
+      <w:szCs w:val="32"/>
+    </w:rPr>
+  </w:style>
+  <w:style w:type="character" w:customStyle="1" w:styleId="19">
+    <w:name w:val="Heading 3 Char"/>
+    <w:basedOn w:val="14"/>
+    <w:link w:val="4"/>
+    <w:uiPriority w:val="9"/>
+    <w:rPr>
+      <w:rFonts w:eastAsiaTheme="majorEastAsia" w:cstheme="majorBidi"/>
+      <w:color w:val="104862" w:themeColor="accent1" w:themeShade="BF"/>
+      <w:sz w:val="28"/>
+      <w:szCs w:val="28"/>
+    </w:rPr>
+  </w:style>
+  <w:style w:type="character" w:customStyle="1" w:styleId="20">
+    <w:name w:val="Heading 4 Char"/>
+    <w:basedOn w:val="14"/>
+    <w:link w:val="5"/>
+    <w:semiHidden/>
+    <w:uiPriority w:val="9"/>
+    <w:rPr>
+      <w:rFonts w:eastAsiaTheme="majorEastAsia" w:cstheme="majorBidi"/>
+      <w:i/>
+      <w:iCs/>
+      <w:color w:val="104862" w:themeColor="accent1" w:themeShade="BF"/>
+    </w:rPr>
+  </w:style>
+  <w:style w:type="character" w:customStyle="1" w:styleId="21">
+    <w:name w:val="Heading 5 Char"/>
+    <w:basedOn w:val="14"/>
+    <w:link w:val="6"/>
+    <w:semiHidden/>
+    <w:uiPriority w:val="9"/>
+    <w:rPr>
+      <w:rFonts w:eastAsiaTheme="majorEastAsia" w:cstheme="majorBidi"/>
+      <w:color w:val="104862" w:themeColor="accent1" w:themeShade="BF"/>
+    </w:rPr>
+  </w:style>
+  <w:style w:type="character" w:customStyle="1" w:styleId="22">
+    <w:name w:val="Heading 6 Char"/>
+    <w:basedOn w:val="14"/>
+    <w:link w:val="7"/>
+    <w:semiHidden/>
+    <w:uiPriority w:val="9"/>
+    <w:rPr>
+      <w:rFonts w:eastAsiaTheme="majorEastAsia" w:cstheme="majorBidi"/>
+      <w:i/>
+      <w:iCs/>
+      <w:color w:val="595959" w:themeColor="text1" w:themeTint="A6"/>
+      <w14:textFill>
+        <w14:solidFill>
+          <w14:schemeClr w14:val="tx1">
+            <w14:lumMod w14:val="65000"/>
+            <w14:lumOff w14:val="35000"/>
+          </w14:schemeClr>
+        </w14:solidFill>
+      </w14:textFill>
+    </w:rPr>
+  </w:style>
+  <w:style w:type="character" w:customStyle="1" w:styleId="23">
+    <w:name w:val="Heading 7 Char"/>
+    <w:basedOn w:val="14"/>
+    <w:link w:val="8"/>
+    <w:semiHidden/>
+    <w:uiPriority w:val="9"/>
+    <w:rPr>
+      <w:rFonts w:eastAsiaTheme="majorEastAsia" w:cstheme="majorBidi"/>
+      <w:color w:val="595959" w:themeColor="text1" w:themeTint="A6"/>
+      <w14:textFill>
+        <w14:solidFill>
+          <w14:schemeClr w14:val="tx1">
+            <w14:lumMod w14:val="65000"/>
+            <w14:lumOff w14:val="35000"/>
+          </w14:schemeClr>
+        </w14:solidFill>
+      </w14:textFill>
+    </w:rPr>
+  </w:style>
+  <w:style w:type="character" w:customStyle="1" w:styleId="24">
+    <w:name w:val="Heading 8 Char"/>
+    <w:basedOn w:val="14"/>
+    <w:link w:val="9"/>
+    <w:semiHidden/>
+    <w:uiPriority w:val="9"/>
+    <w:rPr>
+      <w:rFonts w:eastAsiaTheme="majorEastAsia" w:cstheme="majorBidi"/>
+      <w:i/>
+      <w:iCs/>
+      <w:color w:val="262626" w:themeColor="text1" w:themeTint="D9"/>
+      <w14:textFill>
+        <w14:solidFill>
+          <w14:schemeClr w14:val="tx1">
+            <w14:lumMod w14:val="85000"/>
+            <w14:lumOff w14:val="15000"/>
+          </w14:schemeClr>
+        </w14:solidFill>
+      </w14:textFill>
+    </w:rPr>
+  </w:style>
+  <w:style w:type="character" w:customStyle="1" w:styleId="25">
+    <w:name w:val="Heading 9 Char"/>
+    <w:basedOn w:val="14"/>
+    <w:link w:val="10"/>
+    <w:semiHidden/>
+    <w:uiPriority w:val="9"/>
+    <w:rPr>
+      <w:rFonts w:eastAsiaTheme="majorEastAsia" w:cstheme="majorBidi"/>
+      <w:color w:val="262626" w:themeColor="text1" w:themeTint="D9"/>
+      <w14:textFill>
+        <w14:solidFill>
+          <w14:schemeClr w14:val="tx1">
+            <w14:lumMod w14:val="85000"/>
+            <w14:lumOff w14:val="15000"/>
+          </w14:schemeClr>
+        </w14:solidFill>
+      </w14:textFill>
+    </w:rPr>
+  </w:style>
+  <w:style w:type="character" w:customStyle="1" w:styleId="26">
     <w:name w:val="Title Char"/>
-    <w:basedOn w:val="DefaultParagraphFont"/>
-    <w:link w:val="Title"/>
+    <w:basedOn w:val="14"/>
+    <w:link w:val="13"/>
     <w:uiPriority w:val="10"/>
-    <w:rsid w:val="00DE109E"/>
     <w:rPr>
-      <w:rFonts w:asciiTheme="majorHAnsi" w:eastAsiaTheme="majorEastAsia" w:hAnsiTheme="majorHAnsi" w:cstheme="majorBidi"/>
+      <w:rFonts w:asciiTheme="majorHAnsi" w:hAnsiTheme="majorHAnsi" w:eastAsiaTheme="majorEastAsia" w:cstheme="majorBidi"/>
       <w:spacing w:val="-10"/>
       <w:kern w:val="28"/>
       <w:sz w:val="56"/>
       <w:szCs w:val="56"/>
     </w:rPr>
   </w:style>
-  <w:style w:type="paragraph" w:styleId="Subtitle">
-    <w:name w:val="Subtitle"/>
-    <w:basedOn w:val="Normal"/>
-    <w:next w:val="Normal"/>
-    <w:link w:val="SubtitleChar"/>
+  <w:style w:type="character" w:customStyle="1" w:styleId="27">
+    <w:name w:val="Subtitle Char"/>
+    <w:basedOn w:val="14"/>
+    <w:link w:val="12"/>
     <w:uiPriority w:val="11"/>
-    <w:qFormat/>
-    <w:rsid w:val="00DE109E"/>
-    <w:pPr>
-      <w:numPr>
-        <w:ilvl w:val="1"/>
-      </w:numPr>
-    </w:pPr>
     <w:rPr>
       <w:rFonts w:eastAsiaTheme="majorEastAsia" w:cstheme="majorBidi"/>
       <w:color w:val="595959" w:themeColor="text1" w:themeTint="A6"/>
       <w:spacing w:val="15"/>
       <w:sz w:val="28"/>
       <w:szCs w:val="28"/>
+      <w14:textFill>
+        <w14:solidFill>
+          <w14:schemeClr w14:val="tx1">
+            <w14:lumMod w14:val="65000"/>
+            <w14:lumOff w14:val="35000"/>
+          </w14:schemeClr>
+        </w14:solidFill>
+      </w14:textFill>
     </w:rPr>
   </w:style>
-  <w:style w:type="character" w:customStyle="1" w:styleId="SubtitleChar">
-    <w:name w:val="Subtitle Char"/>
-    <w:basedOn w:val="DefaultParagraphFont"/>
-    <w:link w:val="Subtitle"/>
-    <w:uiPriority w:val="11"/>
-    <w:rsid w:val="00DE109E"/>
-    <w:rPr>
-      <w:rFonts w:eastAsiaTheme="majorEastAsia" w:cstheme="majorBidi"/>
-      <w:color w:val="595959" w:themeColor="text1" w:themeTint="A6"/>
-      <w:spacing w:val="15"/>
-      <w:sz w:val="28"/>
-      <w:szCs w:val="28"/>
-    </w:rPr>
-  </w:style>
-  <w:style w:type="paragraph" w:styleId="Quote">
+  <w:style w:type="paragraph" w:styleId="28">
     <w:name w:val="Quote"/>
-    <w:basedOn w:val="Normal"/>
-    <w:next w:val="Normal"/>
-    <w:link w:val="QuoteChar"/>
+    <w:basedOn w:val="1"/>
+    <w:next w:val="1"/>
+    <w:link w:val="29"/>
+    <w:qFormat/>
     <w:uiPriority w:val="29"/>
-    <w:qFormat/>
-    <w:rsid w:val="00DE109E"/>
     <w:pPr>
       <w:spacing w:before="160"/>
       <w:jc w:val="center"/>
@@ -4299,55 +4241,67 @@
       <w:i/>
       <w:iCs/>
       <w:color w:val="404040" w:themeColor="text1" w:themeTint="BF"/>
+      <w14:textFill>
+        <w14:solidFill>
+          <w14:schemeClr w14:val="tx1">
+            <w14:lumMod w14:val="75000"/>
+            <w14:lumOff w14:val="25000"/>
+          </w14:schemeClr>
+        </w14:solidFill>
+      </w14:textFill>
     </w:rPr>
   </w:style>
-  <w:style w:type="character" w:customStyle="1" w:styleId="QuoteChar">
+  <w:style w:type="character" w:customStyle="1" w:styleId="29">
     <w:name w:val="Quote Char"/>
-    <w:basedOn w:val="DefaultParagraphFont"/>
-    <w:link w:val="Quote"/>
+    <w:basedOn w:val="14"/>
+    <w:link w:val="28"/>
     <w:uiPriority w:val="29"/>
-    <w:rsid w:val="00DE109E"/>
     <w:rPr>
       <w:i/>
       <w:iCs/>
       <w:color w:val="404040" w:themeColor="text1" w:themeTint="BF"/>
+      <w14:textFill>
+        <w14:solidFill>
+          <w14:schemeClr w14:val="tx1">
+            <w14:lumMod w14:val="75000"/>
+            <w14:lumOff w14:val="25000"/>
+          </w14:schemeClr>
+        </w14:solidFill>
+      </w14:textFill>
     </w:rPr>
   </w:style>
-  <w:style w:type="paragraph" w:styleId="ListParagraph">
+  <w:style w:type="paragraph" w:styleId="30">
     <w:name w:val="List Paragraph"/>
-    <w:basedOn w:val="Normal"/>
+    <w:basedOn w:val="1"/>
+    <w:qFormat/>
     <w:uiPriority w:val="34"/>
-    <w:qFormat/>
-    <w:rsid w:val="00DE109E"/>
     <w:pPr>
       <w:ind w:left="720"/>
       <w:contextualSpacing/>
     </w:pPr>
   </w:style>
-  <w:style w:type="character" w:styleId="IntenseEmphasis">
+  <w:style w:type="character" w:customStyle="1" w:styleId="31">
     <w:name w:val="Intense Emphasis"/>
-    <w:basedOn w:val="DefaultParagraphFont"/>
+    <w:basedOn w:val="14"/>
+    <w:qFormat/>
     <w:uiPriority w:val="21"/>
-    <w:qFormat/>
-    <w:rsid w:val="00DE109E"/>
     <w:rPr>
       <w:i/>
       <w:iCs/>
-      <w:color w:val="0F4761" w:themeColor="accent1" w:themeShade="BF"/>
+      <w:color w:val="104862" w:themeColor="accent1" w:themeShade="BF"/>
     </w:rPr>
   </w:style>
-  <w:style w:type="paragraph" w:styleId="IntenseQuote">
+  <w:style w:type="paragraph" w:styleId="32">
     <w:name w:val="Intense Quote"/>
-    <w:basedOn w:val="Normal"/>
-    <w:next w:val="Normal"/>
-    <w:link w:val="IntenseQuoteChar"/>
+    <w:basedOn w:val="1"/>
+    <w:next w:val="1"/>
+    <w:link w:val="33"/>
+    <w:qFormat/>
     <w:uiPriority w:val="30"/>
-    <w:qFormat/>
-    <w:rsid w:val="00DE109E"/>
     <w:pPr>
       <w:pBdr>
-        <w:top w:val="single" w:sz="4" w:space="10" w:color="0F4761" w:themeColor="accent1" w:themeShade="BF"/>
-        <w:bottom w:val="single" w:sz="4" w:space="10" w:color="0F4761" w:themeColor="accent1" w:themeShade="BF"/>
+        <w:top w:val="single" w:color="0F4761" w:themeColor="accent1" w:themeShade="BF" w:sz="4" w:space="10"/>
+        <w:bottom w:val="single" w:color="0F4761" w:themeColor="accent1" w:themeShade="BF" w:sz="4" w:space="10"/>
       </w:pBdr>
       <w:spacing w:before="360" w:after="360"/>
       <w:ind w:left="864" w:right="864"/>
@@ -4356,62 +4310,31 @@
     <w:rPr>
       <w:i/>
       <w:iCs/>
-      <w:color w:val="0F4761" w:themeColor="accent1" w:themeShade="BF"/>
+      <w:color w:val="104862" w:themeColor="accent1" w:themeShade="BF"/>
     </w:rPr>
   </w:style>
-  <w:style w:type="character" w:customStyle="1" w:styleId="IntenseQuoteChar">
+  <w:style w:type="character" w:customStyle="1" w:styleId="33">
     <w:name w:val="Intense Quote Char"/>
-    <w:basedOn w:val="DefaultParagraphFont"/>
-    <w:link w:val="IntenseQuote"/>
+    <w:basedOn w:val="14"/>
+    <w:link w:val="32"/>
     <w:uiPriority w:val="30"/>
-    <w:rsid w:val="00DE109E"/>
     <w:rPr>
       <w:i/>
       <w:iCs/>
-      <w:color w:val="0F4761" w:themeColor="accent1" w:themeShade="BF"/>
+      <w:color w:val="104862" w:themeColor="accent1" w:themeShade="BF"/>
     </w:rPr>
   </w:style>
-  <w:style w:type="character" w:styleId="IntenseReference">
+  <w:style w:type="character" w:customStyle="1" w:styleId="34">
     <w:name w:val="Intense Reference"/>
-    <w:basedOn w:val="DefaultParagraphFont"/>
+    <w:basedOn w:val="14"/>
+    <w:qFormat/>
     <w:uiPriority w:val="32"/>
-    <w:qFormat/>
-    <w:rsid w:val="00DE109E"/>
     <w:rPr>
       <w:b/>
       <w:bCs/>
       <w:smallCaps/>
-      <w:color w:val="0F4761" w:themeColor="accent1" w:themeShade="BF"/>
+      <w:color w:val="104862" w:themeColor="accent1" w:themeShade="BF"/>
       <w:spacing w:val="5"/>
-    </w:rPr>
-  </w:style>
-  <w:style w:type="paragraph" w:styleId="NormalWeb">
-    <w:name w:val="Normal (Web)"/>
-    <w:basedOn w:val="Normal"/>
-    <w:uiPriority w:val="99"/>
-    <w:semiHidden/>
-    <w:unhideWhenUsed/>
-    <w:rsid w:val="00DE109E"/>
-    <w:pPr>
-      <w:spacing w:before="100" w:beforeAutospacing="1" w:after="100" w:afterAutospacing="1" w:line="240" w:lineRule="auto"/>
-    </w:pPr>
-    <w:rPr>
-      <w:rFonts w:ascii="Times New Roman" w:eastAsia="Times New Roman" w:hAnsi="Times New Roman" w:cs="Times New Roman"/>
-      <w:kern w:val="0"/>
-      <w14:ligatures w14:val="none"/>
-    </w:rPr>
-  </w:style>
-  <w:style w:type="character" w:styleId="HTMLCode">
-    <w:name w:val="HTML Code"/>
-    <w:basedOn w:val="DefaultParagraphFont"/>
-    <w:uiPriority w:val="99"/>
-    <w:semiHidden/>
-    <w:unhideWhenUsed/>
-    <w:rsid w:val="00DE109E"/>
-    <w:rPr>
-      <w:rFonts w:ascii="Courier New" w:eastAsia="Times New Roman" w:hAnsi="Courier New" w:cs="Courier New"/>
-      <w:sz w:val="20"/>
-      <w:szCs w:val="20"/>
     </w:rPr>
   </w:style>
 </w:styles>
@@ -4460,7 +4383,7 @@
     </a:clrScheme>
     <a:fontScheme name="Office">
       <a:majorFont>
-        <a:latin typeface="Aptos Display" panose="02110004020202020204"/>
+        <a:latin typeface="Aptos Display"/>
         <a:ea typeface=""/>
         <a:cs typeface=""/>
         <a:font script="Jpan" typeface="游ゴシック Light"/>
@@ -4493,26 +4416,9 @@
         <a:font script="Viet" typeface="Times New Roman"/>
         <a:font script="Uigh" typeface="Microsoft Uighur"/>
         <a:font script="Geor" typeface="Sylfaen"/>
-        <a:font script="Armn" typeface="Arial"/>
-        <a:font script="Bugi" typeface="Leelawadee UI"/>
-        <a:font script="Bopo" typeface="Microsoft JhengHei"/>
-        <a:font script="Java" typeface="Javanese Text"/>
-        <a:font script="Lisu" typeface="Segoe UI"/>
-        <a:font script="Mymr" typeface="Myanmar Text"/>
-        <a:font script="Nkoo" typeface="Ebrima"/>
-        <a:font script="Olck" typeface="Nirmala UI"/>
-        <a:font script="Osma" typeface="Ebrima"/>
-        <a:font script="Phag" typeface="Phagspa"/>
-        <a:font script="Syrn" typeface="Estrangelo Edessa"/>
-        <a:font script="Syrj" typeface="Estrangelo Edessa"/>
-        <a:font script="Syre" typeface="Estrangelo Edessa"/>
-        <a:font script="Sora" typeface="Nirmala UI"/>
-        <a:font script="Tale" typeface="Microsoft Tai Le"/>
-        <a:font script="Talu" typeface="Microsoft New Tai Lue"/>
-        <a:font script="Tfng" typeface="Ebrima"/>
       </a:majorFont>
       <a:minorFont>
-        <a:latin typeface="Aptos" panose="02110004020202020204"/>
+        <a:latin typeface="Aptos"/>
         <a:ea typeface=""/>
         <a:cs typeface=""/>
         <a:font script="Jpan" typeface="游ゴシック"/>
@@ -4545,23 +4451,6 @@
         <a:font script="Viet" typeface="Arial"/>
         <a:font script="Uigh" typeface="Microsoft Uighur"/>
         <a:font script="Geor" typeface="Sylfaen"/>
-        <a:font script="Armn" typeface="Arial"/>
-        <a:font script="Bugi" typeface="Leelawadee UI"/>
-        <a:font script="Bopo" typeface="Microsoft JhengHei"/>
-        <a:font script="Java" typeface="Javanese Text"/>
-        <a:font script="Lisu" typeface="Segoe UI"/>
-        <a:font script="Mymr" typeface="Myanmar Text"/>
-        <a:font script="Nkoo" typeface="Ebrima"/>
-        <a:font script="Olck" typeface="Nirmala UI"/>
-        <a:font script="Osma" typeface="Ebrima"/>
-        <a:font script="Phag" typeface="Phagspa"/>
-        <a:font script="Syrn" typeface="Estrangelo Edessa"/>
-        <a:font script="Syrj" typeface="Estrangelo Edessa"/>
-        <a:font script="Syre" typeface="Estrangelo Edessa"/>
-        <a:font script="Sora" typeface="Nirmala UI"/>
-        <a:font script="Tale" typeface="Microsoft Tai Le"/>
-        <a:font script="Talu" typeface="Microsoft New Tai Lue"/>
-        <a:font script="Tfng" typeface="Ebrima"/>
       </a:minorFont>
     </a:fontScheme>
     <a:fmtScheme name="Office">
@@ -4703,11 +4592,21 @@
     </a:fmtScheme>
   </a:themeElements>
   <a:objectDefaults/>
-  <a:extraClrSchemeLst/>
-  <a:extLst>
-    <a:ext uri="{05A4C25C-085E-4340-85A3-A5531E510DB2}">
-      <thm15:themeFamily xmlns:thm15="http://schemas.microsoft.com/office/thememl/2012/main" name="Office Theme" id="{62F939B6-93AF-4DB8-9C6B-D6C7DFDC589F}" vid="{4A3C46E8-61CC-4603-A589-7422A47A8E4A}"/>
-    </a:ext>
-  </a:extLst>
 </a:theme>
+</file>
+
+<file path=customXml/item1.xml><?xml version="1.0" encoding="utf-8"?>
+<s:customData xmlns="http://www.wps.cn/officeDocument/2013/wpsCustomData" xmlns:s="http://www.wps.cn/officeDocument/2013/wpsCustomData">
+  <customSectProps>
+    <customSectPr/>
+  </customSectProps>
+</s:customData>
+</file>
+
+<file path=customXml/itemProps1.xml><?xml version="1.0" encoding="utf-8"?>
+<ds:datastoreItem xmlns:ds="http://schemas.openxmlformats.org/officeDocument/2006/customXml" ds:itemID="{B1977F7D-205B-4081-913C-38D41E755F92}">
+  <ds:schemaRefs>
+    <ds:schemaRef ds:uri="http://www.wps.cn/officeDocument/2013/wpsCustomData"/>
+  </ds:schemaRefs>
+</ds:datastoreItem>
 </file>